--- a/Information Security/3. Note--PMSCS-694-Lecture-3-Crypto Basics.docx
+++ b/Information Security/3. Note--PMSCS-694-Lecture-3-Crypto Basics.docx
@@ -8,50 +8,46 @@
         <w:spacing w:after="0" w:line="240" w:lineRule="auto"/>
         <w:rPr>
           <w:rFonts w:ascii="Segoe UI" w:hAnsi="Segoe UI" w:cs="Segoe UI"/>
-          <w:color w:val="0D0D0D"/>
-          <w:sz w:val="24"/>
-          <w:szCs w:val="24"/>
-          <w:u w:val="single"/>
-        </w:rPr>
-      </w:pPr>
-      <w:proofErr w:type="spellStart"/>
-      <w:r>
-        <w:rPr>
-          <w:rFonts w:ascii="Segoe UI" w:hAnsi="Segoe UI" w:cs="Segoe UI"/>
           <w:b/>
           <w:color w:val="FF0000"/>
           <w:sz w:val="24"/>
           <w:szCs w:val="24"/>
           <w:u w:val="single"/>
         </w:rPr>
-        <w:t>Kerckhoffs</w:t>
-      </w:r>
-      <w:proofErr w:type="spellEnd"/>
-      <w:r>
-        <w:rPr>
-          <w:rFonts w:ascii="Segoe UI" w:hAnsi="Segoe UI" w:cs="Segoe UI"/>
+      </w:pPr>
+      <w:r>
+        <w:rPr>
           <w:b/>
           <w:color w:val="FF0000"/>
           <w:sz w:val="24"/>
           <w:szCs w:val="24"/>
-          <w:u w:val="single"/>
-        </w:rPr>
-        <w:t>’ Principle</w:t>
-      </w:r>
-      <w:r>
-        <w:rPr>
-          <w:rFonts w:ascii="Segoe UI" w:hAnsi="Segoe UI" w:cs="Segoe UI"/>
+        </w:rPr>
+        <w:t xml:space="preserve">What is </w:t>
+      </w:r>
+      <w:proofErr w:type="spellStart"/>
+      <w:r>
+        <w:rPr>
           <w:b/>
           <w:color w:val="FF0000"/>
           <w:sz w:val="24"/>
           <w:szCs w:val="24"/>
-          <w:u w:val="single"/>
-        </w:rPr>
-        <w:t>:</w:t>
-      </w:r>
-      <w:r>
-        <w:rPr>
-          <w:rFonts w:ascii="Segoe UI" w:hAnsi="Segoe UI" w:cs="Segoe UI"/>
+        </w:rPr>
+        <w:t>Kerckhoffs</w:t>
+      </w:r>
+      <w:proofErr w:type="spellEnd"/>
+      <w:r>
+        <w:rPr>
+          <w:b/>
+          <w:color w:val="FF0000"/>
+          <w:sz w:val="24"/>
+          <w:szCs w:val="24"/>
+        </w:rPr>
+        <w:t>’ Principle? Why is it important in cryptographic system design?</w:t>
+      </w:r>
+      <w:r>
+        <w:rPr>
+          <w:rFonts w:ascii="Segoe UI" w:hAnsi="Segoe UI" w:cs="Segoe UI"/>
+          <w:b/>
           <w:color w:val="FF0000"/>
           <w:sz w:val="24"/>
           <w:szCs w:val="24"/>
@@ -67,6 +63,53 @@
         <w:rPr>
           <w:rFonts w:ascii="Segoe UI" w:hAnsi="Segoe UI" w:cs="Segoe UI"/>
           <w:color w:val="0D0D0D"/>
+          <w:sz w:val="24"/>
+          <w:szCs w:val="24"/>
+          <w:u w:val="single"/>
+        </w:rPr>
+      </w:pPr>
+      <w:proofErr w:type="spellStart"/>
+      <w:r>
+        <w:rPr>
+          <w:rFonts w:ascii="Segoe UI" w:hAnsi="Segoe UI" w:cs="Segoe UI"/>
+          <w:b/>
+          <w:color w:val="FF0000"/>
+          <w:sz w:val="24"/>
+          <w:szCs w:val="24"/>
+          <w:u w:val="single"/>
+        </w:rPr>
+        <w:t>Kerckhoffs</w:t>
+      </w:r>
+      <w:proofErr w:type="spellEnd"/>
+      <w:r>
+        <w:rPr>
+          <w:rFonts w:ascii="Segoe UI" w:hAnsi="Segoe UI" w:cs="Segoe UI"/>
+          <w:b/>
+          <w:color w:val="FF0000"/>
+          <w:sz w:val="24"/>
+          <w:szCs w:val="24"/>
+          <w:u w:val="single"/>
+        </w:rPr>
+        <w:t>’ Principle:</w:t>
+      </w:r>
+      <w:r>
+        <w:rPr>
+          <w:rFonts w:ascii="Segoe UI" w:hAnsi="Segoe UI" w:cs="Segoe UI"/>
+          <w:color w:val="FF0000"/>
+          <w:sz w:val="24"/>
+          <w:szCs w:val="24"/>
+          <w:u w:val="single"/>
+        </w:rPr>
+        <w:t xml:space="preserve"> </w:t>
+      </w:r>
+    </w:p>
+    <w:p>
+      <w:pPr>
+        <w:shd w:val="clear" w:color="auto" w:fill="FFFFFF"/>
+        <w:spacing w:after="0" w:line="240" w:lineRule="auto"/>
+        <w:rPr>
+          <w:rFonts w:ascii="Segoe UI" w:hAnsi="Segoe UI" w:cs="Segoe UI"/>
+          <w:color w:val="0D0D0D"/>
         </w:rPr>
       </w:pPr>
       <w:r>
@@ -104,21 +147,7 @@
           <w:rFonts w:ascii="Segoe UI" w:hAnsi="Segoe UI" w:cs="Segoe UI"/>
           <w:color w:val="0D0D0D"/>
         </w:rPr>
-        <w:t>’</w:t>
-      </w:r>
-      <w:r>
-        <w:rPr>
-          <w:rFonts w:ascii="Segoe UI" w:hAnsi="Segoe UI" w:cs="Segoe UI"/>
-          <w:color w:val="0D0D0D"/>
-        </w:rPr>
-        <w:t xml:space="preserve"> </w:t>
-      </w:r>
-      <w:r>
-        <w:rPr>
-          <w:rFonts w:ascii="Segoe UI" w:hAnsi="Segoe UI" w:cs="Segoe UI"/>
-          <w:color w:val="0D0D0D"/>
-        </w:rPr>
-        <w:t>Principle</w:t>
+        <w:t>’ Principle</w:t>
       </w:r>
       <w:r>
         <w:rPr>
@@ -127,10 +156,436 @@
         </w:rPr>
         <w:t>.</w:t>
       </w:r>
-      <w:r>
-        <w:rPr>
-          <w:rFonts w:ascii="Segoe UI" w:hAnsi="Segoe UI" w:cs="Segoe UI"/>
-          <w:color w:val="0D0D0D"/>
+    </w:p>
+    <w:p>
+      <w:pPr>
+        <w:shd w:val="clear" w:color="auto" w:fill="FFFFFF"/>
+        <w:spacing w:after="0" w:line="240" w:lineRule="auto"/>
+        <w:rPr>
+          <w:rFonts w:ascii="Segoe UI" w:hAnsi="Segoe UI" w:cs="Segoe UI"/>
+          <w:b/>
+          <w:color w:val="0D0D0D"/>
+          <w:u w:val="single"/>
+        </w:rPr>
+      </w:pPr>
+      <w:r>
+        <w:rPr>
+          <w:b/>
+          <w:color w:val="FF0000"/>
+          <w:sz w:val="24"/>
+          <w:szCs w:val="24"/>
+          <w:u w:val="single"/>
+        </w:rPr>
+        <w:t>Importance:</w:t>
+      </w:r>
+    </w:p>
+    <w:p>
+      <w:pPr>
+        <w:shd w:val="clear" w:color="auto" w:fill="FFFFFF"/>
+        <w:spacing w:after="0" w:line="240" w:lineRule="auto"/>
+        <w:rPr>
+          <w:rFonts w:ascii="Segoe UI" w:hAnsi="Segoe UI" w:cs="Segoe UI"/>
+          <w:color w:val="0D0D0D"/>
+          <w:shd w:val="clear" w:color="auto" w:fill="FFFFFF"/>
+        </w:rPr>
+      </w:pPr>
+      <w:r>
+        <w:rPr>
+          <w:rFonts w:ascii="Segoe UI" w:hAnsi="Segoe UI" w:cs="Segoe UI"/>
+          <w:color w:val="0D0D0D"/>
+          <w:shd w:val="clear" w:color="auto" w:fill="FFFFFF"/>
+        </w:rPr>
+        <w:t>It is important because a cryptographic system should stay </w:t>
+      </w:r>
+      <w:r>
+        <w:rPr>
+          <w:rStyle w:val="Strong"/>
+          <w:rFonts w:ascii="Segoe UI" w:hAnsi="Segoe UI" w:cs="Segoe UI"/>
+          <w:color w:val="0D0D0D"/>
+          <w:shd w:val="clear" w:color="auto" w:fill="FFFFFF"/>
+        </w:rPr>
+        <w:t>secure even if the algorithm is public</w:t>
+      </w:r>
+      <w:r>
+        <w:rPr>
+          <w:rFonts w:ascii="Segoe UI" w:hAnsi="Segoe UI" w:cs="Segoe UI"/>
+          <w:color w:val="0D0D0D"/>
+          <w:shd w:val="clear" w:color="auto" w:fill="FFFFFF"/>
+        </w:rPr>
+        <w:t>.</w:t>
+      </w:r>
+      <w:r>
+        <w:rPr>
+          <w:rFonts w:ascii="Segoe UI" w:hAnsi="Segoe UI" w:cs="Segoe UI"/>
+          <w:color w:val="0D0D0D"/>
+        </w:rPr>
+        <w:t xml:space="preserve"> </w:t>
+      </w:r>
+      <w:r>
+        <w:rPr>
+          <w:rFonts w:ascii="Segoe UI" w:hAnsi="Segoe UI" w:cs="Segoe UI"/>
+          <w:color w:val="0D0D0D"/>
+          <w:shd w:val="clear" w:color="auto" w:fill="FFFFFF"/>
+        </w:rPr>
+        <w:t>Only the </w:t>
+      </w:r>
+      <w:r>
+        <w:rPr>
+          <w:rStyle w:val="Strong"/>
+          <w:rFonts w:ascii="Segoe UI" w:hAnsi="Segoe UI" w:cs="Segoe UI"/>
+          <w:color w:val="0D0D0D"/>
+          <w:shd w:val="clear" w:color="auto" w:fill="FFFFFF"/>
+        </w:rPr>
+        <w:t>key must be secret</w:t>
+      </w:r>
+      <w:r>
+        <w:rPr>
+          <w:rFonts w:ascii="Segoe UI" w:hAnsi="Segoe UI" w:cs="Segoe UI"/>
+          <w:color w:val="0D0D0D"/>
+          <w:shd w:val="clear" w:color="auto" w:fill="FFFFFF"/>
+        </w:rPr>
+        <w:t>, so the system remains safe, testable, and easy to update.</w:t>
+      </w:r>
+    </w:p>
+    <w:p>
+      <w:pPr>
+        <w:shd w:val="clear" w:color="auto" w:fill="FFFFFF"/>
+        <w:spacing w:after="0" w:line="240" w:lineRule="auto"/>
+        <w:rPr>
+          <w:rFonts w:ascii="Segoe UI" w:hAnsi="Segoe UI" w:cs="Segoe UI"/>
+          <w:color w:val="0D0D0D"/>
+          <w:shd w:val="clear" w:color="auto" w:fill="FFFFFF"/>
+        </w:rPr>
+      </w:pPr>
+    </w:p>
+    <w:p>
+      <w:pPr>
+        <w:shd w:val="clear" w:color="auto" w:fill="FFFFFF"/>
+        <w:spacing w:after="0" w:line="240" w:lineRule="auto"/>
+        <w:rPr>
+          <w:b/>
+          <w:color w:val="FF0000"/>
+          <w:sz w:val="24"/>
+          <w:szCs w:val="24"/>
+        </w:rPr>
+      </w:pPr>
+      <w:r>
+        <w:rPr>
+          <w:b/>
+          <w:color w:val="FF0000"/>
+          <w:sz w:val="24"/>
+          <w:szCs w:val="24"/>
+        </w:rPr>
+        <w:t>Describe the basic process of encryption and decryption in a cryptosystem.</w:t>
+      </w:r>
+    </w:p>
+    <w:p>
+      <w:pPr>
+        <w:pStyle w:val="Heading3"/>
+        <w:shd w:val="clear" w:color="auto" w:fill="FFFFFF"/>
+        <w:spacing w:before="0" w:beforeAutospacing="0" w:after="60" w:afterAutospacing="0"/>
+        <w:rPr>
+          <w:rFonts w:ascii="Segoe UI" w:hAnsi="Segoe UI" w:cs="Segoe UI"/>
+          <w:color w:val="0D0D0D"/>
+        </w:rPr>
+      </w:pPr>
+      <w:r>
+        <w:rPr>
+          <w:rFonts w:ascii="Segoe UI Symbol" w:hAnsi="Segoe UI Symbol" w:cs="Segoe UI Symbol"/>
+          <w:color w:val="0D0D0D"/>
+        </w:rPr>
+        <w:t>🔐</w:t>
+      </w:r>
+      <w:r>
+        <w:rPr>
+          <w:rFonts w:ascii="Segoe UI" w:hAnsi="Segoe UI" w:cs="Segoe UI"/>
+          <w:color w:val="0D0D0D"/>
+        </w:rPr>
+        <w:t xml:space="preserve"> Basic Process of Encryption and Decryption (Exam</w:t>
+      </w:r>
+      <w:r>
+        <w:rPr>
+          <w:rFonts w:ascii="Segoe UI" w:hAnsi="Segoe UI" w:cs="Segoe UI"/>
+          <w:color w:val="0D0D0D"/>
+        </w:rPr>
+        <w:noBreakHyphen/>
+        <w:t>Friendly)</w:t>
+      </w:r>
+      <w:r>
+        <w:rPr>
+          <w:rStyle w:val="Strong"/>
+          <w:rFonts w:ascii="Segoe UI" w:hAnsi="Segoe UI" w:cs="Segoe UI"/>
+          <w:b/>
+          <w:bCs/>
+          <w:color w:val="0D0D0D"/>
+          <w:sz w:val="24"/>
+          <w:szCs w:val="24"/>
+        </w:rPr>
+        <w:br/>
+      </w:r>
+      <w:r>
+        <w:rPr>
+          <w:rStyle w:val="Strong"/>
+          <w:rFonts w:ascii="Segoe UI" w:hAnsi="Segoe UI" w:cs="Segoe UI"/>
+          <w:b/>
+          <w:color w:val="FF0000"/>
+          <w:u w:val="single"/>
+        </w:rPr>
+        <w:t>Encryption:</w:t>
+      </w:r>
+      <w:r>
+        <w:rPr>
+          <w:rFonts w:ascii="Segoe UI" w:hAnsi="Segoe UI" w:cs="Segoe UI"/>
+          <w:color w:val="0D0D0D"/>
+        </w:rPr>
+        <w:br/>
+        <w:t>Plaintext (original message) is converted into </w:t>
+      </w:r>
+      <w:proofErr w:type="spellStart"/>
+      <w:r>
+        <w:rPr>
+          <w:rStyle w:val="Strong"/>
+          <w:rFonts w:ascii="Segoe UI" w:hAnsi="Segoe UI" w:cs="Segoe UI"/>
+          <w:color w:val="0D0D0D"/>
+        </w:rPr>
+        <w:t>ciphertext</w:t>
+      </w:r>
+      <w:proofErr w:type="spellEnd"/>
+      <w:r>
+        <w:rPr>
+          <w:rFonts w:ascii="Segoe UI" w:hAnsi="Segoe UI" w:cs="Segoe UI"/>
+          <w:color w:val="0D0D0D"/>
+        </w:rPr>
+        <w:t> using an </w:t>
+      </w:r>
+      <w:r>
+        <w:rPr>
+          <w:rStyle w:val="Strong"/>
+          <w:rFonts w:ascii="Segoe UI" w:hAnsi="Segoe UI" w:cs="Segoe UI"/>
+          <w:color w:val="0D0D0D"/>
+        </w:rPr>
+        <w:t>encryption algorithm and a key</w:t>
+      </w:r>
+      <w:r>
+        <w:rPr>
+          <w:rFonts w:ascii="Segoe UI" w:hAnsi="Segoe UI" w:cs="Segoe UI"/>
+          <w:color w:val="0D0D0D"/>
+        </w:rPr>
+        <w:t> to keep the data secret.</w:t>
+      </w:r>
+    </w:p>
+    <w:p>
+      <w:pPr>
+        <w:pStyle w:val="NormalWeb"/>
+        <w:numPr>
+          <w:ilvl w:val="0"/>
+          <w:numId w:val="21"/>
+        </w:numPr>
+        <w:shd w:val="clear" w:color="auto" w:fill="FFFFFF"/>
+        <w:spacing w:before="0" w:beforeAutospacing="0" w:after="0" w:afterAutospacing="0"/>
+        <w:ind w:left="0"/>
+        <w:rPr>
+          <w:rFonts w:ascii="Segoe UI" w:hAnsi="Segoe UI" w:cs="Segoe UI"/>
+          <w:color w:val="0D0D0D"/>
+        </w:rPr>
+      </w:pPr>
+      <w:r>
+        <w:rPr>
+          <w:rStyle w:val="Strong"/>
+          <w:rFonts w:ascii="Segoe UI" w:hAnsi="Segoe UI" w:cs="Segoe UI"/>
+          <w:color w:val="FF0000"/>
+          <w:u w:val="single"/>
+        </w:rPr>
+        <w:t>Decryption:</w:t>
+      </w:r>
+      <w:r>
+        <w:rPr>
+          <w:rFonts w:ascii="Segoe UI" w:hAnsi="Segoe UI" w:cs="Segoe UI"/>
+          <w:color w:val="0D0D0D"/>
+        </w:rPr>
+        <w:br/>
+      </w:r>
+      <w:proofErr w:type="spellStart"/>
+      <w:r>
+        <w:rPr>
+          <w:rFonts w:ascii="Segoe UI" w:hAnsi="Segoe UI" w:cs="Segoe UI"/>
+          <w:color w:val="0D0D0D"/>
+        </w:rPr>
+        <w:t>Ciphertext</w:t>
+      </w:r>
+      <w:proofErr w:type="spellEnd"/>
+      <w:r>
+        <w:rPr>
+          <w:rFonts w:ascii="Segoe UI" w:hAnsi="Segoe UI" w:cs="Segoe UI"/>
+          <w:color w:val="0D0D0D"/>
+        </w:rPr>
+        <w:t xml:space="preserve"> is converted back into </w:t>
+      </w:r>
+      <w:r>
+        <w:rPr>
+          <w:rStyle w:val="Strong"/>
+          <w:rFonts w:ascii="Segoe UI" w:hAnsi="Segoe UI" w:cs="Segoe UI"/>
+          <w:color w:val="0D0D0D"/>
+        </w:rPr>
+        <w:t>plaintext</w:t>
+      </w:r>
+      <w:r>
+        <w:rPr>
+          <w:rFonts w:ascii="Segoe UI" w:hAnsi="Segoe UI" w:cs="Segoe UI"/>
+          <w:color w:val="0D0D0D"/>
+        </w:rPr>
+        <w:t> using a </w:t>
+      </w:r>
+      <w:r>
+        <w:rPr>
+          <w:rStyle w:val="Strong"/>
+          <w:rFonts w:ascii="Segoe UI" w:hAnsi="Segoe UI" w:cs="Segoe UI"/>
+          <w:color w:val="0D0D0D"/>
+        </w:rPr>
+        <w:t>decryption algorithm and the correct key</w:t>
+      </w:r>
+      <w:r>
+        <w:rPr>
+          <w:rFonts w:ascii="Segoe UI" w:hAnsi="Segoe UI" w:cs="Segoe UI"/>
+          <w:color w:val="0D0D0D"/>
+        </w:rPr>
+        <w:t>.</w:t>
+      </w:r>
+    </w:p>
+    <w:p>
+      <w:pPr>
+        <w:pStyle w:val="NormalWeb"/>
+        <w:shd w:val="clear" w:color="auto" w:fill="FFFFFF"/>
+        <w:spacing w:before="0" w:after="0"/>
+        <w:rPr>
+          <w:rFonts w:ascii="Segoe UI" w:hAnsi="Segoe UI" w:cs="Segoe UI"/>
+          <w:color w:val="0D0D0D"/>
+        </w:rPr>
+      </w:pPr>
+      <w:r>
+        <w:rPr>
+          <w:rStyle w:val="Strong"/>
+          <w:rFonts w:ascii="Segoe UI" w:hAnsi="Segoe UI" w:cs="Segoe UI"/>
+          <w:color w:val="0D0D0D"/>
+        </w:rPr>
+        <w:t>Flow:</w:t>
+      </w:r>
+      <w:r>
+        <w:rPr>
+          <w:rFonts w:ascii="Segoe UI" w:hAnsi="Segoe UI" w:cs="Segoe UI"/>
+          <w:color w:val="0D0D0D"/>
+        </w:rPr>
+        <w:br/>
+      </w:r>
+      <w:r>
+        <w:rPr>
+          <w:rFonts w:ascii="Segoe UI Symbol" w:hAnsi="Segoe UI Symbol" w:cs="Segoe UI Symbol"/>
+          <w:color w:val="0D0D0D"/>
+        </w:rPr>
+        <w:t>👉</w:t>
+      </w:r>
+      <w:r>
+        <w:rPr>
+          <w:rFonts w:ascii="Segoe UI" w:hAnsi="Segoe UI" w:cs="Segoe UI"/>
+          <w:color w:val="0D0D0D"/>
+        </w:rPr>
+        <w:t xml:space="preserve"> Plaintext → Encryption + Key → </w:t>
+      </w:r>
+      <w:proofErr w:type="spellStart"/>
+      <w:r>
+        <w:rPr>
+          <w:rFonts w:ascii="Segoe UI" w:hAnsi="Segoe UI" w:cs="Segoe UI"/>
+          <w:color w:val="0D0D0D"/>
+        </w:rPr>
+        <w:t>Ciphertext</w:t>
+      </w:r>
+      <w:proofErr w:type="spellEnd"/>
+      <w:r>
+        <w:rPr>
+          <w:rFonts w:ascii="Segoe UI" w:hAnsi="Segoe UI" w:cs="Segoe UI"/>
+          <w:color w:val="0D0D0D"/>
+        </w:rPr>
+        <w:t xml:space="preserve"> → Decryption + Key → Plaintext</w:t>
+      </w:r>
+    </w:p>
+    <w:p>
+      <w:pPr>
+        <w:pStyle w:val="NormalWeb"/>
+        <w:shd w:val="clear" w:color="auto" w:fill="FFFFFF"/>
+        <w:spacing w:before="0" w:after="0"/>
+        <w:rPr>
+          <w:rFonts w:ascii="Segoe UI" w:hAnsi="Segoe UI" w:cs="Segoe UI"/>
+          <w:color w:val="0D0D0D"/>
+        </w:rPr>
+      </w:pPr>
+      <w:r>
+        <w:rPr>
+          <w:rFonts w:ascii="Segoe UI" w:hAnsi="Segoe UI" w:cs="Segoe UI"/>
+          <w:noProof/>
+          <w:color w:val="0D0D0D"/>
+        </w:rPr>
+        <w:drawing>
+          <wp:inline distT="0" distB="0" distL="0" distR="0">
+            <wp:extent cx="5943600" cy="2582265"/>
+            <wp:effectExtent l="0" t="0" r="0" b="8890"/>
+            <wp:docPr id="1" name="Picture 1"/>
+            <wp:cNvGraphicFramePr>
+              <a:graphicFrameLocks xmlns:a="http://schemas.openxmlformats.org/drawingml/2006/main" noChangeAspect="1"/>
+            </wp:cNvGraphicFramePr>
+            <a:graphic xmlns:a="http://schemas.openxmlformats.org/drawingml/2006/main">
+              <a:graphicData uri="http://schemas.openxmlformats.org/drawingml/2006/picture">
+                <pic:pic xmlns:pic="http://schemas.openxmlformats.org/drawingml/2006/picture">
+                  <pic:nvPicPr>
+                    <pic:cNvPr id="1" name="Screenshot_2.png"/>
+                    <pic:cNvPicPr/>
+                  </pic:nvPicPr>
+                  <pic:blipFill>
+                    <a:blip r:embed="rId5">
+                      <a:extLst>
+                        <a:ext uri="{28A0092B-C50C-407E-A947-70E740481C1C}">
+                          <a14:useLocalDpi xmlns:a14="http://schemas.microsoft.com/office/drawing/2010/main" val="0"/>
+                        </a:ext>
+                      </a:extLst>
+                    </a:blip>
+                    <a:stretch>
+                      <a:fillRect/>
+                    </a:stretch>
+                  </pic:blipFill>
+                  <pic:spPr>
+                    <a:xfrm>
+                      <a:off x="0" y="0"/>
+                      <a:ext cx="5957746" cy="2588411"/>
+                    </a:xfrm>
+                    <a:prstGeom prst="rect">
+                      <a:avLst/>
+                    </a:prstGeom>
+                  </pic:spPr>
+                </pic:pic>
+              </a:graphicData>
+            </a:graphic>
+          </wp:inline>
+        </w:drawing>
+      </w:r>
+    </w:p>
+    <w:p>
+      <w:pPr>
+        <w:shd w:val="clear" w:color="auto" w:fill="FFFFFF"/>
+        <w:spacing w:after="0" w:line="240" w:lineRule="auto"/>
+        <w:rPr>
+          <w:rFonts w:ascii="Segoe UI" w:hAnsi="Segoe UI" w:cs="Segoe UI"/>
+          <w:b/>
+          <w:color w:val="0D0D0D"/>
+          <w:sz w:val="24"/>
+          <w:szCs w:val="24"/>
+        </w:rPr>
+      </w:pPr>
+      <w:r>
+        <w:rPr>
+          <w:rFonts w:ascii="Segoe UI" w:hAnsi="Segoe UI" w:cs="Segoe UI"/>
+          <w:b/>
+          <w:color w:val="0D0D0D"/>
+          <w:sz w:val="24"/>
+          <w:szCs w:val="24"/>
         </w:rPr>
         <w:br/>
       </w:r>
@@ -625,6 +1080,7 @@
           <w:rFonts w:ascii="Segoe UI" w:hAnsi="Segoe UI" w:cs="Segoe UI"/>
           <w:color w:val="0D0D0D"/>
         </w:rPr>
+        <w:lastRenderedPageBreak/>
         <w:t>A secure system should depend on </w:t>
       </w:r>
       <w:r>
@@ -1404,6 +1860,2070 @@
           <w:color w:val="0D0D0D"/>
         </w:rPr>
         <w:t>।</w:t>
+      </w:r>
+    </w:p>
+    <w:p>
+      <w:pPr>
+        <w:pStyle w:val="NormalWeb"/>
+        <w:shd w:val="clear" w:color="auto" w:fill="FFFFFF"/>
+        <w:spacing w:before="0" w:after="0"/>
+        <w:rPr>
+          <w:b/>
+          <w:color w:val="FF0000"/>
+        </w:rPr>
+      </w:pPr>
+      <w:r>
+        <w:rPr>
+          <w:b/>
+          <w:color w:val="FF0000"/>
+        </w:rPr>
+        <w:t>What is a Caesar cipher? Describe its encryption and decryption processes.</w:t>
+      </w:r>
+      <w:r>
+        <w:rPr>
+          <w:b/>
+          <w:color w:val="FF0000"/>
+        </w:rPr>
+        <w:br/>
+        <w:t>OR</w:t>
+      </w:r>
+      <w:r>
+        <w:rPr>
+          <w:b/>
+          <w:color w:val="FF0000"/>
+        </w:rPr>
+        <w:br/>
+      </w:r>
+      <w:r>
+        <w:rPr>
+          <w:b/>
+          <w:color w:val="FF0000"/>
+        </w:rPr>
+        <w:t xml:space="preserve">A plaintext message "HELLO" is encrypted using a Caesar cipher with a shift of 3. Write the </w:t>
+      </w:r>
+      <w:proofErr w:type="spellStart"/>
+      <w:r>
+        <w:rPr>
+          <w:b/>
+          <w:color w:val="FF0000"/>
+        </w:rPr>
+        <w:t>ciphertext</w:t>
+      </w:r>
+      <w:proofErr w:type="spellEnd"/>
+      <w:r>
+        <w:rPr>
+          <w:b/>
+          <w:color w:val="FF0000"/>
+        </w:rPr>
+        <w:t>.</w:t>
+      </w:r>
+    </w:p>
+    <w:p>
+      <w:pPr>
+        <w:shd w:val="clear" w:color="auto" w:fill="FFFFFF"/>
+        <w:spacing w:beforeAutospacing="1" w:after="0" w:afterAutospacing="1" w:line="240" w:lineRule="auto"/>
+        <w:rPr>
+          <w:rFonts w:ascii="Segoe UI" w:eastAsia="Times New Roman" w:hAnsi="Segoe UI" w:cs="Segoe UI"/>
+          <w:color w:val="0D0D0D"/>
+          <w:sz w:val="24"/>
+          <w:szCs w:val="24"/>
+        </w:rPr>
+      </w:pPr>
+      <w:r>
+        <w:rPr>
+          <w:rFonts w:ascii="Segoe UI" w:eastAsia="Times New Roman" w:hAnsi="Segoe UI" w:cs="Segoe UI"/>
+          <w:color w:val="0D0D0D"/>
+          <w:sz w:val="24"/>
+          <w:szCs w:val="24"/>
+        </w:rPr>
+        <w:t>A </w:t>
+      </w:r>
+      <w:r>
+        <w:rPr>
+          <w:rFonts w:ascii="Segoe UI" w:eastAsia="Times New Roman" w:hAnsi="Segoe UI" w:cs="Segoe UI"/>
+          <w:b/>
+          <w:bCs/>
+          <w:color w:val="0D0D0D"/>
+          <w:sz w:val="24"/>
+          <w:szCs w:val="24"/>
+        </w:rPr>
+        <w:t>Caesar cipher</w:t>
+      </w:r>
+      <w:r>
+        <w:rPr>
+          <w:rFonts w:ascii="Segoe UI" w:eastAsia="Times New Roman" w:hAnsi="Segoe UI" w:cs="Segoe UI"/>
+          <w:color w:val="0D0D0D"/>
+          <w:sz w:val="24"/>
+          <w:szCs w:val="24"/>
+        </w:rPr>
+        <w:t> is a </w:t>
+      </w:r>
+      <w:r>
+        <w:rPr>
+          <w:rFonts w:ascii="Segoe UI" w:eastAsia="Times New Roman" w:hAnsi="Segoe UI" w:cs="Segoe UI"/>
+          <w:b/>
+          <w:bCs/>
+          <w:color w:val="0D0D0D"/>
+          <w:sz w:val="24"/>
+          <w:szCs w:val="24"/>
+        </w:rPr>
+        <w:t>simple substitution cipher</w:t>
+      </w:r>
+      <w:r>
+        <w:rPr>
+          <w:rFonts w:ascii="Segoe UI" w:eastAsia="Times New Roman" w:hAnsi="Segoe UI" w:cs="Segoe UI"/>
+          <w:color w:val="0D0D0D"/>
+          <w:sz w:val="24"/>
+          <w:szCs w:val="24"/>
+        </w:rPr>
+        <w:t> where each letter of the plaintext is shifted by a fixed number of positions in the alphabet.</w:t>
+      </w:r>
+    </w:p>
+    <w:p>
+      <w:pPr>
+        <w:shd w:val="clear" w:color="auto" w:fill="FFFFFF"/>
+        <w:spacing w:after="60" w:line="240" w:lineRule="auto"/>
+        <w:outlineLvl w:val="2"/>
+        <w:rPr>
+          <w:rFonts w:ascii="Segoe UI" w:eastAsia="Times New Roman" w:hAnsi="Segoe UI" w:cs="Segoe UI"/>
+          <w:b/>
+          <w:bCs/>
+          <w:color w:val="0D0D0D"/>
+          <w:sz w:val="27"/>
+          <w:szCs w:val="27"/>
+        </w:rPr>
+      </w:pPr>
+      <w:r>
+        <w:rPr>
+          <w:rFonts w:ascii="Segoe UI Symbol" w:eastAsia="Times New Roman" w:hAnsi="Segoe UI Symbol" w:cs="Segoe UI Symbol"/>
+          <w:b/>
+          <w:bCs/>
+          <w:color w:val="0D0D0D"/>
+          <w:sz w:val="27"/>
+          <w:szCs w:val="27"/>
+        </w:rPr>
+        <w:t>🔹</w:t>
+      </w:r>
+      <w:r>
+        <w:rPr>
+          <w:rFonts w:ascii="Segoe UI" w:eastAsia="Times New Roman" w:hAnsi="Segoe UI" w:cs="Segoe UI"/>
+          <w:b/>
+          <w:bCs/>
+          <w:color w:val="0D0D0D"/>
+          <w:sz w:val="27"/>
+          <w:szCs w:val="27"/>
+        </w:rPr>
+        <w:t xml:space="preserve"> Encryption Process:</w:t>
+      </w:r>
+    </w:p>
+    <w:p>
+      <w:pPr>
+        <w:numPr>
+          <w:ilvl w:val="0"/>
+          <w:numId w:val="22"/>
+        </w:numPr>
+        <w:shd w:val="clear" w:color="auto" w:fill="FFFFFF"/>
+        <w:spacing w:after="0" w:line="240" w:lineRule="auto"/>
+        <w:ind w:left="0"/>
+        <w:rPr>
+          <w:rFonts w:ascii="Segoe UI" w:eastAsia="Times New Roman" w:hAnsi="Segoe UI" w:cs="Segoe UI"/>
+          <w:color w:val="0D0D0D"/>
+          <w:sz w:val="24"/>
+          <w:szCs w:val="24"/>
+        </w:rPr>
+      </w:pPr>
+      <w:r>
+        <w:rPr>
+          <w:rFonts w:ascii="Segoe UI" w:eastAsia="Times New Roman" w:hAnsi="Segoe UI" w:cs="Segoe UI"/>
+          <w:color w:val="0D0D0D"/>
+          <w:sz w:val="24"/>
+          <w:szCs w:val="24"/>
+        </w:rPr>
+        <w:t>Choose a </w:t>
+      </w:r>
+      <w:r>
+        <w:rPr>
+          <w:rFonts w:ascii="Segoe UI" w:eastAsia="Times New Roman" w:hAnsi="Segoe UI" w:cs="Segoe UI"/>
+          <w:b/>
+          <w:bCs/>
+          <w:color w:val="0D0D0D"/>
+          <w:sz w:val="24"/>
+          <w:szCs w:val="24"/>
+        </w:rPr>
+        <w:t>key (shift value)</w:t>
+      </w:r>
+      <w:r>
+        <w:rPr>
+          <w:rFonts w:ascii="Segoe UI" w:eastAsia="Times New Roman" w:hAnsi="Segoe UI" w:cs="Segoe UI"/>
+          <w:color w:val="0D0D0D"/>
+          <w:sz w:val="24"/>
+          <w:szCs w:val="24"/>
+        </w:rPr>
+        <w:t>, say </w:t>
+      </w:r>
+      <w:r>
+        <w:rPr>
+          <w:rFonts w:ascii="Segoe UI" w:eastAsia="Times New Roman" w:hAnsi="Segoe UI" w:cs="Segoe UI"/>
+          <w:b/>
+          <w:bCs/>
+          <w:color w:val="0D0D0D"/>
+          <w:sz w:val="24"/>
+          <w:szCs w:val="24"/>
+        </w:rPr>
+        <w:t>n = 3</w:t>
+      </w:r>
+    </w:p>
+    <w:p>
+      <w:pPr>
+        <w:numPr>
+          <w:ilvl w:val="0"/>
+          <w:numId w:val="22"/>
+        </w:numPr>
+        <w:shd w:val="clear" w:color="auto" w:fill="FFFFFF"/>
+        <w:spacing w:after="0" w:line="240" w:lineRule="auto"/>
+        <w:ind w:left="0"/>
+        <w:rPr>
+          <w:rFonts w:ascii="Segoe UI" w:eastAsia="Times New Roman" w:hAnsi="Segoe UI" w:cs="Segoe UI"/>
+          <w:color w:val="0D0D0D"/>
+          <w:sz w:val="24"/>
+          <w:szCs w:val="24"/>
+        </w:rPr>
+      </w:pPr>
+      <w:r>
+        <w:rPr>
+          <w:rFonts w:ascii="Segoe UI" w:eastAsia="Times New Roman" w:hAnsi="Segoe UI" w:cs="Segoe UI"/>
+          <w:color w:val="0D0D0D"/>
+          <w:sz w:val="24"/>
+          <w:szCs w:val="24"/>
+        </w:rPr>
+        <w:t>Shift each letter </w:t>
+      </w:r>
+      <w:r>
+        <w:rPr>
+          <w:rFonts w:ascii="Segoe UI" w:eastAsia="Times New Roman" w:hAnsi="Segoe UI" w:cs="Segoe UI"/>
+          <w:b/>
+          <w:bCs/>
+          <w:color w:val="0D0D0D"/>
+          <w:sz w:val="24"/>
+          <w:szCs w:val="24"/>
+        </w:rPr>
+        <w:t>forward</w:t>
+      </w:r>
+      <w:r>
+        <w:rPr>
+          <w:rFonts w:ascii="Segoe UI" w:eastAsia="Times New Roman" w:hAnsi="Segoe UI" w:cs="Segoe UI"/>
+          <w:color w:val="0D0D0D"/>
+          <w:sz w:val="24"/>
+          <w:szCs w:val="24"/>
+        </w:rPr>
+        <w:t> by 3 positions</w:t>
+      </w:r>
+    </w:p>
+    <w:p>
+      <w:pPr>
+        <w:shd w:val="clear" w:color="auto" w:fill="FFFFFF"/>
+        <w:spacing w:beforeAutospacing="1" w:after="0" w:afterAutospacing="1" w:line="240" w:lineRule="auto"/>
+        <w:rPr>
+          <w:rFonts w:ascii="Segoe UI" w:eastAsia="Times New Roman" w:hAnsi="Segoe UI" w:cs="Segoe UI"/>
+          <w:color w:val="0D0D0D"/>
+          <w:sz w:val="24"/>
+          <w:szCs w:val="24"/>
+        </w:rPr>
+      </w:pPr>
+      <w:r>
+        <w:rPr>
+          <w:rFonts w:ascii="Segoe UI" w:eastAsia="Times New Roman" w:hAnsi="Segoe UI" w:cs="Segoe UI"/>
+          <w:b/>
+          <w:bCs/>
+          <w:color w:val="0D0D0D"/>
+          <w:sz w:val="24"/>
+          <w:szCs w:val="24"/>
+        </w:rPr>
+        <w:t>Example:</w:t>
+      </w:r>
+      <w:r>
+        <w:rPr>
+          <w:rFonts w:ascii="Segoe UI" w:eastAsia="Times New Roman" w:hAnsi="Segoe UI" w:cs="Segoe UI"/>
+          <w:color w:val="0D0D0D"/>
+          <w:sz w:val="24"/>
+          <w:szCs w:val="24"/>
+        </w:rPr>
+        <w:br/>
+        <w:t>A → D, B → E, C → F</w:t>
+      </w:r>
+      <w:r>
+        <w:rPr>
+          <w:rFonts w:ascii="Segoe UI" w:eastAsia="Times New Roman" w:hAnsi="Segoe UI" w:cs="Segoe UI"/>
+          <w:color w:val="0D0D0D"/>
+          <w:sz w:val="24"/>
+          <w:szCs w:val="24"/>
+        </w:rPr>
+        <w:br/>
+        <w:t>Plaintext: </w:t>
+      </w:r>
+      <w:r>
+        <w:rPr>
+          <w:rFonts w:ascii="Segoe UI" w:eastAsia="Times New Roman" w:hAnsi="Segoe UI" w:cs="Segoe UI"/>
+          <w:b/>
+          <w:bCs/>
+          <w:color w:val="0D0D0D"/>
+          <w:sz w:val="24"/>
+          <w:szCs w:val="24"/>
+        </w:rPr>
+        <w:t>HELLO</w:t>
+      </w:r>
+      <w:r>
+        <w:rPr>
+          <w:rFonts w:ascii="Segoe UI" w:eastAsia="Times New Roman" w:hAnsi="Segoe UI" w:cs="Segoe UI"/>
+          <w:color w:val="0D0D0D"/>
+          <w:sz w:val="24"/>
+          <w:szCs w:val="24"/>
+        </w:rPr>
+        <w:br/>
+      </w:r>
+      <w:proofErr w:type="spellStart"/>
+      <w:r>
+        <w:rPr>
+          <w:rFonts w:ascii="Segoe UI" w:eastAsia="Times New Roman" w:hAnsi="Segoe UI" w:cs="Segoe UI"/>
+          <w:color w:val="0D0D0D"/>
+          <w:sz w:val="24"/>
+          <w:szCs w:val="24"/>
+        </w:rPr>
+        <w:t>Ciphertext</w:t>
+      </w:r>
+      <w:proofErr w:type="spellEnd"/>
+      <w:r>
+        <w:rPr>
+          <w:rFonts w:ascii="Segoe UI" w:eastAsia="Times New Roman" w:hAnsi="Segoe UI" w:cs="Segoe UI"/>
+          <w:color w:val="0D0D0D"/>
+          <w:sz w:val="24"/>
+          <w:szCs w:val="24"/>
+        </w:rPr>
+        <w:t>: </w:t>
+      </w:r>
+      <w:r>
+        <w:rPr>
+          <w:rFonts w:ascii="Segoe UI" w:eastAsia="Times New Roman" w:hAnsi="Segoe UI" w:cs="Segoe UI"/>
+          <w:b/>
+          <w:bCs/>
+          <w:color w:val="0D0D0D"/>
+          <w:sz w:val="24"/>
+          <w:szCs w:val="24"/>
+        </w:rPr>
+        <w:t>KHOOR</w:t>
+      </w:r>
+    </w:p>
+    <w:p>
+      <w:pPr>
+        <w:shd w:val="clear" w:color="auto" w:fill="FFFFFF"/>
+        <w:spacing w:after="60" w:line="240" w:lineRule="auto"/>
+        <w:outlineLvl w:val="2"/>
+        <w:rPr>
+          <w:rFonts w:ascii="Segoe UI" w:eastAsia="Times New Roman" w:hAnsi="Segoe UI" w:cs="Segoe UI"/>
+          <w:b/>
+          <w:bCs/>
+          <w:color w:val="0D0D0D"/>
+          <w:sz w:val="27"/>
+          <w:szCs w:val="27"/>
+        </w:rPr>
+      </w:pPr>
+      <w:r>
+        <w:rPr>
+          <w:rFonts w:ascii="Segoe UI Symbol" w:eastAsia="Times New Roman" w:hAnsi="Segoe UI Symbol" w:cs="Segoe UI Symbol"/>
+          <w:b/>
+          <w:bCs/>
+          <w:color w:val="0D0D0D"/>
+          <w:sz w:val="27"/>
+          <w:szCs w:val="27"/>
+        </w:rPr>
+        <w:t>🔹</w:t>
+      </w:r>
+      <w:r>
+        <w:rPr>
+          <w:rFonts w:ascii="Segoe UI" w:eastAsia="Times New Roman" w:hAnsi="Segoe UI" w:cs="Segoe UI"/>
+          <w:b/>
+          <w:bCs/>
+          <w:color w:val="0D0D0D"/>
+          <w:sz w:val="27"/>
+          <w:szCs w:val="27"/>
+        </w:rPr>
+        <w:t xml:space="preserve"> Decryption Process:</w:t>
+      </w:r>
+    </w:p>
+    <w:p>
+      <w:pPr>
+        <w:numPr>
+          <w:ilvl w:val="0"/>
+          <w:numId w:val="23"/>
+        </w:numPr>
+        <w:shd w:val="clear" w:color="auto" w:fill="FFFFFF"/>
+        <w:spacing w:after="0" w:line="240" w:lineRule="auto"/>
+        <w:ind w:left="0"/>
+        <w:rPr>
+          <w:rFonts w:ascii="Segoe UI" w:eastAsia="Times New Roman" w:hAnsi="Segoe UI" w:cs="Segoe UI"/>
+          <w:color w:val="0D0D0D"/>
+          <w:sz w:val="24"/>
+          <w:szCs w:val="24"/>
+        </w:rPr>
+      </w:pPr>
+      <w:r>
+        <w:rPr>
+          <w:rFonts w:ascii="Segoe UI" w:eastAsia="Times New Roman" w:hAnsi="Segoe UI" w:cs="Segoe UI"/>
+          <w:color w:val="0D0D0D"/>
+          <w:sz w:val="24"/>
+          <w:szCs w:val="24"/>
+        </w:rPr>
+        <w:t>Use the </w:t>
+      </w:r>
+      <w:r>
+        <w:rPr>
+          <w:rFonts w:ascii="Segoe UI" w:eastAsia="Times New Roman" w:hAnsi="Segoe UI" w:cs="Segoe UI"/>
+          <w:b/>
+          <w:bCs/>
+          <w:color w:val="0D0D0D"/>
+          <w:sz w:val="24"/>
+          <w:szCs w:val="24"/>
+        </w:rPr>
+        <w:t>same key (n)</w:t>
+      </w:r>
+    </w:p>
+    <w:p>
+      <w:pPr>
+        <w:numPr>
+          <w:ilvl w:val="0"/>
+          <w:numId w:val="23"/>
+        </w:numPr>
+        <w:shd w:val="clear" w:color="auto" w:fill="FFFFFF"/>
+        <w:spacing w:after="0" w:line="240" w:lineRule="auto"/>
+        <w:ind w:left="0"/>
+        <w:rPr>
+          <w:rFonts w:ascii="Segoe UI" w:eastAsia="Times New Roman" w:hAnsi="Segoe UI" w:cs="Segoe UI"/>
+          <w:color w:val="0D0D0D"/>
+          <w:sz w:val="24"/>
+          <w:szCs w:val="24"/>
+        </w:rPr>
+      </w:pPr>
+      <w:r>
+        <w:rPr>
+          <w:rFonts w:ascii="Segoe UI" w:eastAsia="Times New Roman" w:hAnsi="Segoe UI" w:cs="Segoe UI"/>
+          <w:color w:val="0D0D0D"/>
+          <w:sz w:val="24"/>
+          <w:szCs w:val="24"/>
+        </w:rPr>
+        <w:t>Shift each letter </w:t>
+      </w:r>
+      <w:r>
+        <w:rPr>
+          <w:rFonts w:ascii="Segoe UI" w:eastAsia="Times New Roman" w:hAnsi="Segoe UI" w:cs="Segoe UI"/>
+          <w:b/>
+          <w:bCs/>
+          <w:color w:val="0D0D0D"/>
+          <w:sz w:val="24"/>
+          <w:szCs w:val="24"/>
+        </w:rPr>
+        <w:t>backward</w:t>
+      </w:r>
+      <w:r>
+        <w:rPr>
+          <w:rFonts w:ascii="Segoe UI" w:eastAsia="Times New Roman" w:hAnsi="Segoe UI" w:cs="Segoe UI"/>
+          <w:color w:val="0D0D0D"/>
+          <w:sz w:val="24"/>
+          <w:szCs w:val="24"/>
+        </w:rPr>
+        <w:t> by n positions</w:t>
+      </w:r>
+    </w:p>
+    <w:p>
+      <w:pPr>
+        <w:shd w:val="clear" w:color="auto" w:fill="FFFFFF"/>
+        <w:spacing w:beforeAutospacing="1" w:after="0" w:afterAutospacing="1" w:line="240" w:lineRule="auto"/>
+        <w:rPr>
+          <w:rFonts w:ascii="Segoe UI" w:eastAsia="Times New Roman" w:hAnsi="Segoe UI" w:cs="Segoe UI"/>
+          <w:color w:val="0D0D0D"/>
+          <w:sz w:val="24"/>
+          <w:szCs w:val="24"/>
+        </w:rPr>
+      </w:pPr>
+      <w:r>
+        <w:rPr>
+          <w:rFonts w:ascii="Segoe UI" w:eastAsia="Times New Roman" w:hAnsi="Segoe UI" w:cs="Segoe UI"/>
+          <w:b/>
+          <w:bCs/>
+          <w:color w:val="0D0D0D"/>
+          <w:sz w:val="24"/>
+          <w:szCs w:val="24"/>
+        </w:rPr>
+        <w:t>Example:</w:t>
+      </w:r>
+      <w:r>
+        <w:rPr>
+          <w:rFonts w:ascii="Segoe UI" w:eastAsia="Times New Roman" w:hAnsi="Segoe UI" w:cs="Segoe UI"/>
+          <w:color w:val="0D0D0D"/>
+          <w:sz w:val="24"/>
+          <w:szCs w:val="24"/>
+        </w:rPr>
+        <w:br/>
+        <w:t>K → H, H → E, O → L, O → L, R → O</w:t>
+      </w:r>
+      <w:r>
+        <w:rPr>
+          <w:rFonts w:ascii="Segoe UI" w:eastAsia="Times New Roman" w:hAnsi="Segoe UI" w:cs="Segoe UI"/>
+          <w:color w:val="0D0D0D"/>
+          <w:sz w:val="24"/>
+          <w:szCs w:val="24"/>
+        </w:rPr>
+        <w:br/>
+      </w:r>
+      <w:proofErr w:type="spellStart"/>
+      <w:r>
+        <w:rPr>
+          <w:rFonts w:ascii="Segoe UI" w:eastAsia="Times New Roman" w:hAnsi="Segoe UI" w:cs="Segoe UI"/>
+          <w:color w:val="0D0D0D"/>
+          <w:sz w:val="24"/>
+          <w:szCs w:val="24"/>
+        </w:rPr>
+        <w:t>Ciphertext</w:t>
+      </w:r>
+      <w:proofErr w:type="spellEnd"/>
+      <w:r>
+        <w:rPr>
+          <w:rFonts w:ascii="Segoe UI" w:eastAsia="Times New Roman" w:hAnsi="Segoe UI" w:cs="Segoe UI"/>
+          <w:color w:val="0D0D0D"/>
+          <w:sz w:val="24"/>
+          <w:szCs w:val="24"/>
+        </w:rPr>
+        <w:t>: </w:t>
+      </w:r>
+      <w:r>
+        <w:rPr>
+          <w:rFonts w:ascii="Segoe UI" w:eastAsia="Times New Roman" w:hAnsi="Segoe UI" w:cs="Segoe UI"/>
+          <w:b/>
+          <w:bCs/>
+          <w:color w:val="0D0D0D"/>
+          <w:sz w:val="24"/>
+          <w:szCs w:val="24"/>
+        </w:rPr>
+        <w:t>KHOOR</w:t>
+      </w:r>
+      <w:r>
+        <w:rPr>
+          <w:rFonts w:ascii="Segoe UI" w:eastAsia="Times New Roman" w:hAnsi="Segoe UI" w:cs="Segoe UI"/>
+          <w:color w:val="0D0D0D"/>
+          <w:sz w:val="24"/>
+          <w:szCs w:val="24"/>
+        </w:rPr>
+        <w:br/>
+        <w:t>Plaintext: </w:t>
+      </w:r>
+      <w:r>
+        <w:rPr>
+          <w:rFonts w:ascii="Segoe UI" w:eastAsia="Times New Roman" w:hAnsi="Segoe UI" w:cs="Segoe UI"/>
+          <w:b/>
+          <w:bCs/>
+          <w:color w:val="0D0D0D"/>
+          <w:sz w:val="24"/>
+          <w:szCs w:val="24"/>
+        </w:rPr>
+        <w:t>HELLO</w:t>
+      </w:r>
+    </w:p>
+    <w:p>
+      <w:pPr>
+        <w:shd w:val="clear" w:color="auto" w:fill="FFFFFF"/>
+        <w:spacing w:after="60" w:line="240" w:lineRule="auto"/>
+        <w:outlineLvl w:val="2"/>
+        <w:rPr>
+          <w:rFonts w:ascii="Segoe UI" w:eastAsia="Times New Roman" w:hAnsi="Segoe UI" w:cs="Segoe UI"/>
+          <w:color w:val="0D0D0D"/>
+          <w:sz w:val="24"/>
+          <w:szCs w:val="24"/>
+        </w:rPr>
+      </w:pPr>
+      <w:r>
+        <w:rPr>
+          <w:rFonts w:ascii="Segoe UI Symbol" w:eastAsia="Times New Roman" w:hAnsi="Segoe UI Symbol" w:cs="Segoe UI Symbol"/>
+          <w:b/>
+          <w:bCs/>
+          <w:color w:val="0D0D0D"/>
+          <w:sz w:val="27"/>
+          <w:szCs w:val="27"/>
+        </w:rPr>
+        <w:t>✍️</w:t>
+      </w:r>
+      <w:r>
+        <w:rPr>
+          <w:rFonts w:ascii="Segoe UI" w:eastAsia="Times New Roman" w:hAnsi="Segoe UI" w:cs="Segoe UI"/>
+          <w:b/>
+          <w:bCs/>
+          <w:color w:val="0D0D0D"/>
+          <w:sz w:val="27"/>
+          <w:szCs w:val="27"/>
+        </w:rPr>
+        <w:t xml:space="preserve"> One</w:t>
+      </w:r>
+      <w:r>
+        <w:rPr>
+          <w:rFonts w:ascii="Segoe UI" w:eastAsia="Times New Roman" w:hAnsi="Segoe UI" w:cs="Segoe UI"/>
+          <w:b/>
+          <w:bCs/>
+          <w:color w:val="0D0D0D"/>
+          <w:sz w:val="27"/>
+          <w:szCs w:val="27"/>
+        </w:rPr>
+        <w:noBreakHyphen/>
+        <w:t>line Exam Answer:</w:t>
+      </w:r>
+      <w:r>
+        <w:rPr>
+          <w:rFonts w:ascii="Segoe UI" w:eastAsia="Times New Roman" w:hAnsi="Segoe UI" w:cs="Segoe UI"/>
+          <w:b/>
+          <w:bCs/>
+          <w:color w:val="0D0D0D"/>
+          <w:sz w:val="27"/>
+          <w:szCs w:val="27"/>
+        </w:rPr>
+        <w:br/>
+      </w:r>
+      <w:r>
+        <w:rPr>
+          <w:rFonts w:ascii="Segoe UI Symbol" w:eastAsia="Times New Roman" w:hAnsi="Segoe UI Symbol" w:cs="Segoe UI Symbol"/>
+          <w:color w:val="0D0D0D"/>
+          <w:sz w:val="24"/>
+          <w:szCs w:val="24"/>
+        </w:rPr>
+        <w:t>👉</w:t>
+      </w:r>
+      <w:r>
+        <w:rPr>
+          <w:rFonts w:ascii="Segoe UI" w:eastAsia="Times New Roman" w:hAnsi="Segoe UI" w:cs="Segoe UI"/>
+          <w:color w:val="0D0D0D"/>
+          <w:sz w:val="24"/>
+          <w:szCs w:val="24"/>
+        </w:rPr>
+        <w:t xml:space="preserve"> A Caesar cipher encrypts data by shifting letters by a fixed number, and decrypts it by reversing the shift.</w:t>
+      </w:r>
+    </w:p>
+    <w:p>
+      <w:pPr>
+        <w:shd w:val="clear" w:color="auto" w:fill="FFFFFF"/>
+        <w:spacing w:after="60" w:line="240" w:lineRule="auto"/>
+        <w:outlineLvl w:val="2"/>
+        <w:rPr>
+          <w:b/>
+          <w:color w:val="FF0000"/>
+        </w:rPr>
+      </w:pPr>
+      <w:r>
+        <w:rPr>
+          <w:b/>
+          <w:color w:val="FF0000"/>
+        </w:rPr>
+        <w:lastRenderedPageBreak/>
+        <w:t xml:space="preserve">A Caesar cipher with a shift of n=4 produces the </w:t>
+      </w:r>
+      <w:proofErr w:type="spellStart"/>
+      <w:r>
+        <w:rPr>
+          <w:b/>
+          <w:color w:val="FF0000"/>
+        </w:rPr>
+        <w:t>ciphertext</w:t>
+      </w:r>
+      <w:proofErr w:type="spellEnd"/>
+      <w:r>
+        <w:rPr>
+          <w:b/>
+          <w:color w:val="FF0000"/>
+        </w:rPr>
+        <w:t xml:space="preserve"> "CSYEVIXIVQMREXIH". Decrypt this </w:t>
+      </w:r>
+      <w:proofErr w:type="spellStart"/>
+      <w:r>
+        <w:rPr>
+          <w:b/>
+          <w:color w:val="FF0000"/>
+        </w:rPr>
+        <w:t>ciphertext</w:t>
+      </w:r>
+      <w:proofErr w:type="spellEnd"/>
+      <w:r>
+        <w:rPr>
+          <w:b/>
+          <w:color w:val="FF0000"/>
+        </w:rPr>
+        <w:t xml:space="preserve"> to recover the plaintext</w:t>
+      </w:r>
+    </w:p>
+    <w:p>
+      <w:pPr>
+        <w:shd w:val="clear" w:color="auto" w:fill="FFFFFF"/>
+        <w:spacing w:after="60" w:line="240" w:lineRule="auto"/>
+        <w:outlineLvl w:val="2"/>
+        <w:rPr>
+          <w:b/>
+        </w:rPr>
+      </w:pPr>
+      <w:proofErr w:type="spellStart"/>
+      <w:r>
+        <w:rPr>
+          <w:b/>
+          <w:color w:val="FF0000"/>
+        </w:rPr>
+        <w:t>Ans</w:t>
+      </w:r>
+      <w:proofErr w:type="spellEnd"/>
+      <w:r>
+        <w:rPr>
+          <w:b/>
+          <w:color w:val="FF0000"/>
+        </w:rPr>
+        <w:t xml:space="preserve">: </w:t>
+      </w:r>
+      <w:r>
+        <w:rPr>
+          <w:b/>
+        </w:rPr>
+        <w:t xml:space="preserve">Kore </w:t>
+      </w:r>
+      <w:proofErr w:type="spellStart"/>
+      <w:r>
+        <w:rPr>
+          <w:b/>
+        </w:rPr>
+        <w:t>nao</w:t>
+      </w:r>
+      <w:proofErr w:type="spellEnd"/>
+      <w:r>
+        <w:rPr>
+          <w:b/>
+        </w:rPr>
+        <w:t>.</w:t>
+      </w:r>
+    </w:p>
+    <w:p>
+      <w:pPr>
+        <w:shd w:val="clear" w:color="auto" w:fill="FFFFFF"/>
+        <w:spacing w:after="60" w:line="240" w:lineRule="auto"/>
+        <w:outlineLvl w:val="2"/>
+        <w:rPr>
+          <w:rFonts w:ascii="Segoe UI" w:hAnsi="Segoe UI" w:cs="Segoe UI"/>
+          <w:color w:val="FF0000"/>
+        </w:rPr>
+      </w:pPr>
+      <w:r>
+        <w:rPr>
+          <w:rFonts w:ascii="Segoe UI" w:hAnsi="Segoe UI" w:cs="Segoe UI"/>
+          <w:b/>
+          <w:color w:val="FF0000"/>
+        </w:rPr>
+        <w:t>What is the total number of possible keys in a Caesar cipher? Show the calculation</w:t>
+      </w:r>
+    </w:p>
+    <w:p>
+      <w:pPr>
+        <w:pStyle w:val="NormalWeb"/>
+        <w:shd w:val="clear" w:color="auto" w:fill="FFFFFF"/>
+        <w:spacing w:before="0" w:after="0"/>
+        <w:rPr>
+          <w:rFonts w:ascii="Segoe UI" w:hAnsi="Segoe UI" w:cs="Segoe UI"/>
+          <w:color w:val="0D0D0D"/>
+        </w:rPr>
+      </w:pPr>
+      <w:r>
+        <w:rPr>
+          <w:rStyle w:val="Strong"/>
+          <w:rFonts w:ascii="Segoe UI" w:hAnsi="Segoe UI" w:cs="Segoe UI"/>
+          <w:color w:val="0D0D0D"/>
+        </w:rPr>
+        <w:t>Answer:</w:t>
+      </w:r>
+      <w:r>
+        <w:rPr>
+          <w:rFonts w:ascii="Segoe UI" w:hAnsi="Segoe UI" w:cs="Segoe UI"/>
+          <w:color w:val="0D0D0D"/>
+        </w:rPr>
+        <w:br/>
+      </w:r>
+      <w:r>
+        <w:rPr>
+          <w:rFonts w:ascii="Segoe UI Symbol" w:hAnsi="Segoe UI Symbol" w:cs="Segoe UI Symbol"/>
+          <w:color w:val="0D0D0D"/>
+        </w:rPr>
+        <w:t>👉</w:t>
+      </w:r>
+      <w:r>
+        <w:rPr>
+          <w:rFonts w:ascii="Segoe UI" w:hAnsi="Segoe UI" w:cs="Segoe UI"/>
+          <w:color w:val="0D0D0D"/>
+        </w:rPr>
+        <w:t xml:space="preserve"> The total number of possible keys in a </w:t>
+      </w:r>
+      <w:r>
+        <w:rPr>
+          <w:rStyle w:val="Strong"/>
+          <w:rFonts w:ascii="Segoe UI" w:hAnsi="Segoe UI" w:cs="Segoe UI"/>
+          <w:color w:val="0D0D0D"/>
+        </w:rPr>
+        <w:t>Caesar cipher is 26</w:t>
+      </w:r>
+      <w:r>
+        <w:rPr>
+          <w:rFonts w:ascii="Segoe UI" w:hAnsi="Segoe UI" w:cs="Segoe UI"/>
+          <w:color w:val="0D0D0D"/>
+        </w:rPr>
+        <w:t>.</w:t>
+      </w:r>
+    </w:p>
+    <w:p>
+      <w:pPr>
+        <w:pStyle w:val="Heading3"/>
+        <w:shd w:val="clear" w:color="auto" w:fill="FFFFFF"/>
+        <w:spacing w:before="0" w:beforeAutospacing="0" w:after="60" w:afterAutospacing="0"/>
+        <w:rPr>
+          <w:rFonts w:ascii="Segoe UI" w:hAnsi="Segoe UI" w:cs="Segoe UI"/>
+          <w:color w:val="0D0D0D"/>
+        </w:rPr>
+      </w:pPr>
+      <w:r>
+        <w:rPr>
+          <w:rFonts w:ascii="Segoe UI Symbol" w:hAnsi="Segoe UI Symbol" w:cs="Segoe UI Symbol"/>
+          <w:color w:val="0D0D0D"/>
+        </w:rPr>
+        <w:t>✏️</w:t>
+      </w:r>
+      <w:r>
+        <w:rPr>
+          <w:rFonts w:ascii="Segoe UI" w:hAnsi="Segoe UI" w:cs="Segoe UI"/>
+          <w:color w:val="0D0D0D"/>
+        </w:rPr>
+        <w:t xml:space="preserve"> Calculation:</w:t>
+      </w:r>
+    </w:p>
+    <w:p>
+      <w:pPr>
+        <w:pStyle w:val="NormalWeb"/>
+        <w:numPr>
+          <w:ilvl w:val="0"/>
+          <w:numId w:val="24"/>
+        </w:numPr>
+        <w:shd w:val="clear" w:color="auto" w:fill="FFFFFF"/>
+        <w:spacing w:before="0" w:beforeAutospacing="0" w:after="0" w:afterAutospacing="0"/>
+        <w:ind w:left="0"/>
+        <w:rPr>
+          <w:rFonts w:ascii="Segoe UI" w:hAnsi="Segoe UI" w:cs="Segoe UI"/>
+          <w:color w:val="0D0D0D"/>
+        </w:rPr>
+      </w:pPr>
+      <w:r>
+        <w:rPr>
+          <w:rFonts w:ascii="Segoe UI" w:hAnsi="Segoe UI" w:cs="Segoe UI"/>
+          <w:color w:val="0D0D0D"/>
+        </w:rPr>
+        <w:t>The English alphabet has </w:t>
+      </w:r>
+      <w:r>
+        <w:rPr>
+          <w:rStyle w:val="Strong"/>
+          <w:rFonts w:ascii="Segoe UI" w:hAnsi="Segoe UI" w:cs="Segoe UI"/>
+          <w:color w:val="0D0D0D"/>
+        </w:rPr>
+        <w:t>26 letters</w:t>
+      </w:r>
+    </w:p>
+    <w:p>
+      <w:pPr>
+        <w:pStyle w:val="NormalWeb"/>
+        <w:numPr>
+          <w:ilvl w:val="0"/>
+          <w:numId w:val="24"/>
+        </w:numPr>
+        <w:shd w:val="clear" w:color="auto" w:fill="FFFFFF"/>
+        <w:spacing w:before="0" w:beforeAutospacing="0" w:after="0" w:afterAutospacing="0"/>
+        <w:ind w:left="0"/>
+        <w:rPr>
+          <w:rFonts w:ascii="Segoe UI" w:hAnsi="Segoe UI" w:cs="Segoe UI"/>
+          <w:color w:val="0D0D0D"/>
+        </w:rPr>
+      </w:pPr>
+      <w:r>
+        <w:rPr>
+          <w:rFonts w:ascii="Segoe UI" w:hAnsi="Segoe UI" w:cs="Segoe UI"/>
+          <w:color w:val="0D0D0D"/>
+        </w:rPr>
+        <w:t>Each key represents a shift from </w:t>
+      </w:r>
+      <w:r>
+        <w:rPr>
+          <w:rStyle w:val="Strong"/>
+          <w:rFonts w:ascii="Segoe UI" w:hAnsi="Segoe UI" w:cs="Segoe UI"/>
+          <w:color w:val="0D0D0D"/>
+        </w:rPr>
+        <w:t>0 to 25</w:t>
+      </w:r>
+    </w:p>
+    <w:p>
+      <w:pPr>
+        <w:rPr>
+          <w:rFonts w:ascii="Times New Roman" w:hAnsi="Times New Roman" w:cs="Times New Roman"/>
+        </w:rPr>
+      </w:pPr>
+      <w:r>
+        <w:rPr>
+          <w:rStyle w:val="katex-mathml"/>
+          <w:color w:val="0D0D0D"/>
+          <w:sz w:val="29"/>
+          <w:szCs w:val="29"/>
+          <w:bdr w:val="none" w:sz="0" w:space="0" w:color="auto" w:frame="1"/>
+          <w:shd w:val="clear" w:color="auto" w:fill="FFFFFF"/>
+        </w:rPr>
+        <w:t>Total keys=26</w:t>
+      </w:r>
+      <w:r>
+        <w:rPr>
+          <w:rStyle w:val="mord"/>
+          <w:color w:val="0D0D0D"/>
+          <w:sz w:val="29"/>
+          <w:szCs w:val="29"/>
+          <w:shd w:val="clear" w:color="auto" w:fill="FFFFFF"/>
+        </w:rPr>
+        <w:t>Total keys</w:t>
+      </w:r>
+      <w:r>
+        <w:rPr>
+          <w:rStyle w:val="mrel"/>
+          <w:color w:val="0D0D0D"/>
+          <w:sz w:val="29"/>
+          <w:szCs w:val="29"/>
+          <w:shd w:val="clear" w:color="auto" w:fill="FFFFFF"/>
+        </w:rPr>
+        <w:t>=</w:t>
+      </w:r>
+      <w:r>
+        <w:rPr>
+          <w:rStyle w:val="mord"/>
+          <w:color w:val="0D0D0D"/>
+          <w:sz w:val="29"/>
+          <w:szCs w:val="29"/>
+          <w:shd w:val="clear" w:color="auto" w:fill="FFFFFF"/>
+        </w:rPr>
+        <w:t>26</w:t>
+      </w:r>
+    </w:p>
+    <w:p>
+      <w:pPr>
+        <w:pStyle w:val="Heading3"/>
+        <w:shd w:val="clear" w:color="auto" w:fill="FFFFFF"/>
+        <w:spacing w:before="0" w:beforeAutospacing="0" w:after="60" w:afterAutospacing="0"/>
+        <w:rPr>
+          <w:rFonts w:ascii="Segoe UI" w:hAnsi="Segoe UI" w:cs="Segoe UI"/>
+          <w:color w:val="0D0D0D"/>
+        </w:rPr>
+      </w:pPr>
+      <w:r>
+        <w:rPr>
+          <w:rFonts w:ascii="Segoe UI Symbol" w:hAnsi="Segoe UI Symbol" w:cs="Segoe UI Symbol"/>
+          <w:color w:val="0D0D0D"/>
+        </w:rPr>
+        <w:t>📝</w:t>
+      </w:r>
+      <w:r>
+        <w:rPr>
+          <w:rFonts w:ascii="Segoe UI" w:hAnsi="Segoe UI" w:cs="Segoe UI"/>
+          <w:color w:val="0D0D0D"/>
+        </w:rPr>
+        <w:t xml:space="preserve"> Explanation (Easy):</w:t>
+      </w:r>
+    </w:p>
+    <w:p>
+      <w:pPr>
+        <w:pStyle w:val="NormalWeb"/>
+        <w:numPr>
+          <w:ilvl w:val="0"/>
+          <w:numId w:val="25"/>
+        </w:numPr>
+        <w:shd w:val="clear" w:color="auto" w:fill="FFFFFF"/>
+        <w:spacing w:before="0" w:beforeAutospacing="0" w:after="0" w:afterAutospacing="0"/>
+        <w:ind w:left="0"/>
+        <w:rPr>
+          <w:rFonts w:ascii="Segoe UI" w:hAnsi="Segoe UI" w:cs="Segoe UI"/>
+          <w:color w:val="0D0D0D"/>
+        </w:rPr>
+      </w:pPr>
+      <w:r>
+        <w:rPr>
+          <w:rFonts w:ascii="Segoe UI" w:hAnsi="Segoe UI" w:cs="Segoe UI"/>
+          <w:color w:val="0D0D0D"/>
+        </w:rPr>
+        <w:t>Shift 0 → no change</w:t>
+      </w:r>
+    </w:p>
+    <w:p>
+      <w:pPr>
+        <w:pStyle w:val="NormalWeb"/>
+        <w:numPr>
+          <w:ilvl w:val="0"/>
+          <w:numId w:val="25"/>
+        </w:numPr>
+        <w:shd w:val="clear" w:color="auto" w:fill="FFFFFF"/>
+        <w:spacing w:before="0" w:beforeAutospacing="0" w:after="0" w:afterAutospacing="0"/>
+        <w:ind w:left="0"/>
+        <w:rPr>
+          <w:rFonts w:ascii="Segoe UI" w:hAnsi="Segoe UI" w:cs="Segoe UI"/>
+          <w:color w:val="0D0D0D"/>
+        </w:rPr>
+      </w:pPr>
+      <w:r>
+        <w:rPr>
+          <w:rFonts w:ascii="Segoe UI" w:hAnsi="Segoe UI" w:cs="Segoe UI"/>
+          <w:color w:val="0D0D0D"/>
+        </w:rPr>
+        <w:t>Shift 1 → A → B</w:t>
+      </w:r>
+    </w:p>
+    <w:p>
+      <w:pPr>
+        <w:pStyle w:val="NormalWeb"/>
+        <w:numPr>
+          <w:ilvl w:val="0"/>
+          <w:numId w:val="25"/>
+        </w:numPr>
+        <w:shd w:val="clear" w:color="auto" w:fill="FFFFFF"/>
+        <w:spacing w:before="0" w:beforeAutospacing="0" w:after="0" w:afterAutospacing="0"/>
+        <w:ind w:left="0"/>
+        <w:rPr>
+          <w:rFonts w:ascii="Segoe UI" w:hAnsi="Segoe UI" w:cs="Segoe UI"/>
+          <w:color w:val="0D0D0D"/>
+        </w:rPr>
+      </w:pPr>
+      <w:r>
+        <w:rPr>
+          <w:rFonts w:ascii="Segoe UI" w:hAnsi="Segoe UI" w:cs="Segoe UI"/>
+          <w:color w:val="0D0D0D"/>
+        </w:rPr>
+        <w:t>…</w:t>
+      </w:r>
+    </w:p>
+    <w:p>
+      <w:pPr>
+        <w:pStyle w:val="NormalWeb"/>
+        <w:numPr>
+          <w:ilvl w:val="0"/>
+          <w:numId w:val="25"/>
+        </w:numPr>
+        <w:shd w:val="clear" w:color="auto" w:fill="FFFFFF"/>
+        <w:spacing w:before="0" w:beforeAutospacing="0" w:after="0" w:afterAutospacing="0"/>
+        <w:ind w:left="0"/>
+        <w:rPr>
+          <w:rFonts w:ascii="Segoe UI" w:hAnsi="Segoe UI" w:cs="Segoe UI"/>
+          <w:color w:val="0D0D0D"/>
+        </w:rPr>
+      </w:pPr>
+      <w:r>
+        <w:rPr>
+          <w:rFonts w:ascii="Segoe UI" w:hAnsi="Segoe UI" w:cs="Segoe UI"/>
+          <w:color w:val="0D0D0D"/>
+        </w:rPr>
+        <w:t>Shift 25 → A → Z</w:t>
+      </w:r>
+    </w:p>
+    <w:p>
+      <w:pPr>
+        <w:pStyle w:val="NormalWeb"/>
+        <w:shd w:val="clear" w:color="auto" w:fill="FFFFFF"/>
+        <w:spacing w:before="0" w:after="0"/>
+        <w:rPr>
+          <w:rFonts w:ascii="Segoe UI" w:hAnsi="Segoe UI" w:cs="Segoe UI"/>
+          <w:color w:val="0D0D0D"/>
+        </w:rPr>
+      </w:pPr>
+      <w:r>
+        <w:rPr>
+          <w:rFonts w:ascii="Segoe UI" w:hAnsi="Segoe UI" w:cs="Segoe UI"/>
+          <w:color w:val="0D0D0D"/>
+        </w:rPr>
+        <w:t>So, there are </w:t>
+      </w:r>
+      <w:r>
+        <w:rPr>
+          <w:rStyle w:val="Strong"/>
+          <w:rFonts w:ascii="Segoe UI" w:hAnsi="Segoe UI" w:cs="Segoe UI"/>
+          <w:color w:val="0D0D0D"/>
+        </w:rPr>
+        <w:t>26 possible shifts (keys)</w:t>
+      </w:r>
+      <w:r>
+        <w:rPr>
+          <w:rFonts w:ascii="Segoe UI" w:hAnsi="Segoe UI" w:cs="Segoe UI"/>
+          <w:color w:val="0D0D0D"/>
+        </w:rPr>
+        <w:t>.</w:t>
+      </w:r>
+    </w:p>
+    <w:p>
+      <w:pPr>
+        <w:pStyle w:val="Heading3"/>
+        <w:shd w:val="clear" w:color="auto" w:fill="FFFFFF"/>
+        <w:spacing w:before="0" w:beforeAutospacing="0" w:after="60" w:afterAutospacing="0"/>
+        <w:rPr>
+          <w:rFonts w:ascii="Segoe UI" w:hAnsi="Segoe UI" w:cs="Segoe UI"/>
+          <w:color w:val="0D0D0D"/>
+        </w:rPr>
+      </w:pPr>
+      <w:r>
+        <w:rPr>
+          <w:rFonts w:ascii="Segoe UI Symbol" w:hAnsi="Segoe UI Symbol" w:cs="Segoe UI Symbol"/>
+          <w:color w:val="0D0D0D"/>
+        </w:rPr>
+        <w:t>✍️</w:t>
+      </w:r>
+      <w:r>
+        <w:rPr>
+          <w:rFonts w:ascii="Segoe UI" w:hAnsi="Segoe UI" w:cs="Segoe UI"/>
+          <w:color w:val="0D0D0D"/>
+        </w:rPr>
+        <w:t xml:space="preserve"> One</w:t>
+      </w:r>
+      <w:r>
+        <w:rPr>
+          <w:rFonts w:ascii="Segoe UI" w:hAnsi="Segoe UI" w:cs="Segoe UI"/>
+          <w:color w:val="0D0D0D"/>
+        </w:rPr>
+        <w:noBreakHyphen/>
+        <w:t>line Exam Answer:</w:t>
+      </w:r>
+    </w:p>
+    <w:p>
+      <w:pPr>
+        <w:pStyle w:val="NormalWeb"/>
+        <w:shd w:val="clear" w:color="auto" w:fill="FFFFFF"/>
+        <w:spacing w:before="0" w:after="0"/>
+        <w:rPr>
+          <w:rFonts w:ascii="Segoe UI" w:hAnsi="Segoe UI" w:cs="Segoe UI"/>
+          <w:color w:val="0D0D0D"/>
+        </w:rPr>
+      </w:pPr>
+      <w:r>
+        <w:rPr>
+          <w:rFonts w:ascii="Segoe UI Symbol" w:hAnsi="Segoe UI Symbol" w:cs="Segoe UI Symbol"/>
+          <w:color w:val="0D0D0D"/>
+        </w:rPr>
+        <w:t>👉</w:t>
+      </w:r>
+      <w:r>
+        <w:rPr>
+          <w:rFonts w:ascii="Segoe UI" w:hAnsi="Segoe UI" w:cs="Segoe UI"/>
+          <w:color w:val="0D0D0D"/>
+        </w:rPr>
+        <w:t xml:space="preserve"> A Caesar cipher has </w:t>
+      </w:r>
+      <w:r>
+        <w:rPr>
+          <w:rStyle w:val="Strong"/>
+          <w:rFonts w:ascii="Segoe UI" w:hAnsi="Segoe UI" w:cs="Segoe UI"/>
+          <w:color w:val="0D0D0D"/>
+        </w:rPr>
+        <w:t>26 possible keys</w:t>
+      </w:r>
+      <w:r>
+        <w:rPr>
+          <w:rFonts w:ascii="Segoe UI" w:hAnsi="Segoe UI" w:cs="Segoe UI"/>
+          <w:color w:val="0D0D0D"/>
+        </w:rPr>
+        <w:t>, equal to the number of letters in the English alphabet.</w:t>
+      </w:r>
+    </w:p>
+    <w:p>
+      <w:pPr>
+        <w:pStyle w:val="Heading2"/>
+        <w:shd w:val="clear" w:color="auto" w:fill="FFFFFF"/>
+        <w:spacing w:before="240" w:beforeAutospacing="0" w:after="60" w:afterAutospacing="0"/>
+        <w:rPr>
+          <w:rFonts w:ascii="Segoe UI" w:hAnsi="Segoe UI" w:cs="Segoe UI"/>
+          <w:color w:val="0D0D0D"/>
+          <w:sz w:val="30"/>
+          <w:szCs w:val="30"/>
+        </w:rPr>
+      </w:pPr>
+      <w:r>
+        <w:rPr>
+          <w:b w:val="0"/>
+          <w:color w:val="FF0000"/>
+        </w:rPr>
+        <w:t>Discuss the limitations of the Caesar cipher and how it can be attacked</w:t>
+      </w:r>
+      <w:r>
+        <w:rPr>
+          <w:b w:val="0"/>
+          <w:color w:val="FF0000"/>
+        </w:rPr>
+        <w:br/>
+      </w:r>
+      <w:r>
+        <w:rPr>
+          <w:rFonts w:ascii="Segoe UI Symbol" w:hAnsi="Segoe UI Symbol" w:cs="Segoe UI Symbol"/>
+          <w:color w:val="0D0D0D"/>
+          <w:sz w:val="30"/>
+          <w:szCs w:val="30"/>
+        </w:rPr>
+        <w:t>❌</w:t>
+      </w:r>
+      <w:r>
+        <w:rPr>
+          <w:rFonts w:ascii="Segoe UI" w:hAnsi="Segoe UI" w:cs="Segoe UI"/>
+          <w:color w:val="0D0D0D"/>
+          <w:sz w:val="30"/>
+          <w:szCs w:val="30"/>
+        </w:rPr>
+        <w:t xml:space="preserve"> Limitations:</w:t>
+      </w:r>
+    </w:p>
+    <w:p>
+      <w:pPr>
+        <w:pStyle w:val="NormalWeb"/>
+        <w:shd w:val="clear" w:color="auto" w:fill="FFFFFF"/>
+        <w:spacing w:before="0" w:after="0"/>
+        <w:rPr>
+          <w:rFonts w:ascii="Segoe UI" w:hAnsi="Segoe UI" w:cs="Segoe UI"/>
+          <w:color w:val="0D0D0D"/>
+        </w:rPr>
+      </w:pPr>
+      <w:r>
+        <w:rPr>
+          <w:rFonts w:ascii="Segoe UI" w:hAnsi="Segoe UI" w:cs="Segoe UI"/>
+          <w:color w:val="0D0D0D"/>
+        </w:rPr>
+        <w:t>1️⃣ </w:t>
+      </w:r>
+      <w:r>
+        <w:rPr>
+          <w:rStyle w:val="Strong"/>
+          <w:rFonts w:ascii="Segoe UI" w:hAnsi="Segoe UI" w:cs="Segoe UI"/>
+          <w:color w:val="0D0D0D"/>
+        </w:rPr>
+        <w:t>Very small key space</w:t>
+      </w:r>
+      <w:r>
+        <w:rPr>
+          <w:rFonts w:ascii="Segoe UI" w:hAnsi="Segoe UI" w:cs="Segoe UI"/>
+          <w:color w:val="0D0D0D"/>
+        </w:rPr>
+        <w:t> – Only </w:t>
+      </w:r>
+      <w:r>
+        <w:rPr>
+          <w:rStyle w:val="Strong"/>
+          <w:rFonts w:ascii="Segoe UI" w:hAnsi="Segoe UI" w:cs="Segoe UI"/>
+          <w:color w:val="0D0D0D"/>
+        </w:rPr>
+        <w:t>26 possible keys</w:t>
+      </w:r>
+      <w:r>
+        <w:rPr>
+          <w:rFonts w:ascii="Segoe UI" w:hAnsi="Segoe UI" w:cs="Segoe UI"/>
+          <w:color w:val="0D0D0D"/>
+        </w:rPr>
+        <w:t>, so it’s easy to guess.</w:t>
+      </w:r>
+      <w:r>
+        <w:rPr>
+          <w:rFonts w:ascii="Segoe UI" w:hAnsi="Segoe UI" w:cs="Segoe UI"/>
+          <w:color w:val="0D0D0D"/>
+        </w:rPr>
+        <w:br/>
+        <w:t>2️⃣ </w:t>
+      </w:r>
+      <w:r>
+        <w:rPr>
+          <w:rStyle w:val="Strong"/>
+          <w:rFonts w:ascii="Segoe UI" w:hAnsi="Segoe UI" w:cs="Segoe UI"/>
+          <w:color w:val="0D0D0D"/>
+        </w:rPr>
+        <w:t>Same shift for all letters</w:t>
+      </w:r>
+      <w:r>
+        <w:rPr>
+          <w:rFonts w:ascii="Segoe UI" w:hAnsi="Segoe UI" w:cs="Segoe UI"/>
+          <w:color w:val="0D0D0D"/>
+        </w:rPr>
+        <w:t> – Patterns remain visible.</w:t>
+      </w:r>
+      <w:r>
+        <w:rPr>
+          <w:rFonts w:ascii="Segoe UI" w:hAnsi="Segoe UI" w:cs="Segoe UI"/>
+          <w:color w:val="0D0D0D"/>
+        </w:rPr>
+        <w:br/>
+        <w:t>3️⃣ </w:t>
+      </w:r>
+      <w:r>
+        <w:rPr>
+          <w:rStyle w:val="Strong"/>
+          <w:rFonts w:ascii="Segoe UI" w:hAnsi="Segoe UI" w:cs="Segoe UI"/>
+          <w:color w:val="0D0D0D"/>
+        </w:rPr>
+        <w:t>No security for modern use</w:t>
+      </w:r>
+      <w:r>
+        <w:rPr>
+          <w:rFonts w:ascii="Segoe UI" w:hAnsi="Segoe UI" w:cs="Segoe UI"/>
+          <w:color w:val="0D0D0D"/>
+        </w:rPr>
+        <w:t> – Too simple to protect real data.</w:t>
+      </w:r>
+    </w:p>
+    <w:p>
+      <w:pPr>
+        <w:pStyle w:val="Heading2"/>
+        <w:shd w:val="clear" w:color="auto" w:fill="FFFFFF"/>
+        <w:spacing w:before="240" w:beforeAutospacing="0" w:after="60" w:afterAutospacing="0"/>
+        <w:rPr>
+          <w:rFonts w:ascii="Segoe UI" w:hAnsi="Segoe UI" w:cs="Segoe UI"/>
+          <w:color w:val="0D0D0D"/>
+          <w:sz w:val="30"/>
+          <w:szCs w:val="30"/>
+        </w:rPr>
+      </w:pPr>
+      <w:r>
+        <w:rPr>
+          <w:rFonts w:ascii="Segoe UI Symbol" w:hAnsi="Segoe UI Symbol" w:cs="Segoe UI Symbol"/>
+          <w:color w:val="0D0D0D"/>
+          <w:sz w:val="30"/>
+          <w:szCs w:val="30"/>
+        </w:rPr>
+        <w:t>⚔️</w:t>
+      </w:r>
+      <w:r>
+        <w:rPr>
+          <w:rFonts w:ascii="Segoe UI" w:hAnsi="Segoe UI" w:cs="Segoe UI"/>
+          <w:color w:val="0D0D0D"/>
+          <w:sz w:val="30"/>
+          <w:szCs w:val="30"/>
+        </w:rPr>
+        <w:t xml:space="preserve"> How it can be attacked:</w:t>
+      </w:r>
+    </w:p>
+    <w:p>
+      <w:pPr>
+        <w:pStyle w:val="NormalWeb"/>
+        <w:shd w:val="clear" w:color="auto" w:fill="FFFFFF"/>
+        <w:spacing w:before="0" w:after="0"/>
+        <w:rPr>
+          <w:rFonts w:ascii="Segoe UI" w:hAnsi="Segoe UI" w:cs="Segoe UI"/>
+          <w:color w:val="0D0D0D"/>
+        </w:rPr>
+      </w:pPr>
+      <w:r>
+        <w:rPr>
+          <w:rFonts w:ascii="Segoe UI" w:hAnsi="Segoe UI" w:cs="Segoe UI"/>
+          <w:color w:val="0D0D0D"/>
+        </w:rPr>
+        <w:t>1️⃣ </w:t>
+      </w:r>
+      <w:r>
+        <w:rPr>
+          <w:rStyle w:val="Strong"/>
+          <w:rFonts w:ascii="Segoe UI" w:hAnsi="Segoe UI" w:cs="Segoe UI"/>
+          <w:color w:val="0D0D0D"/>
+        </w:rPr>
+        <w:t>Brute</w:t>
+      </w:r>
+      <w:r>
+        <w:rPr>
+          <w:rStyle w:val="Strong"/>
+          <w:rFonts w:ascii="Segoe UI" w:hAnsi="Segoe UI" w:cs="Segoe UI"/>
+          <w:color w:val="0D0D0D"/>
+        </w:rPr>
+        <w:noBreakHyphen/>
+        <w:t>force attack</w:t>
+      </w:r>
+      <w:r>
+        <w:rPr>
+          <w:rFonts w:ascii="Segoe UI" w:hAnsi="Segoe UI" w:cs="Segoe UI"/>
+          <w:color w:val="0D0D0D"/>
+        </w:rPr>
+        <w:br/>
+      </w:r>
+      <w:r>
+        <w:rPr>
+          <w:rFonts w:ascii="Segoe UI Symbol" w:hAnsi="Segoe UI Symbol" w:cs="Segoe UI Symbol"/>
+          <w:color w:val="0D0D0D"/>
+        </w:rPr>
+        <w:t>👉</w:t>
+      </w:r>
+      <w:r>
+        <w:rPr>
+          <w:rFonts w:ascii="Segoe UI" w:hAnsi="Segoe UI" w:cs="Segoe UI"/>
+          <w:color w:val="0D0D0D"/>
+        </w:rPr>
+        <w:t xml:space="preserve"> Try all 26 shifts; the correct plaintext appears quickly.</w:t>
+      </w:r>
+      <w:r>
+        <w:rPr>
+          <w:rFonts w:ascii="Segoe UI" w:hAnsi="Segoe UI" w:cs="Segoe UI"/>
+          <w:color w:val="0D0D0D"/>
+        </w:rPr>
+        <w:br/>
+        <w:t>2️⃣ </w:t>
+      </w:r>
+      <w:r>
+        <w:rPr>
+          <w:rStyle w:val="Strong"/>
+          <w:rFonts w:ascii="Segoe UI" w:hAnsi="Segoe UI" w:cs="Segoe UI"/>
+          <w:color w:val="0D0D0D"/>
+        </w:rPr>
+        <w:t>Frequency analysis</w:t>
+      </w:r>
+      <w:r>
+        <w:rPr>
+          <w:rFonts w:ascii="Segoe UI" w:hAnsi="Segoe UI" w:cs="Segoe UI"/>
+          <w:color w:val="0D0D0D"/>
+        </w:rPr>
+        <w:br/>
+      </w:r>
+      <w:r>
+        <w:rPr>
+          <w:rFonts w:ascii="Segoe UI Symbol" w:hAnsi="Segoe UI Symbol" w:cs="Segoe UI Symbol"/>
+          <w:color w:val="0D0D0D"/>
+        </w:rPr>
+        <w:t>👉</w:t>
+      </w:r>
+      <w:r>
+        <w:rPr>
+          <w:rFonts w:ascii="Segoe UI" w:hAnsi="Segoe UI" w:cs="Segoe UI"/>
+          <w:color w:val="0D0D0D"/>
+        </w:rPr>
+        <w:t xml:space="preserve"> Letter patterns (like E, T, A) help attackers find the shift.</w:t>
+      </w:r>
+    </w:p>
+    <w:p>
+      <w:pPr>
+        <w:pStyle w:val="Heading3"/>
+        <w:shd w:val="clear" w:color="auto" w:fill="FFFFFF"/>
+        <w:spacing w:before="0" w:beforeAutospacing="0" w:after="60" w:afterAutospacing="0"/>
+        <w:rPr>
+          <w:rFonts w:ascii="Segoe UI" w:hAnsi="Segoe UI" w:cs="Segoe UI"/>
+          <w:color w:val="0D0D0D"/>
+        </w:rPr>
+      </w:pPr>
+      <w:r>
+        <w:rPr>
+          <w:rFonts w:ascii="Segoe UI Symbol" w:hAnsi="Segoe UI Symbol" w:cs="Segoe UI Symbol"/>
+          <w:color w:val="0D0D0D"/>
+        </w:rPr>
+        <w:lastRenderedPageBreak/>
+        <w:t>✍️</w:t>
+      </w:r>
+      <w:r>
+        <w:rPr>
+          <w:rFonts w:ascii="Segoe UI" w:hAnsi="Segoe UI" w:cs="Segoe UI"/>
+          <w:color w:val="0D0D0D"/>
+        </w:rPr>
+        <w:t xml:space="preserve"> One</w:t>
+      </w:r>
+      <w:r>
+        <w:rPr>
+          <w:rFonts w:ascii="Segoe UI" w:hAnsi="Segoe UI" w:cs="Segoe UI"/>
+          <w:color w:val="0D0D0D"/>
+        </w:rPr>
+        <w:noBreakHyphen/>
+        <w:t>line Exam Answer:</w:t>
+      </w:r>
+    </w:p>
+    <w:p>
+      <w:pPr>
+        <w:pStyle w:val="NormalWeb"/>
+        <w:shd w:val="clear" w:color="auto" w:fill="FFFFFF"/>
+        <w:rPr>
+          <w:rFonts w:ascii="Segoe UI" w:hAnsi="Segoe UI" w:cs="Segoe UI"/>
+          <w:color w:val="0D0D0D"/>
+        </w:rPr>
+      </w:pPr>
+      <w:r>
+        <w:rPr>
+          <w:rFonts w:ascii="Segoe UI Symbol" w:hAnsi="Segoe UI Symbol" w:cs="Segoe UI Symbol"/>
+          <w:color w:val="0D0D0D"/>
+        </w:rPr>
+        <w:t>👉</w:t>
+      </w:r>
+      <w:r>
+        <w:rPr>
+          <w:rFonts w:ascii="Segoe UI" w:hAnsi="Segoe UI" w:cs="Segoe UI"/>
+          <w:color w:val="0D0D0D"/>
+        </w:rPr>
+        <w:t xml:space="preserve"> The Caesar cipher is weak because it has only 26 keys and can be easily broken using brute</w:t>
+      </w:r>
+      <w:r>
+        <w:rPr>
+          <w:rFonts w:ascii="Segoe UI" w:hAnsi="Segoe UI" w:cs="Segoe UI"/>
+          <w:color w:val="0D0D0D"/>
+        </w:rPr>
+        <w:noBreakHyphen/>
+        <w:t>force or frequency analysis.</w:t>
+      </w:r>
+    </w:p>
+    <w:p>
+      <w:pPr>
+        <w:pStyle w:val="NormalWeb"/>
+        <w:shd w:val="clear" w:color="auto" w:fill="FFFFFF"/>
+        <w:rPr>
+          <w:rFonts w:ascii="Segoe UI" w:hAnsi="Segoe UI" w:cs="Segoe UI"/>
+          <w:b/>
+          <w:color w:val="0D0D0D"/>
+        </w:rPr>
+      </w:pPr>
+      <w:r>
+        <w:rPr>
+          <w:b/>
+          <w:color w:val="FF0000"/>
+        </w:rPr>
+        <w:t>Explain the difference between symmetric and public key cryptosystems.</w:t>
+      </w:r>
+    </w:p>
+    <w:tbl>
+      <w:tblPr>
+        <w:tblW w:w="0" w:type="auto"/>
+        <w:tblCellSpacing w:w="15" w:type="dxa"/>
+        <w:tblCellMar>
+          <w:top w:w="15" w:type="dxa"/>
+          <w:left w:w="15" w:type="dxa"/>
+          <w:bottom w:w="15" w:type="dxa"/>
+          <w:right w:w="15" w:type="dxa"/>
+        </w:tblCellMar>
+        <w:tblLook w:val="04A0" w:firstRow="1" w:lastRow="0" w:firstColumn="1" w:lastColumn="0" w:noHBand="0" w:noVBand="1"/>
+      </w:tblPr>
+      <w:tblGrid>
+        <w:gridCol w:w="4881"/>
+        <w:gridCol w:w="4354"/>
+      </w:tblGrid>
+      <w:tr>
+        <w:trPr>
+          <w:tblHeader/>
+          <w:tblCellSpacing w:w="15" w:type="dxa"/>
+        </w:trPr>
+        <w:tc>
+          <w:tcPr>
+            <w:tcW w:w="0" w:type="auto"/>
+            <w:vAlign w:val="center"/>
+            <w:hideMark/>
+          </w:tcPr>
+          <w:p>
+            <w:pPr>
+              <w:spacing w:after="0" w:line="240" w:lineRule="auto"/>
+              <w:rPr>
+                <w:rFonts w:ascii="Times New Roman" w:eastAsia="Times New Roman" w:hAnsi="Times New Roman" w:cs="Times New Roman"/>
+                <w:b/>
+                <w:bCs/>
+                <w:sz w:val="24"/>
+                <w:szCs w:val="24"/>
+              </w:rPr>
+            </w:pPr>
+            <w:r>
+              <w:rPr>
+                <w:rFonts w:ascii="Times New Roman" w:eastAsia="Times New Roman" w:hAnsi="Times New Roman" w:cs="Times New Roman"/>
+                <w:b/>
+                <w:bCs/>
+                <w:sz w:val="24"/>
+                <w:szCs w:val="24"/>
+              </w:rPr>
+              <w:t>Symmetric Key Cryptosystem</w:t>
+            </w:r>
+          </w:p>
+        </w:tc>
+        <w:tc>
+          <w:tcPr>
+            <w:tcW w:w="0" w:type="auto"/>
+            <w:vAlign w:val="center"/>
+            <w:hideMark/>
+          </w:tcPr>
+          <w:p>
+            <w:pPr>
+              <w:spacing w:after="0" w:line="240" w:lineRule="auto"/>
+              <w:rPr>
+                <w:rFonts w:ascii="Times New Roman" w:eastAsia="Times New Roman" w:hAnsi="Times New Roman" w:cs="Times New Roman"/>
+                <w:b/>
+                <w:bCs/>
+                <w:sz w:val="24"/>
+                <w:szCs w:val="24"/>
+              </w:rPr>
+            </w:pPr>
+            <w:r>
+              <w:rPr>
+                <w:rFonts w:ascii="Times New Roman" w:eastAsia="Times New Roman" w:hAnsi="Times New Roman" w:cs="Times New Roman"/>
+                <w:b/>
+                <w:bCs/>
+                <w:sz w:val="24"/>
+                <w:szCs w:val="24"/>
+              </w:rPr>
+              <w:t xml:space="preserve">      </w:t>
+            </w:r>
+            <w:r>
+              <w:rPr>
+                <w:rFonts w:ascii="Times New Roman" w:eastAsia="Times New Roman" w:hAnsi="Times New Roman" w:cs="Times New Roman"/>
+                <w:b/>
+                <w:bCs/>
+                <w:sz w:val="24"/>
+                <w:szCs w:val="24"/>
+              </w:rPr>
+              <w:t>Public Key Cryptosystem</w:t>
+            </w:r>
+          </w:p>
+        </w:tc>
+      </w:tr>
+      <w:tr>
+        <w:trPr>
+          <w:tblCellSpacing w:w="15" w:type="dxa"/>
+        </w:trPr>
+        <w:tc>
+          <w:tcPr>
+            <w:tcW w:w="0" w:type="auto"/>
+            <w:vAlign w:val="center"/>
+            <w:hideMark/>
+          </w:tcPr>
+          <w:p>
+            <w:pPr>
+              <w:spacing w:after="0" w:line="240" w:lineRule="auto"/>
+              <w:rPr>
+                <w:rFonts w:ascii="Times New Roman" w:eastAsia="Times New Roman" w:hAnsi="Times New Roman" w:cs="Times New Roman"/>
+                <w:sz w:val="24"/>
+                <w:szCs w:val="24"/>
+              </w:rPr>
+            </w:pPr>
+            <w:r>
+              <w:rPr>
+                <w:rFonts w:ascii="Times New Roman" w:eastAsia="Times New Roman" w:hAnsi="Times New Roman" w:cs="Times New Roman"/>
+                <w:sz w:val="24"/>
+                <w:szCs w:val="24"/>
+              </w:rPr>
+              <w:t xml:space="preserve">Uses </w:t>
+            </w:r>
+            <w:r>
+              <w:rPr>
+                <w:rFonts w:ascii="Times New Roman" w:eastAsia="Times New Roman" w:hAnsi="Times New Roman" w:cs="Times New Roman"/>
+                <w:b/>
+                <w:bCs/>
+                <w:sz w:val="24"/>
+                <w:szCs w:val="24"/>
+              </w:rPr>
+              <w:t>one same key</w:t>
+            </w:r>
+            <w:r>
+              <w:rPr>
+                <w:rFonts w:ascii="Times New Roman" w:eastAsia="Times New Roman" w:hAnsi="Times New Roman" w:cs="Times New Roman"/>
+                <w:sz w:val="24"/>
+                <w:szCs w:val="24"/>
+              </w:rPr>
+              <w:t xml:space="preserve"> for encryption and decryption</w:t>
+            </w:r>
+          </w:p>
+        </w:tc>
+        <w:tc>
+          <w:tcPr>
+            <w:tcW w:w="0" w:type="auto"/>
+            <w:vAlign w:val="center"/>
+            <w:hideMark/>
+          </w:tcPr>
+          <w:p>
+            <w:pPr>
+              <w:spacing w:after="0" w:line="240" w:lineRule="auto"/>
+              <w:rPr>
+                <w:rFonts w:ascii="Times New Roman" w:eastAsia="Times New Roman" w:hAnsi="Times New Roman" w:cs="Times New Roman"/>
+                <w:sz w:val="24"/>
+                <w:szCs w:val="24"/>
+              </w:rPr>
+            </w:pPr>
+            <w:r>
+              <w:rPr>
+                <w:rFonts w:ascii="Times New Roman" w:eastAsia="Times New Roman" w:hAnsi="Times New Roman" w:cs="Times New Roman"/>
+                <w:sz w:val="24"/>
+                <w:szCs w:val="24"/>
+              </w:rPr>
+              <w:t xml:space="preserve">  </w:t>
+            </w:r>
+            <w:r>
+              <w:rPr>
+                <w:rFonts w:ascii="Times New Roman" w:eastAsia="Times New Roman" w:hAnsi="Times New Roman" w:cs="Times New Roman"/>
+                <w:sz w:val="24"/>
+                <w:szCs w:val="24"/>
+              </w:rPr>
+              <w:t xml:space="preserve">Uses </w:t>
+            </w:r>
+            <w:r>
+              <w:rPr>
+                <w:rFonts w:ascii="Times New Roman" w:eastAsia="Times New Roman" w:hAnsi="Times New Roman" w:cs="Times New Roman"/>
+                <w:b/>
+                <w:bCs/>
+                <w:sz w:val="24"/>
+                <w:szCs w:val="24"/>
+              </w:rPr>
+              <w:t>two different keys</w:t>
+            </w:r>
+            <w:r>
+              <w:rPr>
+                <w:rFonts w:ascii="Times New Roman" w:eastAsia="Times New Roman" w:hAnsi="Times New Roman" w:cs="Times New Roman"/>
+                <w:sz w:val="24"/>
+                <w:szCs w:val="24"/>
+              </w:rPr>
+              <w:t xml:space="preserve"> (public &amp; private)</w:t>
+            </w:r>
+          </w:p>
+        </w:tc>
+      </w:tr>
+      <w:tr>
+        <w:trPr>
+          <w:tblCellSpacing w:w="15" w:type="dxa"/>
+        </w:trPr>
+        <w:tc>
+          <w:tcPr>
+            <w:tcW w:w="0" w:type="auto"/>
+            <w:vAlign w:val="center"/>
+            <w:hideMark/>
+          </w:tcPr>
+          <w:p>
+            <w:pPr>
+              <w:spacing w:after="0" w:line="240" w:lineRule="auto"/>
+              <w:rPr>
+                <w:rFonts w:ascii="Times New Roman" w:eastAsia="Times New Roman" w:hAnsi="Times New Roman" w:cs="Times New Roman"/>
+                <w:sz w:val="24"/>
+                <w:szCs w:val="24"/>
+              </w:rPr>
+            </w:pPr>
+            <w:r>
+              <w:rPr>
+                <w:rFonts w:ascii="Times New Roman" w:eastAsia="Times New Roman" w:hAnsi="Times New Roman" w:cs="Times New Roman"/>
+                <w:sz w:val="24"/>
+                <w:szCs w:val="24"/>
+              </w:rPr>
+              <w:t xml:space="preserve">Key must be </w:t>
+            </w:r>
+            <w:r>
+              <w:rPr>
+                <w:rFonts w:ascii="Times New Roman" w:eastAsia="Times New Roman" w:hAnsi="Times New Roman" w:cs="Times New Roman"/>
+                <w:b/>
+                <w:bCs/>
+                <w:sz w:val="24"/>
+                <w:szCs w:val="24"/>
+              </w:rPr>
+              <w:t>shared secretly</w:t>
+            </w:r>
+          </w:p>
+        </w:tc>
+        <w:tc>
+          <w:tcPr>
+            <w:tcW w:w="0" w:type="auto"/>
+            <w:vAlign w:val="center"/>
+            <w:hideMark/>
+          </w:tcPr>
+          <w:p>
+            <w:pPr>
+              <w:spacing w:after="0" w:line="240" w:lineRule="auto"/>
+              <w:rPr>
+                <w:rFonts w:ascii="Times New Roman" w:eastAsia="Times New Roman" w:hAnsi="Times New Roman" w:cs="Times New Roman"/>
+                <w:sz w:val="24"/>
+                <w:szCs w:val="24"/>
+              </w:rPr>
+            </w:pPr>
+            <w:r>
+              <w:rPr>
+                <w:rFonts w:ascii="Times New Roman" w:eastAsia="Times New Roman" w:hAnsi="Times New Roman" w:cs="Times New Roman"/>
+                <w:sz w:val="24"/>
+                <w:szCs w:val="24"/>
+              </w:rPr>
+              <w:t xml:space="preserve">  </w:t>
+            </w:r>
+            <w:r>
+              <w:rPr>
+                <w:rFonts w:ascii="Times New Roman" w:eastAsia="Times New Roman" w:hAnsi="Times New Roman" w:cs="Times New Roman"/>
+                <w:sz w:val="24"/>
+                <w:szCs w:val="24"/>
+              </w:rPr>
+              <w:t xml:space="preserve">Public key is shared, </w:t>
+            </w:r>
+            <w:r>
+              <w:rPr>
+                <w:rFonts w:ascii="Times New Roman" w:eastAsia="Times New Roman" w:hAnsi="Times New Roman" w:cs="Times New Roman"/>
+                <w:b/>
+                <w:bCs/>
+                <w:sz w:val="24"/>
+                <w:szCs w:val="24"/>
+              </w:rPr>
+              <w:t>private key is secret</w:t>
+            </w:r>
+          </w:p>
+        </w:tc>
+      </w:tr>
+      <w:tr>
+        <w:trPr>
+          <w:tblCellSpacing w:w="15" w:type="dxa"/>
+        </w:trPr>
+        <w:tc>
+          <w:tcPr>
+            <w:tcW w:w="0" w:type="auto"/>
+            <w:vAlign w:val="center"/>
+            <w:hideMark/>
+          </w:tcPr>
+          <w:p>
+            <w:pPr>
+              <w:spacing w:after="0" w:line="240" w:lineRule="auto"/>
+              <w:rPr>
+                <w:rFonts w:ascii="Times New Roman" w:eastAsia="Times New Roman" w:hAnsi="Times New Roman" w:cs="Times New Roman"/>
+                <w:sz w:val="24"/>
+                <w:szCs w:val="24"/>
+              </w:rPr>
+            </w:pPr>
+            <w:r>
+              <w:rPr>
+                <w:rFonts w:ascii="Times New Roman" w:eastAsia="Times New Roman" w:hAnsi="Times New Roman" w:cs="Times New Roman"/>
+                <w:b/>
+                <w:bCs/>
+                <w:sz w:val="24"/>
+                <w:szCs w:val="24"/>
+              </w:rPr>
+              <w:t>Faster</w:t>
+            </w:r>
+            <w:r>
+              <w:rPr>
+                <w:rFonts w:ascii="Times New Roman" w:eastAsia="Times New Roman" w:hAnsi="Times New Roman" w:cs="Times New Roman"/>
+                <w:sz w:val="24"/>
+                <w:szCs w:val="24"/>
+              </w:rPr>
+              <w:t xml:space="preserve"> and efficient</w:t>
+            </w:r>
+          </w:p>
+        </w:tc>
+        <w:tc>
+          <w:tcPr>
+            <w:tcW w:w="0" w:type="auto"/>
+            <w:vAlign w:val="center"/>
+            <w:hideMark/>
+          </w:tcPr>
+          <w:p>
+            <w:pPr>
+              <w:spacing w:after="0" w:line="240" w:lineRule="auto"/>
+              <w:rPr>
+                <w:rFonts w:ascii="Times New Roman" w:eastAsia="Times New Roman" w:hAnsi="Times New Roman" w:cs="Times New Roman"/>
+                <w:sz w:val="24"/>
+                <w:szCs w:val="24"/>
+              </w:rPr>
+            </w:pPr>
+            <w:r>
+              <w:rPr>
+                <w:rFonts w:ascii="Times New Roman" w:eastAsia="Times New Roman" w:hAnsi="Times New Roman" w:cs="Times New Roman"/>
+                <w:b/>
+                <w:bCs/>
+                <w:sz w:val="24"/>
+                <w:szCs w:val="24"/>
+              </w:rPr>
+              <w:t xml:space="preserve">   </w:t>
+            </w:r>
+            <w:r>
+              <w:rPr>
+                <w:rFonts w:ascii="Times New Roman" w:eastAsia="Times New Roman" w:hAnsi="Times New Roman" w:cs="Times New Roman"/>
+                <w:b/>
+                <w:bCs/>
+                <w:sz w:val="24"/>
+                <w:szCs w:val="24"/>
+              </w:rPr>
+              <w:t>Slower</w:t>
+            </w:r>
+            <w:r>
+              <w:rPr>
+                <w:rFonts w:ascii="Times New Roman" w:eastAsia="Times New Roman" w:hAnsi="Times New Roman" w:cs="Times New Roman"/>
+                <w:sz w:val="24"/>
+                <w:szCs w:val="24"/>
+              </w:rPr>
+              <w:t xml:space="preserve"> than symmetric</w:t>
+            </w:r>
+          </w:p>
+        </w:tc>
+      </w:tr>
+      <w:tr>
+        <w:trPr>
+          <w:tblCellSpacing w:w="15" w:type="dxa"/>
+        </w:trPr>
+        <w:tc>
+          <w:tcPr>
+            <w:tcW w:w="0" w:type="auto"/>
+            <w:vAlign w:val="center"/>
+            <w:hideMark/>
+          </w:tcPr>
+          <w:p>
+            <w:pPr>
+              <w:spacing w:after="0" w:line="240" w:lineRule="auto"/>
+              <w:rPr>
+                <w:rFonts w:ascii="Times New Roman" w:eastAsia="Times New Roman" w:hAnsi="Times New Roman" w:cs="Times New Roman"/>
+                <w:sz w:val="24"/>
+                <w:szCs w:val="24"/>
+              </w:rPr>
+            </w:pPr>
+            <w:r>
+              <w:rPr>
+                <w:rFonts w:ascii="Times New Roman" w:eastAsia="Times New Roman" w:hAnsi="Times New Roman" w:cs="Times New Roman"/>
+                <w:sz w:val="24"/>
+                <w:szCs w:val="24"/>
+              </w:rPr>
+              <w:t xml:space="preserve">Example: </w:t>
+            </w:r>
+            <w:r>
+              <w:rPr>
+                <w:rFonts w:ascii="Times New Roman" w:eastAsia="Times New Roman" w:hAnsi="Times New Roman" w:cs="Times New Roman"/>
+                <w:b/>
+                <w:bCs/>
+                <w:sz w:val="24"/>
+                <w:szCs w:val="24"/>
+              </w:rPr>
+              <w:t>AES, DES</w:t>
+            </w:r>
+          </w:p>
+        </w:tc>
+        <w:tc>
+          <w:tcPr>
+            <w:tcW w:w="0" w:type="auto"/>
+            <w:vAlign w:val="center"/>
+            <w:hideMark/>
+          </w:tcPr>
+          <w:p>
+            <w:pPr>
+              <w:spacing w:after="0" w:line="240" w:lineRule="auto"/>
+              <w:rPr>
+                <w:rFonts w:ascii="Times New Roman" w:eastAsia="Times New Roman" w:hAnsi="Times New Roman" w:cs="Times New Roman"/>
+                <w:sz w:val="24"/>
+                <w:szCs w:val="24"/>
+              </w:rPr>
+            </w:pPr>
+            <w:r>
+              <w:rPr>
+                <w:rFonts w:ascii="Times New Roman" w:eastAsia="Times New Roman" w:hAnsi="Times New Roman" w:cs="Times New Roman"/>
+                <w:sz w:val="24"/>
+                <w:szCs w:val="24"/>
+              </w:rPr>
+              <w:t xml:space="preserve">    </w:t>
+            </w:r>
+            <w:r>
+              <w:rPr>
+                <w:rFonts w:ascii="Times New Roman" w:eastAsia="Times New Roman" w:hAnsi="Times New Roman" w:cs="Times New Roman"/>
+                <w:sz w:val="24"/>
+                <w:szCs w:val="24"/>
+              </w:rPr>
+              <w:t xml:space="preserve">Example: </w:t>
+            </w:r>
+            <w:r>
+              <w:rPr>
+                <w:rFonts w:ascii="Times New Roman" w:eastAsia="Times New Roman" w:hAnsi="Times New Roman" w:cs="Times New Roman"/>
+                <w:b/>
+                <w:bCs/>
+                <w:sz w:val="24"/>
+                <w:szCs w:val="24"/>
+              </w:rPr>
+              <w:t>RSA, ECC</w:t>
+            </w:r>
+          </w:p>
+        </w:tc>
+      </w:tr>
+    </w:tbl>
+    <w:p>
+      <w:pPr>
+        <w:pStyle w:val="NormalWeb"/>
+        <w:shd w:val="clear" w:color="auto" w:fill="FFFFFF"/>
+        <w:rPr>
+          <w:rFonts w:ascii="Segoe UI" w:hAnsi="Segoe UI" w:cs="Segoe UI"/>
+          <w:b/>
+          <w:color w:val="0D0D0D"/>
+        </w:rPr>
+      </w:pPr>
+    </w:p>
+    <w:p>
+      <w:pPr>
+        <w:pStyle w:val="NormalWeb"/>
+        <w:shd w:val="clear" w:color="auto" w:fill="FFFFFF"/>
+        <w:spacing w:before="0" w:after="0"/>
+        <w:rPr>
+          <w:b/>
+          <w:color w:val="FF0000"/>
+        </w:rPr>
+      </w:pPr>
+      <w:r>
+        <w:rPr>
+          <w:b/>
+          <w:color w:val="FF0000"/>
+        </w:rPr>
+        <w:t xml:space="preserve">Encrypt the message “welcome to </w:t>
+      </w:r>
+      <w:proofErr w:type="spellStart"/>
+      <w:r>
+        <w:rPr>
+          <w:b/>
+          <w:color w:val="FF0000"/>
+        </w:rPr>
+        <w:t>cse</w:t>
+      </w:r>
+      <w:proofErr w:type="spellEnd"/>
+      <w:r>
+        <w:rPr>
+          <w:b/>
+          <w:color w:val="FF0000"/>
+        </w:rPr>
+        <w:t xml:space="preserve"> </w:t>
+      </w:r>
+      <w:proofErr w:type="spellStart"/>
+      <w:r>
+        <w:rPr>
+          <w:b/>
+          <w:color w:val="FF0000"/>
+        </w:rPr>
+        <w:t>ju</w:t>
+      </w:r>
+      <w:proofErr w:type="spellEnd"/>
+      <w:r>
+        <w:rPr>
+          <w:b/>
+          <w:color w:val="FF0000"/>
+        </w:rPr>
+        <w:t>” using a double transposition cipher with 4 rows and 4 columns, using the row permutation (1,2,3,4) → (2,4,1,3) and the column permutation (1,2,3,4) → (3,1,2,4).</w:t>
+      </w:r>
+    </w:p>
+    <w:p>
+      <w:pPr>
+        <w:pStyle w:val="NormalWeb"/>
+        <w:shd w:val="clear" w:color="auto" w:fill="FFFFFF"/>
+        <w:spacing w:before="0" w:after="0"/>
+        <w:rPr>
+          <w:b/>
+          <w:color w:val="FF0000"/>
+          <w:u w:val="single"/>
+        </w:rPr>
+      </w:pPr>
+      <w:proofErr w:type="spellStart"/>
+      <w:r>
+        <w:rPr>
+          <w:b/>
+          <w:color w:val="FF0000"/>
+          <w:u w:val="single"/>
+        </w:rPr>
+        <w:t>Ans</w:t>
+      </w:r>
+      <w:proofErr w:type="spellEnd"/>
+      <w:r>
+        <w:rPr>
+          <w:b/>
+          <w:color w:val="FF0000"/>
+          <w:u w:val="single"/>
+        </w:rPr>
+        <w:t>:</w:t>
+      </w:r>
+      <w:r>
+        <w:rPr>
+          <w:b/>
+          <w:color w:val="FF0000"/>
+          <w:u w:val="single"/>
+        </w:rPr>
+        <w:t xml:space="preserve"> </w:t>
+      </w:r>
+      <w:r>
+        <w:rPr>
+          <w:b/>
+          <w:u w:val="single"/>
+        </w:rPr>
+        <w:t>Try.</w:t>
       </w:r>
     </w:p>
     <w:p>
@@ -1446,6 +3966,8 @@
         <w:noBreakHyphen/>
         <w:t>Time Pad (OTP) Summary</w:t>
       </w:r>
+      <w:bookmarkStart w:id="0" w:name="_GoBack"/>
+      <w:bookmarkEnd w:id="0"/>
     </w:p>
     <w:p>
       <w:pPr>
@@ -5546,7 +8068,7 @@
       </w:pPr>
       <w:r>
         <w:pict>
-          <v:rect id="_x0000_i1040" style="width:0;height:0" o:hralign="center" o:hrstd="t" o:hr="t" fillcolor="#a0a0a0" stroked="f"/>
+          <v:rect id="_x0000_i1025" style="width:0;height:0" o:hralign="center" o:hrstd="t" o:hr="t" fillcolor="#a0a0a0" stroked="f"/>
         </w:pict>
       </w:r>
     </w:p>
@@ -7890,67 +10412,7 @@
           <w:u w:val="single"/>
         </w:rPr>
         <w:lastRenderedPageBreak/>
-        <w:t xml:space="preserve">Post-WWII History </w:t>
-      </w:r>
-      <w:r>
-        <w:rPr>
-          <w:b/>
-          <w:color w:val="FF0000"/>
-          <w:sz w:val="28"/>
-          <w:szCs w:val="28"/>
-          <w:u w:val="single"/>
-        </w:rPr>
-        <w:t xml:space="preserve">, </w:t>
-      </w:r>
-      <w:r>
-        <w:rPr>
-          <w:b/>
-          <w:color w:val="FF0000"/>
-          <w:sz w:val="28"/>
-          <w:szCs w:val="28"/>
-          <w:u w:val="single"/>
-        </w:rPr>
-        <w:t>Claude Shannon</w:t>
-      </w:r>
-      <w:r>
-        <w:rPr>
-          <w:b/>
-          <w:color w:val="FF0000"/>
-          <w:sz w:val="28"/>
-          <w:szCs w:val="28"/>
-          <w:u w:val="single"/>
-        </w:rPr>
-        <w:t xml:space="preserve"> , </w:t>
-      </w:r>
-      <w:r>
-        <w:rPr>
-          <w:b/>
-          <w:color w:val="FF0000"/>
-          <w:sz w:val="28"/>
-          <w:szCs w:val="28"/>
-          <w:u w:val="single"/>
-        </w:rPr>
-        <w:t>Taxonomy of Cryptography</w:t>
-      </w:r>
-      <w:r>
-        <w:rPr>
-          <w:b/>
-          <w:color w:val="FF0000"/>
-          <w:sz w:val="28"/>
-          <w:szCs w:val="28"/>
-          <w:u w:val="single"/>
-        </w:rPr>
-        <w:t xml:space="preserve"> and </w:t>
-      </w:r>
-      <w:r>
-        <w:rPr>
-          <w:b/>
-          <w:color w:val="FF0000"/>
-          <w:sz w:val="28"/>
-          <w:szCs w:val="28"/>
-          <w:u w:val="single"/>
-        </w:rPr>
-        <w:t>Taxonomy of Cryptanalysis</w:t>
+        <w:t>Post-WWII History , Claude Shannon , Taxonomy of Cryptography and Taxonomy of Cryptanalysis</w:t>
       </w:r>
       <w:r>
         <w:br/>
@@ -7980,18 +10442,7 @@
           <w:shd w:val="clear" w:color="auto" w:fill="FFFFFF"/>
         </w:rPr>
         <w:noBreakHyphen/>
-        <w:t>key cip</w:t>
-      </w:r>
-      <w:bookmarkStart w:id="0" w:name="_GoBack"/>
-      <w:bookmarkEnd w:id="0"/>
-      <w:r>
-        <w:rPr>
-          <w:rStyle w:val="Strong"/>
-          <w:rFonts w:ascii="Segoe UI" w:hAnsi="Segoe UI" w:cs="Segoe UI"/>
-          <w:color w:val="0D0D0D"/>
-          <w:shd w:val="clear" w:color="auto" w:fill="FFFFFF"/>
-        </w:rPr>
-        <w:t>her machine</w:t>
+        <w:t>key cipher machine</w:t>
       </w:r>
       <w:r>
         <w:rPr>
@@ -8163,14 +10614,7 @@
           <w:rFonts w:ascii="Segoe UI" w:hAnsi="Segoe UI" w:cs="Segoe UI"/>
           <w:color w:val="FF0000"/>
         </w:rPr>
-        <w:t>):</w:t>
-      </w:r>
-      <w:r>
-        <w:rPr>
-          <w:rFonts w:ascii="Segoe UI" w:hAnsi="Segoe UI" w:cs="Segoe UI"/>
-          <w:color w:val="FF0000"/>
-        </w:rPr>
-        <w:t xml:space="preserve"> </w:t>
+        <w:t xml:space="preserve">): </w:t>
       </w:r>
       <w:r>
         <w:rPr>
@@ -8767,6 +11211,155 @@
 <file path=word/numbering.xml><?xml version="1.0" encoding="utf-8"?>
 <w:numbering xmlns:wpc="http://schemas.microsoft.com/office/word/2010/wordprocessingCanvas" xmlns:cx="http://schemas.microsoft.com/office/drawing/2014/chartex" xmlns:mc="http://schemas.openxmlformats.org/markup-compatibility/2006" xmlns:o="urn:schemas-microsoft-com:office:office" xmlns:r="http://schemas.openxmlformats.org/officeDocument/2006/relationships" xmlns:m="http://schemas.openxmlformats.org/officeDocument/2006/math" xmlns:v="urn:schemas-microsoft-com:vml" xmlns:wp14="http://schemas.microsoft.com/office/word/2010/wordprocessingDrawing" xmlns:wp="http://schemas.openxmlformats.org/drawingml/2006/wordprocessingDrawing" xmlns:w10="urn:schemas-microsoft-com:office:word" xmlns:w="http://schemas.openxmlformats.org/wordprocessingml/2006/main" xmlns:w14="http://schemas.microsoft.com/office/word/2010/wordml" xmlns:w15="http://schemas.microsoft.com/office/word/2012/wordml" xmlns:w16se="http://schemas.microsoft.com/office/word/2015/wordml/symex" xmlns:wpg="http://schemas.microsoft.com/office/word/2010/wordprocessingGroup" xmlns:wpi="http://schemas.microsoft.com/office/word/2010/wordprocessingInk" xmlns:wne="http://schemas.microsoft.com/office/word/2006/wordml" xmlns:wps="http://schemas.microsoft.com/office/word/2010/wordprocessingShape" mc:Ignorable="w14 w15 w16se wp14">
   <w:abstractNum w:abstractNumId="0" w15:restartNumberingAfterBreak="0">
+    <w:nsid w:val="00236110"/>
+    <w:multiLevelType w:val="multilevel"/>
+    <w:tmpl w:val="D5C0CA6E"/>
+    <w:lvl w:ilvl="0">
+      <w:start w:val="1"/>
+      <w:numFmt w:val="bullet"/>
+      <w:lvlText w:val=""/>
+      <w:lvlJc w:val="left"/>
+      <w:pPr>
+        <w:tabs>
+          <w:tab w:val="num" w:pos="720"/>
+        </w:tabs>
+        <w:ind w:left="720" w:hanging="360"/>
+      </w:pPr>
+      <w:rPr>
+        <w:rFonts w:ascii="Symbol" w:hAnsi="Symbol" w:hint="default"/>
+        <w:sz w:val="20"/>
+      </w:rPr>
+    </w:lvl>
+    <w:lvl w:ilvl="1" w:tentative="1">
+      <w:start w:val="1"/>
+      <w:numFmt w:val="bullet"/>
+      <w:lvlText w:val=""/>
+      <w:lvlJc w:val="left"/>
+      <w:pPr>
+        <w:tabs>
+          <w:tab w:val="num" w:pos="1440"/>
+        </w:tabs>
+        <w:ind w:left="1440" w:hanging="360"/>
+      </w:pPr>
+      <w:rPr>
+        <w:rFonts w:ascii="Symbol" w:hAnsi="Symbol" w:hint="default"/>
+        <w:sz w:val="20"/>
+      </w:rPr>
+    </w:lvl>
+    <w:lvl w:ilvl="2" w:tentative="1">
+      <w:start w:val="1"/>
+      <w:numFmt w:val="bullet"/>
+      <w:lvlText w:val=""/>
+      <w:lvlJc w:val="left"/>
+      <w:pPr>
+        <w:tabs>
+          <w:tab w:val="num" w:pos="2160"/>
+        </w:tabs>
+        <w:ind w:left="2160" w:hanging="360"/>
+      </w:pPr>
+      <w:rPr>
+        <w:rFonts w:ascii="Symbol" w:hAnsi="Symbol" w:hint="default"/>
+        <w:sz w:val="20"/>
+      </w:rPr>
+    </w:lvl>
+    <w:lvl w:ilvl="3" w:tentative="1">
+      <w:start w:val="1"/>
+      <w:numFmt w:val="bullet"/>
+      <w:lvlText w:val=""/>
+      <w:lvlJc w:val="left"/>
+      <w:pPr>
+        <w:tabs>
+          <w:tab w:val="num" w:pos="2880"/>
+        </w:tabs>
+        <w:ind w:left="2880" w:hanging="360"/>
+      </w:pPr>
+      <w:rPr>
+        <w:rFonts w:ascii="Symbol" w:hAnsi="Symbol" w:hint="default"/>
+        <w:sz w:val="20"/>
+      </w:rPr>
+    </w:lvl>
+    <w:lvl w:ilvl="4" w:tentative="1">
+      <w:start w:val="1"/>
+      <w:numFmt w:val="bullet"/>
+      <w:lvlText w:val=""/>
+      <w:lvlJc w:val="left"/>
+      <w:pPr>
+        <w:tabs>
+          <w:tab w:val="num" w:pos="3600"/>
+        </w:tabs>
+        <w:ind w:left="3600" w:hanging="360"/>
+      </w:pPr>
+      <w:rPr>
+        <w:rFonts w:ascii="Symbol" w:hAnsi="Symbol" w:hint="default"/>
+        <w:sz w:val="20"/>
+      </w:rPr>
+    </w:lvl>
+    <w:lvl w:ilvl="5" w:tentative="1">
+      <w:start w:val="1"/>
+      <w:numFmt w:val="bullet"/>
+      <w:lvlText w:val=""/>
+      <w:lvlJc w:val="left"/>
+      <w:pPr>
+        <w:tabs>
+          <w:tab w:val="num" w:pos="4320"/>
+        </w:tabs>
+        <w:ind w:left="4320" w:hanging="360"/>
+      </w:pPr>
+      <w:rPr>
+        <w:rFonts w:ascii="Symbol" w:hAnsi="Symbol" w:hint="default"/>
+        <w:sz w:val="20"/>
+      </w:rPr>
+    </w:lvl>
+    <w:lvl w:ilvl="6" w:tentative="1">
+      <w:start w:val="1"/>
+      <w:numFmt w:val="bullet"/>
+      <w:lvlText w:val=""/>
+      <w:lvlJc w:val="left"/>
+      <w:pPr>
+        <w:tabs>
+          <w:tab w:val="num" w:pos="5040"/>
+        </w:tabs>
+        <w:ind w:left="5040" w:hanging="360"/>
+      </w:pPr>
+      <w:rPr>
+        <w:rFonts w:ascii="Symbol" w:hAnsi="Symbol" w:hint="default"/>
+        <w:sz w:val="20"/>
+      </w:rPr>
+    </w:lvl>
+    <w:lvl w:ilvl="7" w:tentative="1">
+      <w:start w:val="1"/>
+      <w:numFmt w:val="bullet"/>
+      <w:lvlText w:val=""/>
+      <w:lvlJc w:val="left"/>
+      <w:pPr>
+        <w:tabs>
+          <w:tab w:val="num" w:pos="5760"/>
+        </w:tabs>
+        <w:ind w:left="5760" w:hanging="360"/>
+      </w:pPr>
+      <w:rPr>
+        <w:rFonts w:ascii="Symbol" w:hAnsi="Symbol" w:hint="default"/>
+        <w:sz w:val="20"/>
+      </w:rPr>
+    </w:lvl>
+    <w:lvl w:ilvl="8" w:tentative="1">
+      <w:start w:val="1"/>
+      <w:numFmt w:val="bullet"/>
+      <w:lvlText w:val=""/>
+      <w:lvlJc w:val="left"/>
+      <w:pPr>
+        <w:tabs>
+          <w:tab w:val="num" w:pos="6480"/>
+        </w:tabs>
+        <w:ind w:left="6480" w:hanging="360"/>
+      </w:pPr>
+      <w:rPr>
+        <w:rFonts w:ascii="Symbol" w:hAnsi="Symbol" w:hint="default"/>
+        <w:sz w:val="20"/>
+      </w:rPr>
+    </w:lvl>
+  </w:abstractNum>
+  <w:abstractNum w:abstractNumId="1" w15:restartNumberingAfterBreak="0">
     <w:nsid w:val="06BF040A"/>
     <w:multiLevelType w:val="multilevel"/>
     <w:tmpl w:val="21EA6114"/>
@@ -8915,7 +11508,7 @@
       </w:rPr>
     </w:lvl>
   </w:abstractNum>
-  <w:abstractNum w:abstractNumId="1" w15:restartNumberingAfterBreak="0">
+  <w:abstractNum w:abstractNumId="2" w15:restartNumberingAfterBreak="0">
     <w:nsid w:val="0C3D352A"/>
     <w:multiLevelType w:val="multilevel"/>
     <w:tmpl w:val="9656E306"/>
@@ -9064,7 +11657,7 @@
       </w:rPr>
     </w:lvl>
   </w:abstractNum>
-  <w:abstractNum w:abstractNumId="2" w15:restartNumberingAfterBreak="0">
+  <w:abstractNum w:abstractNumId="3" w15:restartNumberingAfterBreak="0">
     <w:nsid w:val="176D54BD"/>
     <w:multiLevelType w:val="multilevel"/>
     <w:tmpl w:val="32BA746E"/>
@@ -9213,7 +11806,156 @@
       </w:rPr>
     </w:lvl>
   </w:abstractNum>
-  <w:abstractNum w:abstractNumId="3" w15:restartNumberingAfterBreak="0">
+  <w:abstractNum w:abstractNumId="4" w15:restartNumberingAfterBreak="0">
+    <w:nsid w:val="19092D94"/>
+    <w:multiLevelType w:val="multilevel"/>
+    <w:tmpl w:val="72909D66"/>
+    <w:lvl w:ilvl="0">
+      <w:start w:val="1"/>
+      <w:numFmt w:val="bullet"/>
+      <w:lvlText w:val=""/>
+      <w:lvlJc w:val="left"/>
+      <w:pPr>
+        <w:tabs>
+          <w:tab w:val="num" w:pos="720"/>
+        </w:tabs>
+        <w:ind w:left="720" w:hanging="360"/>
+      </w:pPr>
+      <w:rPr>
+        <w:rFonts w:ascii="Symbol" w:hAnsi="Symbol" w:hint="default"/>
+        <w:sz w:val="20"/>
+      </w:rPr>
+    </w:lvl>
+    <w:lvl w:ilvl="1" w:tentative="1">
+      <w:start w:val="1"/>
+      <w:numFmt w:val="bullet"/>
+      <w:lvlText w:val=""/>
+      <w:lvlJc w:val="left"/>
+      <w:pPr>
+        <w:tabs>
+          <w:tab w:val="num" w:pos="1440"/>
+        </w:tabs>
+        <w:ind w:left="1440" w:hanging="360"/>
+      </w:pPr>
+      <w:rPr>
+        <w:rFonts w:ascii="Symbol" w:hAnsi="Symbol" w:hint="default"/>
+        <w:sz w:val="20"/>
+      </w:rPr>
+    </w:lvl>
+    <w:lvl w:ilvl="2" w:tentative="1">
+      <w:start w:val="1"/>
+      <w:numFmt w:val="bullet"/>
+      <w:lvlText w:val=""/>
+      <w:lvlJc w:val="left"/>
+      <w:pPr>
+        <w:tabs>
+          <w:tab w:val="num" w:pos="2160"/>
+        </w:tabs>
+        <w:ind w:left="2160" w:hanging="360"/>
+      </w:pPr>
+      <w:rPr>
+        <w:rFonts w:ascii="Symbol" w:hAnsi="Symbol" w:hint="default"/>
+        <w:sz w:val="20"/>
+      </w:rPr>
+    </w:lvl>
+    <w:lvl w:ilvl="3" w:tentative="1">
+      <w:start w:val="1"/>
+      <w:numFmt w:val="bullet"/>
+      <w:lvlText w:val=""/>
+      <w:lvlJc w:val="left"/>
+      <w:pPr>
+        <w:tabs>
+          <w:tab w:val="num" w:pos="2880"/>
+        </w:tabs>
+        <w:ind w:left="2880" w:hanging="360"/>
+      </w:pPr>
+      <w:rPr>
+        <w:rFonts w:ascii="Symbol" w:hAnsi="Symbol" w:hint="default"/>
+        <w:sz w:val="20"/>
+      </w:rPr>
+    </w:lvl>
+    <w:lvl w:ilvl="4" w:tentative="1">
+      <w:start w:val="1"/>
+      <w:numFmt w:val="bullet"/>
+      <w:lvlText w:val=""/>
+      <w:lvlJc w:val="left"/>
+      <w:pPr>
+        <w:tabs>
+          <w:tab w:val="num" w:pos="3600"/>
+        </w:tabs>
+        <w:ind w:left="3600" w:hanging="360"/>
+      </w:pPr>
+      <w:rPr>
+        <w:rFonts w:ascii="Symbol" w:hAnsi="Symbol" w:hint="default"/>
+        <w:sz w:val="20"/>
+      </w:rPr>
+    </w:lvl>
+    <w:lvl w:ilvl="5" w:tentative="1">
+      <w:start w:val="1"/>
+      <w:numFmt w:val="bullet"/>
+      <w:lvlText w:val=""/>
+      <w:lvlJc w:val="left"/>
+      <w:pPr>
+        <w:tabs>
+          <w:tab w:val="num" w:pos="4320"/>
+        </w:tabs>
+        <w:ind w:left="4320" w:hanging="360"/>
+      </w:pPr>
+      <w:rPr>
+        <w:rFonts w:ascii="Symbol" w:hAnsi="Symbol" w:hint="default"/>
+        <w:sz w:val="20"/>
+      </w:rPr>
+    </w:lvl>
+    <w:lvl w:ilvl="6" w:tentative="1">
+      <w:start w:val="1"/>
+      <w:numFmt w:val="bullet"/>
+      <w:lvlText w:val=""/>
+      <w:lvlJc w:val="left"/>
+      <w:pPr>
+        <w:tabs>
+          <w:tab w:val="num" w:pos="5040"/>
+        </w:tabs>
+        <w:ind w:left="5040" w:hanging="360"/>
+      </w:pPr>
+      <w:rPr>
+        <w:rFonts w:ascii="Symbol" w:hAnsi="Symbol" w:hint="default"/>
+        <w:sz w:val="20"/>
+      </w:rPr>
+    </w:lvl>
+    <w:lvl w:ilvl="7" w:tentative="1">
+      <w:start w:val="1"/>
+      <w:numFmt w:val="bullet"/>
+      <w:lvlText w:val=""/>
+      <w:lvlJc w:val="left"/>
+      <w:pPr>
+        <w:tabs>
+          <w:tab w:val="num" w:pos="5760"/>
+        </w:tabs>
+        <w:ind w:left="5760" w:hanging="360"/>
+      </w:pPr>
+      <w:rPr>
+        <w:rFonts w:ascii="Symbol" w:hAnsi="Symbol" w:hint="default"/>
+        <w:sz w:val="20"/>
+      </w:rPr>
+    </w:lvl>
+    <w:lvl w:ilvl="8" w:tentative="1">
+      <w:start w:val="1"/>
+      <w:numFmt w:val="bullet"/>
+      <w:lvlText w:val=""/>
+      <w:lvlJc w:val="left"/>
+      <w:pPr>
+        <w:tabs>
+          <w:tab w:val="num" w:pos="6480"/>
+        </w:tabs>
+        <w:ind w:left="6480" w:hanging="360"/>
+      </w:pPr>
+      <w:rPr>
+        <w:rFonts w:ascii="Symbol" w:hAnsi="Symbol" w:hint="default"/>
+        <w:sz w:val="20"/>
+      </w:rPr>
+    </w:lvl>
+  </w:abstractNum>
+  <w:abstractNum w:abstractNumId="5" w15:restartNumberingAfterBreak="0">
     <w:nsid w:val="1C6513AC"/>
     <w:multiLevelType w:val="multilevel"/>
     <w:tmpl w:val="DEAE781C"/>
@@ -9362,7 +12104,7 @@
       </w:rPr>
     </w:lvl>
   </w:abstractNum>
-  <w:abstractNum w:abstractNumId="4" w15:restartNumberingAfterBreak="0">
+  <w:abstractNum w:abstractNumId="6" w15:restartNumberingAfterBreak="0">
     <w:nsid w:val="249531BD"/>
     <w:multiLevelType w:val="multilevel"/>
     <w:tmpl w:val="B058A4A2"/>
@@ -9511,7 +12253,7 @@
       </w:rPr>
     </w:lvl>
   </w:abstractNum>
-  <w:abstractNum w:abstractNumId="5" w15:restartNumberingAfterBreak="0">
+  <w:abstractNum w:abstractNumId="7" w15:restartNumberingAfterBreak="0">
     <w:nsid w:val="32C608C4"/>
     <w:multiLevelType w:val="multilevel"/>
     <w:tmpl w:val="DAAA5726"/>
@@ -9660,7 +12402,7 @@
       </w:rPr>
     </w:lvl>
   </w:abstractNum>
-  <w:abstractNum w:abstractNumId="6" w15:restartNumberingAfterBreak="0">
+  <w:abstractNum w:abstractNumId="8" w15:restartNumberingAfterBreak="0">
     <w:nsid w:val="3CEE420E"/>
     <w:multiLevelType w:val="multilevel"/>
     <w:tmpl w:val="86B0AAD2"/>
@@ -9809,7 +12551,7 @@
       </w:rPr>
     </w:lvl>
   </w:abstractNum>
-  <w:abstractNum w:abstractNumId="7" w15:restartNumberingAfterBreak="0">
+  <w:abstractNum w:abstractNumId="9" w15:restartNumberingAfterBreak="0">
     <w:nsid w:val="3DBF12B4"/>
     <w:multiLevelType w:val="multilevel"/>
     <w:tmpl w:val="7D2ED060"/>
@@ -9958,7 +12700,156 @@
       </w:rPr>
     </w:lvl>
   </w:abstractNum>
-  <w:abstractNum w:abstractNumId="8" w15:restartNumberingAfterBreak="0">
+  <w:abstractNum w:abstractNumId="10" w15:restartNumberingAfterBreak="0">
+    <w:nsid w:val="49685437"/>
+    <w:multiLevelType w:val="multilevel"/>
+    <w:tmpl w:val="159EBEEE"/>
+    <w:lvl w:ilvl="0">
+      <w:start w:val="1"/>
+      <w:numFmt w:val="bullet"/>
+      <w:lvlText w:val=""/>
+      <w:lvlJc w:val="left"/>
+      <w:pPr>
+        <w:tabs>
+          <w:tab w:val="num" w:pos="720"/>
+        </w:tabs>
+        <w:ind w:left="720" w:hanging="360"/>
+      </w:pPr>
+      <w:rPr>
+        <w:rFonts w:ascii="Symbol" w:hAnsi="Symbol" w:hint="default"/>
+        <w:sz w:val="20"/>
+      </w:rPr>
+    </w:lvl>
+    <w:lvl w:ilvl="1" w:tentative="1">
+      <w:start w:val="1"/>
+      <w:numFmt w:val="bullet"/>
+      <w:lvlText w:val=""/>
+      <w:lvlJc w:val="left"/>
+      <w:pPr>
+        <w:tabs>
+          <w:tab w:val="num" w:pos="1440"/>
+        </w:tabs>
+        <w:ind w:left="1440" w:hanging="360"/>
+      </w:pPr>
+      <w:rPr>
+        <w:rFonts w:ascii="Symbol" w:hAnsi="Symbol" w:hint="default"/>
+        <w:sz w:val="20"/>
+      </w:rPr>
+    </w:lvl>
+    <w:lvl w:ilvl="2" w:tentative="1">
+      <w:start w:val="1"/>
+      <w:numFmt w:val="bullet"/>
+      <w:lvlText w:val=""/>
+      <w:lvlJc w:val="left"/>
+      <w:pPr>
+        <w:tabs>
+          <w:tab w:val="num" w:pos="2160"/>
+        </w:tabs>
+        <w:ind w:left="2160" w:hanging="360"/>
+      </w:pPr>
+      <w:rPr>
+        <w:rFonts w:ascii="Symbol" w:hAnsi="Symbol" w:hint="default"/>
+        <w:sz w:val="20"/>
+      </w:rPr>
+    </w:lvl>
+    <w:lvl w:ilvl="3" w:tentative="1">
+      <w:start w:val="1"/>
+      <w:numFmt w:val="bullet"/>
+      <w:lvlText w:val=""/>
+      <w:lvlJc w:val="left"/>
+      <w:pPr>
+        <w:tabs>
+          <w:tab w:val="num" w:pos="2880"/>
+        </w:tabs>
+        <w:ind w:left="2880" w:hanging="360"/>
+      </w:pPr>
+      <w:rPr>
+        <w:rFonts w:ascii="Symbol" w:hAnsi="Symbol" w:hint="default"/>
+        <w:sz w:val="20"/>
+      </w:rPr>
+    </w:lvl>
+    <w:lvl w:ilvl="4" w:tentative="1">
+      <w:start w:val="1"/>
+      <w:numFmt w:val="bullet"/>
+      <w:lvlText w:val=""/>
+      <w:lvlJc w:val="left"/>
+      <w:pPr>
+        <w:tabs>
+          <w:tab w:val="num" w:pos="3600"/>
+        </w:tabs>
+        <w:ind w:left="3600" w:hanging="360"/>
+      </w:pPr>
+      <w:rPr>
+        <w:rFonts w:ascii="Symbol" w:hAnsi="Symbol" w:hint="default"/>
+        <w:sz w:val="20"/>
+      </w:rPr>
+    </w:lvl>
+    <w:lvl w:ilvl="5" w:tentative="1">
+      <w:start w:val="1"/>
+      <w:numFmt w:val="bullet"/>
+      <w:lvlText w:val=""/>
+      <w:lvlJc w:val="left"/>
+      <w:pPr>
+        <w:tabs>
+          <w:tab w:val="num" w:pos="4320"/>
+        </w:tabs>
+        <w:ind w:left="4320" w:hanging="360"/>
+      </w:pPr>
+      <w:rPr>
+        <w:rFonts w:ascii="Symbol" w:hAnsi="Symbol" w:hint="default"/>
+        <w:sz w:val="20"/>
+      </w:rPr>
+    </w:lvl>
+    <w:lvl w:ilvl="6" w:tentative="1">
+      <w:start w:val="1"/>
+      <w:numFmt w:val="bullet"/>
+      <w:lvlText w:val=""/>
+      <w:lvlJc w:val="left"/>
+      <w:pPr>
+        <w:tabs>
+          <w:tab w:val="num" w:pos="5040"/>
+        </w:tabs>
+        <w:ind w:left="5040" w:hanging="360"/>
+      </w:pPr>
+      <w:rPr>
+        <w:rFonts w:ascii="Symbol" w:hAnsi="Symbol" w:hint="default"/>
+        <w:sz w:val="20"/>
+      </w:rPr>
+    </w:lvl>
+    <w:lvl w:ilvl="7" w:tentative="1">
+      <w:start w:val="1"/>
+      <w:numFmt w:val="bullet"/>
+      <w:lvlText w:val=""/>
+      <w:lvlJc w:val="left"/>
+      <w:pPr>
+        <w:tabs>
+          <w:tab w:val="num" w:pos="5760"/>
+        </w:tabs>
+        <w:ind w:left="5760" w:hanging="360"/>
+      </w:pPr>
+      <w:rPr>
+        <w:rFonts w:ascii="Symbol" w:hAnsi="Symbol" w:hint="default"/>
+        <w:sz w:val="20"/>
+      </w:rPr>
+    </w:lvl>
+    <w:lvl w:ilvl="8" w:tentative="1">
+      <w:start w:val="1"/>
+      <w:numFmt w:val="bullet"/>
+      <w:lvlText w:val=""/>
+      <w:lvlJc w:val="left"/>
+      <w:pPr>
+        <w:tabs>
+          <w:tab w:val="num" w:pos="6480"/>
+        </w:tabs>
+        <w:ind w:left="6480" w:hanging="360"/>
+      </w:pPr>
+      <w:rPr>
+        <w:rFonts w:ascii="Symbol" w:hAnsi="Symbol" w:hint="default"/>
+        <w:sz w:val="20"/>
+      </w:rPr>
+    </w:lvl>
+  </w:abstractNum>
+  <w:abstractNum w:abstractNumId="11" w15:restartNumberingAfterBreak="0">
     <w:nsid w:val="4C117C1D"/>
     <w:multiLevelType w:val="multilevel"/>
     <w:tmpl w:val="8C7CD82C"/>
@@ -10107,7 +12998,156 @@
       </w:rPr>
     </w:lvl>
   </w:abstractNum>
-  <w:abstractNum w:abstractNumId="9" w15:restartNumberingAfterBreak="0">
+  <w:abstractNum w:abstractNumId="12" w15:restartNumberingAfterBreak="0">
+    <w:nsid w:val="523C0E55"/>
+    <w:multiLevelType w:val="multilevel"/>
+    <w:tmpl w:val="018EE31E"/>
+    <w:lvl w:ilvl="0">
+      <w:start w:val="1"/>
+      <w:numFmt w:val="bullet"/>
+      <w:lvlText w:val=""/>
+      <w:lvlJc w:val="left"/>
+      <w:pPr>
+        <w:tabs>
+          <w:tab w:val="num" w:pos="720"/>
+        </w:tabs>
+        <w:ind w:left="720" w:hanging="360"/>
+      </w:pPr>
+      <w:rPr>
+        <w:rFonts w:ascii="Symbol" w:hAnsi="Symbol" w:hint="default"/>
+        <w:sz w:val="20"/>
+      </w:rPr>
+    </w:lvl>
+    <w:lvl w:ilvl="1" w:tentative="1">
+      <w:start w:val="1"/>
+      <w:numFmt w:val="bullet"/>
+      <w:lvlText w:val=""/>
+      <w:lvlJc w:val="left"/>
+      <w:pPr>
+        <w:tabs>
+          <w:tab w:val="num" w:pos="1440"/>
+        </w:tabs>
+        <w:ind w:left="1440" w:hanging="360"/>
+      </w:pPr>
+      <w:rPr>
+        <w:rFonts w:ascii="Symbol" w:hAnsi="Symbol" w:hint="default"/>
+        <w:sz w:val="20"/>
+      </w:rPr>
+    </w:lvl>
+    <w:lvl w:ilvl="2" w:tentative="1">
+      <w:start w:val="1"/>
+      <w:numFmt w:val="bullet"/>
+      <w:lvlText w:val=""/>
+      <w:lvlJc w:val="left"/>
+      <w:pPr>
+        <w:tabs>
+          <w:tab w:val="num" w:pos="2160"/>
+        </w:tabs>
+        <w:ind w:left="2160" w:hanging="360"/>
+      </w:pPr>
+      <w:rPr>
+        <w:rFonts w:ascii="Symbol" w:hAnsi="Symbol" w:hint="default"/>
+        <w:sz w:val="20"/>
+      </w:rPr>
+    </w:lvl>
+    <w:lvl w:ilvl="3" w:tentative="1">
+      <w:start w:val="1"/>
+      <w:numFmt w:val="bullet"/>
+      <w:lvlText w:val=""/>
+      <w:lvlJc w:val="left"/>
+      <w:pPr>
+        <w:tabs>
+          <w:tab w:val="num" w:pos="2880"/>
+        </w:tabs>
+        <w:ind w:left="2880" w:hanging="360"/>
+      </w:pPr>
+      <w:rPr>
+        <w:rFonts w:ascii="Symbol" w:hAnsi="Symbol" w:hint="default"/>
+        <w:sz w:val="20"/>
+      </w:rPr>
+    </w:lvl>
+    <w:lvl w:ilvl="4" w:tentative="1">
+      <w:start w:val="1"/>
+      <w:numFmt w:val="bullet"/>
+      <w:lvlText w:val=""/>
+      <w:lvlJc w:val="left"/>
+      <w:pPr>
+        <w:tabs>
+          <w:tab w:val="num" w:pos="3600"/>
+        </w:tabs>
+        <w:ind w:left="3600" w:hanging="360"/>
+      </w:pPr>
+      <w:rPr>
+        <w:rFonts w:ascii="Symbol" w:hAnsi="Symbol" w:hint="default"/>
+        <w:sz w:val="20"/>
+      </w:rPr>
+    </w:lvl>
+    <w:lvl w:ilvl="5" w:tentative="1">
+      <w:start w:val="1"/>
+      <w:numFmt w:val="bullet"/>
+      <w:lvlText w:val=""/>
+      <w:lvlJc w:val="left"/>
+      <w:pPr>
+        <w:tabs>
+          <w:tab w:val="num" w:pos="4320"/>
+        </w:tabs>
+        <w:ind w:left="4320" w:hanging="360"/>
+      </w:pPr>
+      <w:rPr>
+        <w:rFonts w:ascii="Symbol" w:hAnsi="Symbol" w:hint="default"/>
+        <w:sz w:val="20"/>
+      </w:rPr>
+    </w:lvl>
+    <w:lvl w:ilvl="6" w:tentative="1">
+      <w:start w:val="1"/>
+      <w:numFmt w:val="bullet"/>
+      <w:lvlText w:val=""/>
+      <w:lvlJc w:val="left"/>
+      <w:pPr>
+        <w:tabs>
+          <w:tab w:val="num" w:pos="5040"/>
+        </w:tabs>
+        <w:ind w:left="5040" w:hanging="360"/>
+      </w:pPr>
+      <w:rPr>
+        <w:rFonts w:ascii="Symbol" w:hAnsi="Symbol" w:hint="default"/>
+        <w:sz w:val="20"/>
+      </w:rPr>
+    </w:lvl>
+    <w:lvl w:ilvl="7" w:tentative="1">
+      <w:start w:val="1"/>
+      <w:numFmt w:val="bullet"/>
+      <w:lvlText w:val=""/>
+      <w:lvlJc w:val="left"/>
+      <w:pPr>
+        <w:tabs>
+          <w:tab w:val="num" w:pos="5760"/>
+        </w:tabs>
+        <w:ind w:left="5760" w:hanging="360"/>
+      </w:pPr>
+      <w:rPr>
+        <w:rFonts w:ascii="Symbol" w:hAnsi="Symbol" w:hint="default"/>
+        <w:sz w:val="20"/>
+      </w:rPr>
+    </w:lvl>
+    <w:lvl w:ilvl="8" w:tentative="1">
+      <w:start w:val="1"/>
+      <w:numFmt w:val="bullet"/>
+      <w:lvlText w:val=""/>
+      <w:lvlJc w:val="left"/>
+      <w:pPr>
+        <w:tabs>
+          <w:tab w:val="num" w:pos="6480"/>
+        </w:tabs>
+        <w:ind w:left="6480" w:hanging="360"/>
+      </w:pPr>
+      <w:rPr>
+        <w:rFonts w:ascii="Symbol" w:hAnsi="Symbol" w:hint="default"/>
+        <w:sz w:val="20"/>
+      </w:rPr>
+    </w:lvl>
+  </w:abstractNum>
+  <w:abstractNum w:abstractNumId="13" w15:restartNumberingAfterBreak="0">
     <w:nsid w:val="530363DF"/>
     <w:multiLevelType w:val="multilevel"/>
     <w:tmpl w:val="7E6EAC32"/>
@@ -10256,7 +13296,7 @@
       </w:rPr>
     </w:lvl>
   </w:abstractNum>
-  <w:abstractNum w:abstractNumId="10" w15:restartNumberingAfterBreak="0">
+  <w:abstractNum w:abstractNumId="14" w15:restartNumberingAfterBreak="0">
     <w:nsid w:val="53110D41"/>
     <w:multiLevelType w:val="multilevel"/>
     <w:tmpl w:val="309E96F6"/>
@@ -10405,7 +13445,7 @@
       </w:rPr>
     </w:lvl>
   </w:abstractNum>
-  <w:abstractNum w:abstractNumId="11" w15:restartNumberingAfterBreak="0">
+  <w:abstractNum w:abstractNumId="15" w15:restartNumberingAfterBreak="0">
     <w:nsid w:val="5397186E"/>
     <w:multiLevelType w:val="multilevel"/>
     <w:tmpl w:val="D75C960C"/>
@@ -10554,7 +13594,156 @@
       </w:rPr>
     </w:lvl>
   </w:abstractNum>
-  <w:abstractNum w:abstractNumId="12" w15:restartNumberingAfterBreak="0">
+  <w:abstractNum w:abstractNumId="16" w15:restartNumberingAfterBreak="0">
+    <w:nsid w:val="58F61B9E"/>
+    <w:multiLevelType w:val="multilevel"/>
+    <w:tmpl w:val="64D244F2"/>
+    <w:lvl w:ilvl="0">
+      <w:start w:val="1"/>
+      <w:numFmt w:val="bullet"/>
+      <w:lvlText w:val=""/>
+      <w:lvlJc w:val="left"/>
+      <w:pPr>
+        <w:tabs>
+          <w:tab w:val="num" w:pos="720"/>
+        </w:tabs>
+        <w:ind w:left="720" w:hanging="360"/>
+      </w:pPr>
+      <w:rPr>
+        <w:rFonts w:ascii="Symbol" w:hAnsi="Symbol" w:hint="default"/>
+        <w:sz w:val="20"/>
+      </w:rPr>
+    </w:lvl>
+    <w:lvl w:ilvl="1" w:tentative="1">
+      <w:start w:val="1"/>
+      <w:numFmt w:val="bullet"/>
+      <w:lvlText w:val=""/>
+      <w:lvlJc w:val="left"/>
+      <w:pPr>
+        <w:tabs>
+          <w:tab w:val="num" w:pos="1440"/>
+        </w:tabs>
+        <w:ind w:left="1440" w:hanging="360"/>
+      </w:pPr>
+      <w:rPr>
+        <w:rFonts w:ascii="Symbol" w:hAnsi="Symbol" w:hint="default"/>
+        <w:sz w:val="20"/>
+      </w:rPr>
+    </w:lvl>
+    <w:lvl w:ilvl="2" w:tentative="1">
+      <w:start w:val="1"/>
+      <w:numFmt w:val="bullet"/>
+      <w:lvlText w:val=""/>
+      <w:lvlJc w:val="left"/>
+      <w:pPr>
+        <w:tabs>
+          <w:tab w:val="num" w:pos="2160"/>
+        </w:tabs>
+        <w:ind w:left="2160" w:hanging="360"/>
+      </w:pPr>
+      <w:rPr>
+        <w:rFonts w:ascii="Symbol" w:hAnsi="Symbol" w:hint="default"/>
+        <w:sz w:val="20"/>
+      </w:rPr>
+    </w:lvl>
+    <w:lvl w:ilvl="3" w:tentative="1">
+      <w:start w:val="1"/>
+      <w:numFmt w:val="bullet"/>
+      <w:lvlText w:val=""/>
+      <w:lvlJc w:val="left"/>
+      <w:pPr>
+        <w:tabs>
+          <w:tab w:val="num" w:pos="2880"/>
+        </w:tabs>
+        <w:ind w:left="2880" w:hanging="360"/>
+      </w:pPr>
+      <w:rPr>
+        <w:rFonts w:ascii="Symbol" w:hAnsi="Symbol" w:hint="default"/>
+        <w:sz w:val="20"/>
+      </w:rPr>
+    </w:lvl>
+    <w:lvl w:ilvl="4" w:tentative="1">
+      <w:start w:val="1"/>
+      <w:numFmt w:val="bullet"/>
+      <w:lvlText w:val=""/>
+      <w:lvlJc w:val="left"/>
+      <w:pPr>
+        <w:tabs>
+          <w:tab w:val="num" w:pos="3600"/>
+        </w:tabs>
+        <w:ind w:left="3600" w:hanging="360"/>
+      </w:pPr>
+      <w:rPr>
+        <w:rFonts w:ascii="Symbol" w:hAnsi="Symbol" w:hint="default"/>
+        <w:sz w:val="20"/>
+      </w:rPr>
+    </w:lvl>
+    <w:lvl w:ilvl="5" w:tentative="1">
+      <w:start w:val="1"/>
+      <w:numFmt w:val="bullet"/>
+      <w:lvlText w:val=""/>
+      <w:lvlJc w:val="left"/>
+      <w:pPr>
+        <w:tabs>
+          <w:tab w:val="num" w:pos="4320"/>
+        </w:tabs>
+        <w:ind w:left="4320" w:hanging="360"/>
+      </w:pPr>
+      <w:rPr>
+        <w:rFonts w:ascii="Symbol" w:hAnsi="Symbol" w:hint="default"/>
+        <w:sz w:val="20"/>
+      </w:rPr>
+    </w:lvl>
+    <w:lvl w:ilvl="6" w:tentative="1">
+      <w:start w:val="1"/>
+      <w:numFmt w:val="bullet"/>
+      <w:lvlText w:val=""/>
+      <w:lvlJc w:val="left"/>
+      <w:pPr>
+        <w:tabs>
+          <w:tab w:val="num" w:pos="5040"/>
+        </w:tabs>
+        <w:ind w:left="5040" w:hanging="360"/>
+      </w:pPr>
+      <w:rPr>
+        <w:rFonts w:ascii="Symbol" w:hAnsi="Symbol" w:hint="default"/>
+        <w:sz w:val="20"/>
+      </w:rPr>
+    </w:lvl>
+    <w:lvl w:ilvl="7" w:tentative="1">
+      <w:start w:val="1"/>
+      <w:numFmt w:val="bullet"/>
+      <w:lvlText w:val=""/>
+      <w:lvlJc w:val="left"/>
+      <w:pPr>
+        <w:tabs>
+          <w:tab w:val="num" w:pos="5760"/>
+        </w:tabs>
+        <w:ind w:left="5760" w:hanging="360"/>
+      </w:pPr>
+      <w:rPr>
+        <w:rFonts w:ascii="Symbol" w:hAnsi="Symbol" w:hint="default"/>
+        <w:sz w:val="20"/>
+      </w:rPr>
+    </w:lvl>
+    <w:lvl w:ilvl="8" w:tentative="1">
+      <w:start w:val="1"/>
+      <w:numFmt w:val="bullet"/>
+      <w:lvlText w:val=""/>
+      <w:lvlJc w:val="left"/>
+      <w:pPr>
+        <w:tabs>
+          <w:tab w:val="num" w:pos="6480"/>
+        </w:tabs>
+        <w:ind w:left="6480" w:hanging="360"/>
+      </w:pPr>
+      <w:rPr>
+        <w:rFonts w:ascii="Symbol" w:hAnsi="Symbol" w:hint="default"/>
+        <w:sz w:val="20"/>
+      </w:rPr>
+    </w:lvl>
+  </w:abstractNum>
+  <w:abstractNum w:abstractNumId="17" w15:restartNumberingAfterBreak="0">
     <w:nsid w:val="5A570BD1"/>
     <w:multiLevelType w:val="multilevel"/>
     <w:tmpl w:val="F314109C"/>
@@ -10703,7 +13892,7 @@
       </w:rPr>
     </w:lvl>
   </w:abstractNum>
-  <w:abstractNum w:abstractNumId="13" w15:restartNumberingAfterBreak="0">
+  <w:abstractNum w:abstractNumId="18" w15:restartNumberingAfterBreak="0">
     <w:nsid w:val="5B685F95"/>
     <w:multiLevelType w:val="multilevel"/>
     <w:tmpl w:val="2B0CEEC4"/>
@@ -10852,7 +14041,7 @@
       </w:rPr>
     </w:lvl>
   </w:abstractNum>
-  <w:abstractNum w:abstractNumId="14" w15:restartNumberingAfterBreak="0">
+  <w:abstractNum w:abstractNumId="19" w15:restartNumberingAfterBreak="0">
     <w:nsid w:val="602F2C3B"/>
     <w:multiLevelType w:val="multilevel"/>
     <w:tmpl w:val="1A14BCC0"/>
@@ -11001,7 +14190,7 @@
       </w:rPr>
     </w:lvl>
   </w:abstractNum>
-  <w:abstractNum w:abstractNumId="15" w15:restartNumberingAfterBreak="0">
+  <w:abstractNum w:abstractNumId="20" w15:restartNumberingAfterBreak="0">
     <w:nsid w:val="6313283B"/>
     <w:multiLevelType w:val="multilevel"/>
     <w:tmpl w:val="14DA6520"/>
@@ -11150,7 +14339,7 @@
       </w:rPr>
     </w:lvl>
   </w:abstractNum>
-  <w:abstractNum w:abstractNumId="16" w15:restartNumberingAfterBreak="0">
+  <w:abstractNum w:abstractNumId="21" w15:restartNumberingAfterBreak="0">
     <w:nsid w:val="650E17C0"/>
     <w:multiLevelType w:val="multilevel"/>
     <w:tmpl w:val="A2A40748"/>
@@ -11299,7 +14488,7 @@
       </w:rPr>
     </w:lvl>
   </w:abstractNum>
-  <w:abstractNum w:abstractNumId="17" w15:restartNumberingAfterBreak="0">
+  <w:abstractNum w:abstractNumId="22" w15:restartNumberingAfterBreak="0">
     <w:nsid w:val="6A5A46CC"/>
     <w:multiLevelType w:val="multilevel"/>
     <w:tmpl w:val="92180D64"/>
@@ -11448,7 +14637,7 @@
       </w:rPr>
     </w:lvl>
   </w:abstractNum>
-  <w:abstractNum w:abstractNumId="18" w15:restartNumberingAfterBreak="0">
+  <w:abstractNum w:abstractNumId="23" w15:restartNumberingAfterBreak="0">
     <w:nsid w:val="7AAE3F67"/>
     <w:multiLevelType w:val="multilevel"/>
     <w:tmpl w:val="2D186366"/>
@@ -11597,7 +14786,7 @@
       </w:rPr>
     </w:lvl>
   </w:abstractNum>
-  <w:abstractNum w:abstractNumId="19" w15:restartNumberingAfterBreak="0">
+  <w:abstractNum w:abstractNumId="24" w15:restartNumberingAfterBreak="0">
     <w:nsid w:val="7D464D5B"/>
     <w:multiLevelType w:val="multilevel"/>
     <w:tmpl w:val="9EE2EFFC"/>
@@ -11747,64 +14936,79 @@
     </w:lvl>
   </w:abstractNum>
   <w:num w:numId="1">
+    <w:abstractNumId w:val="19"/>
+  </w:num>
+  <w:num w:numId="2">
+    <w:abstractNumId w:val="20"/>
+  </w:num>
+  <w:num w:numId="3">
+    <w:abstractNumId w:val="3"/>
+  </w:num>
+  <w:num w:numId="4">
+    <w:abstractNumId w:val="1"/>
+  </w:num>
+  <w:num w:numId="5">
     <w:abstractNumId w:val="14"/>
   </w:num>
-  <w:num w:numId="2">
+  <w:num w:numId="6">
+    <w:abstractNumId w:val="23"/>
+  </w:num>
+  <w:num w:numId="7">
+    <w:abstractNumId w:val="24"/>
+  </w:num>
+  <w:num w:numId="8">
+    <w:abstractNumId w:val="2"/>
+  </w:num>
+  <w:num w:numId="9">
+    <w:abstractNumId w:val="6"/>
+  </w:num>
+  <w:num w:numId="10">
+    <w:abstractNumId w:val="9"/>
+  </w:num>
+  <w:num w:numId="11">
+    <w:abstractNumId w:val="11"/>
+  </w:num>
+  <w:num w:numId="12">
+    <w:abstractNumId w:val="7"/>
+  </w:num>
+  <w:num w:numId="13">
+    <w:abstractNumId w:val="18"/>
+  </w:num>
+  <w:num w:numId="14">
+    <w:abstractNumId w:val="22"/>
+  </w:num>
+  <w:num w:numId="15">
+    <w:abstractNumId w:val="17"/>
+  </w:num>
+  <w:num w:numId="16">
+    <w:abstractNumId w:val="5"/>
+  </w:num>
+  <w:num w:numId="17">
+    <w:abstractNumId w:val="13"/>
+  </w:num>
+  <w:num w:numId="18">
+    <w:abstractNumId w:val="8"/>
+  </w:num>
+  <w:num w:numId="19">
+    <w:abstractNumId w:val="21"/>
+  </w:num>
+  <w:num w:numId="20">
     <w:abstractNumId w:val="15"/>
   </w:num>
-  <w:num w:numId="3">
-    <w:abstractNumId w:val="2"/>
-  </w:num>
-  <w:num w:numId="4">
+  <w:num w:numId="21">
     <w:abstractNumId w:val="0"/>
   </w:num>
-  <w:num w:numId="5">
+  <w:num w:numId="22">
     <w:abstractNumId w:val="10"/>
   </w:num>
-  <w:num w:numId="6">
-    <w:abstractNumId w:val="18"/>
-  </w:num>
-  <w:num w:numId="7">
-    <w:abstractNumId w:val="19"/>
-  </w:num>
-  <w:num w:numId="8">
-    <w:abstractNumId w:val="1"/>
-  </w:num>
-  <w:num w:numId="9">
+  <w:num w:numId="23">
     <w:abstractNumId w:val="4"/>
   </w:num>
-  <w:num w:numId="10">
-    <w:abstractNumId w:val="7"/>
-  </w:num>
-  <w:num w:numId="11">
-    <w:abstractNumId w:val="8"/>
-  </w:num>
-  <w:num w:numId="12">
-    <w:abstractNumId w:val="5"/>
-  </w:num>
-  <w:num w:numId="13">
-    <w:abstractNumId w:val="13"/>
-  </w:num>
-  <w:num w:numId="14">
-    <w:abstractNumId w:val="17"/>
-  </w:num>
-  <w:num w:numId="15">
+  <w:num w:numId="24">
     <w:abstractNumId w:val="12"/>
   </w:num>
-  <w:num w:numId="16">
-    <w:abstractNumId w:val="3"/>
-  </w:num>
-  <w:num w:numId="17">
-    <w:abstractNumId w:val="9"/>
-  </w:num>
-  <w:num w:numId="18">
-    <w:abstractNumId w:val="6"/>
-  </w:num>
-  <w:num w:numId="19">
+  <w:num w:numId="25">
     <w:abstractNumId w:val="16"/>
-  </w:num>
-  <w:num w:numId="20">
-    <w:abstractNumId w:val="11"/>
   </w:num>
 </w:numbering>
 </file>
@@ -12333,6 +15537,21 @@
       <w:contextualSpacing/>
     </w:pPr>
   </w:style>
+  <w:style w:type="character" w:customStyle="1" w:styleId="katex-mathml">
+    <w:name w:val="katex-mathml"/>
+    <w:basedOn w:val="DefaultParagraphFont"/>
+    <w:rsid w:val="00F44F68"/>
+  </w:style>
+  <w:style w:type="character" w:customStyle="1" w:styleId="mord">
+    <w:name w:val="mord"/>
+    <w:basedOn w:val="DefaultParagraphFont"/>
+    <w:rsid w:val="00F44F68"/>
+  </w:style>
+  <w:style w:type="character" w:customStyle="1" w:styleId="mrel">
+    <w:name w:val="mrel"/>
+    <w:basedOn w:val="DefaultParagraphFont"/>
+    <w:rsid w:val="00F44F68"/>
+  </w:style>
 </w:styles>
 </file>
 

--- a/Information Security/3. Note--PMSCS-694-Lecture-3-Crypto Basics.docx
+++ b/Information Security/3. Note--PMSCS-694-Lecture-3-Crypto Basics.docx
@@ -7,3924 +7,13 @@
         <w:shd w:val="clear" w:color="auto" w:fill="FFFFFF"/>
         <w:spacing w:after="0" w:line="240" w:lineRule="auto"/>
         <w:rPr>
-          <w:rFonts w:ascii="Segoe UI" w:hAnsi="Segoe UI" w:cs="Segoe UI"/>
-          <w:b/>
-          <w:color w:val="FF0000"/>
-          <w:sz w:val="24"/>
-          <w:szCs w:val="24"/>
-          <w:u w:val="single"/>
-        </w:rPr>
-      </w:pPr>
-      <w:r>
-        <w:rPr>
-          <w:b/>
-          <w:color w:val="FF0000"/>
-          <w:sz w:val="24"/>
-          <w:szCs w:val="24"/>
-        </w:rPr>
-        <w:t xml:space="preserve">What is </w:t>
-      </w:r>
-      <w:proofErr w:type="spellStart"/>
-      <w:r>
-        <w:rPr>
-          <w:b/>
-          <w:color w:val="FF0000"/>
-          <w:sz w:val="24"/>
-          <w:szCs w:val="24"/>
-        </w:rPr>
-        <w:t>Kerckhoffs</w:t>
-      </w:r>
-      <w:proofErr w:type="spellEnd"/>
-      <w:r>
-        <w:rPr>
-          <w:b/>
-          <w:color w:val="FF0000"/>
-          <w:sz w:val="24"/>
-          <w:szCs w:val="24"/>
-        </w:rPr>
-        <w:t>’ Principle? Why is it important in cryptographic system design?</w:t>
-      </w:r>
-      <w:r>
-        <w:rPr>
-          <w:rFonts w:ascii="Segoe UI" w:hAnsi="Segoe UI" w:cs="Segoe UI"/>
-          <w:b/>
-          <w:color w:val="FF0000"/>
-          <w:sz w:val="24"/>
-          <w:szCs w:val="24"/>
-          <w:u w:val="single"/>
-        </w:rPr>
-        <w:t xml:space="preserve"> </w:t>
-      </w:r>
-    </w:p>
-    <w:p>
-      <w:pPr>
-        <w:shd w:val="clear" w:color="auto" w:fill="FFFFFF"/>
-        <w:spacing w:after="0" w:line="240" w:lineRule="auto"/>
-        <w:rPr>
-          <w:rFonts w:ascii="Segoe UI" w:hAnsi="Segoe UI" w:cs="Segoe UI"/>
-          <w:color w:val="0D0D0D"/>
-          <w:sz w:val="24"/>
-          <w:szCs w:val="24"/>
-          <w:u w:val="single"/>
-        </w:rPr>
-      </w:pPr>
-      <w:proofErr w:type="spellStart"/>
-      <w:r>
-        <w:rPr>
-          <w:rFonts w:ascii="Segoe UI" w:hAnsi="Segoe UI" w:cs="Segoe UI"/>
-          <w:b/>
-          <w:color w:val="FF0000"/>
-          <w:sz w:val="24"/>
-          <w:szCs w:val="24"/>
-          <w:u w:val="single"/>
-        </w:rPr>
-        <w:t>Kerckhoffs</w:t>
-      </w:r>
-      <w:proofErr w:type="spellEnd"/>
-      <w:r>
-        <w:rPr>
-          <w:rFonts w:ascii="Segoe UI" w:hAnsi="Segoe UI" w:cs="Segoe UI"/>
-          <w:b/>
-          <w:color w:val="FF0000"/>
-          <w:sz w:val="24"/>
-          <w:szCs w:val="24"/>
-          <w:u w:val="single"/>
-        </w:rPr>
-        <w:t>’ Principle:</w:t>
-      </w:r>
-      <w:r>
-        <w:rPr>
-          <w:rFonts w:ascii="Segoe UI" w:hAnsi="Segoe UI" w:cs="Segoe UI"/>
-          <w:color w:val="FF0000"/>
-          <w:sz w:val="24"/>
-          <w:szCs w:val="24"/>
-          <w:u w:val="single"/>
-        </w:rPr>
-        <w:t xml:space="preserve"> </w:t>
-      </w:r>
-    </w:p>
-    <w:p>
-      <w:pPr>
-        <w:shd w:val="clear" w:color="auto" w:fill="FFFFFF"/>
-        <w:spacing w:after="0" w:line="240" w:lineRule="auto"/>
-        <w:rPr>
-          <w:rFonts w:ascii="Segoe UI" w:hAnsi="Segoe UI" w:cs="Segoe UI"/>
-          <w:color w:val="0D0D0D"/>
-        </w:rPr>
-      </w:pPr>
-      <w:r>
-        <w:rPr>
-          <w:rFonts w:ascii="Segoe UI" w:hAnsi="Segoe UI" w:cs="Segoe UI"/>
-          <w:color w:val="0D0D0D"/>
-        </w:rPr>
-        <w:t xml:space="preserve">“A cryptographic system should remain secure even if everything about the system, except the key, is public knowledge.” </w:t>
-      </w:r>
-      <w:r>
-        <w:rPr>
-          <w:rFonts w:ascii="Segoe UI Symbol" w:hAnsi="Segoe UI Symbol" w:cs="Segoe UI Symbol"/>
-          <w:color w:val="0D0D0D"/>
-        </w:rPr>
-        <w:t>❑</w:t>
-      </w:r>
-      <w:r>
-        <w:rPr>
-          <w:rFonts w:ascii="Segoe UI" w:hAnsi="Segoe UI" w:cs="Segoe UI"/>
-          <w:color w:val="0D0D0D"/>
-        </w:rPr>
-        <w:t xml:space="preserve"> This is known as </w:t>
-      </w:r>
-      <w:proofErr w:type="spellStart"/>
-      <w:r>
-        <w:rPr>
-          <w:rFonts w:ascii="Segoe UI" w:hAnsi="Segoe UI" w:cs="Segoe UI"/>
-          <w:color w:val="0D0D0D"/>
-        </w:rPr>
-        <w:t>Kerckhoffs</w:t>
-      </w:r>
-      <w:proofErr w:type="spellEnd"/>
-      <w:r>
-        <w:rPr>
-          <w:rFonts w:ascii="Segoe UI" w:hAnsi="Segoe UI" w:cs="Segoe UI"/>
-          <w:color w:val="0D0D0D"/>
-        </w:rPr>
-        <w:t>’ Principle</w:t>
-      </w:r>
-      <w:r>
-        <w:rPr>
-          <w:rFonts w:ascii="Segoe UI" w:hAnsi="Segoe UI" w:cs="Segoe UI"/>
-          <w:color w:val="0D0D0D"/>
-        </w:rPr>
-        <w:t>.</w:t>
-      </w:r>
-    </w:p>
-    <w:p>
-      <w:pPr>
-        <w:shd w:val="clear" w:color="auto" w:fill="FFFFFF"/>
-        <w:spacing w:after="0" w:line="240" w:lineRule="auto"/>
-        <w:rPr>
-          <w:rFonts w:ascii="Segoe UI" w:hAnsi="Segoe UI" w:cs="Segoe UI"/>
-          <w:b/>
-          <w:color w:val="0D0D0D"/>
-          <w:u w:val="single"/>
-        </w:rPr>
-      </w:pPr>
-      <w:r>
-        <w:rPr>
-          <w:b/>
-          <w:color w:val="FF0000"/>
-          <w:sz w:val="24"/>
-          <w:szCs w:val="24"/>
-          <w:u w:val="single"/>
-        </w:rPr>
-        <w:t>Importance:</w:t>
-      </w:r>
-    </w:p>
-    <w:p>
-      <w:pPr>
-        <w:shd w:val="clear" w:color="auto" w:fill="FFFFFF"/>
-        <w:spacing w:after="0" w:line="240" w:lineRule="auto"/>
-        <w:rPr>
-          <w:rFonts w:ascii="Segoe UI" w:hAnsi="Segoe UI" w:cs="Segoe UI"/>
-          <w:color w:val="0D0D0D"/>
-          <w:shd w:val="clear" w:color="auto" w:fill="FFFFFF"/>
-        </w:rPr>
-      </w:pPr>
-      <w:r>
-        <w:rPr>
-          <w:rFonts w:ascii="Segoe UI" w:hAnsi="Segoe UI" w:cs="Segoe UI"/>
-          <w:color w:val="0D0D0D"/>
-          <w:shd w:val="clear" w:color="auto" w:fill="FFFFFF"/>
-        </w:rPr>
-        <w:t>It is important because a cryptographic system should stay </w:t>
-      </w:r>
-      <w:r>
-        <w:rPr>
-          <w:rStyle w:val="Strong"/>
-          <w:rFonts w:ascii="Segoe UI" w:hAnsi="Segoe UI" w:cs="Segoe UI"/>
-          <w:color w:val="0D0D0D"/>
-          <w:shd w:val="clear" w:color="auto" w:fill="FFFFFF"/>
-        </w:rPr>
-        <w:t>secure even if the algorithm is public</w:t>
-      </w:r>
-      <w:r>
-        <w:rPr>
-          <w:rFonts w:ascii="Segoe UI" w:hAnsi="Segoe UI" w:cs="Segoe UI"/>
-          <w:color w:val="0D0D0D"/>
-          <w:shd w:val="clear" w:color="auto" w:fill="FFFFFF"/>
-        </w:rPr>
-        <w:t>.</w:t>
-      </w:r>
-      <w:r>
-        <w:rPr>
-          <w:rFonts w:ascii="Segoe UI" w:hAnsi="Segoe UI" w:cs="Segoe UI"/>
-          <w:color w:val="0D0D0D"/>
-        </w:rPr>
-        <w:t xml:space="preserve"> </w:t>
-      </w:r>
-      <w:r>
-        <w:rPr>
-          <w:rFonts w:ascii="Segoe UI" w:hAnsi="Segoe UI" w:cs="Segoe UI"/>
-          <w:color w:val="0D0D0D"/>
-          <w:shd w:val="clear" w:color="auto" w:fill="FFFFFF"/>
-        </w:rPr>
-        <w:t>Only the </w:t>
-      </w:r>
-      <w:r>
-        <w:rPr>
-          <w:rStyle w:val="Strong"/>
-          <w:rFonts w:ascii="Segoe UI" w:hAnsi="Segoe UI" w:cs="Segoe UI"/>
-          <w:color w:val="0D0D0D"/>
-          <w:shd w:val="clear" w:color="auto" w:fill="FFFFFF"/>
-        </w:rPr>
-        <w:t>key must be secret</w:t>
-      </w:r>
-      <w:r>
-        <w:rPr>
-          <w:rFonts w:ascii="Segoe UI" w:hAnsi="Segoe UI" w:cs="Segoe UI"/>
-          <w:color w:val="0D0D0D"/>
-          <w:shd w:val="clear" w:color="auto" w:fill="FFFFFF"/>
-        </w:rPr>
-        <w:t>, so the system remains safe, testable, and easy to update.</w:t>
-      </w:r>
-    </w:p>
-    <w:p>
-      <w:pPr>
-        <w:shd w:val="clear" w:color="auto" w:fill="FFFFFF"/>
-        <w:spacing w:after="0" w:line="240" w:lineRule="auto"/>
-        <w:rPr>
-          <w:rFonts w:ascii="Segoe UI" w:hAnsi="Segoe UI" w:cs="Segoe UI"/>
-          <w:color w:val="0D0D0D"/>
-          <w:shd w:val="clear" w:color="auto" w:fill="FFFFFF"/>
-        </w:rPr>
-      </w:pPr>
-    </w:p>
-    <w:p>
-      <w:pPr>
-        <w:shd w:val="clear" w:color="auto" w:fill="FFFFFF"/>
-        <w:spacing w:after="0" w:line="240" w:lineRule="auto"/>
-        <w:rPr>
-          <w:b/>
-          <w:color w:val="FF0000"/>
-          <w:sz w:val="24"/>
-          <w:szCs w:val="24"/>
-        </w:rPr>
-      </w:pPr>
-      <w:r>
-        <w:rPr>
-          <w:b/>
-          <w:color w:val="FF0000"/>
-          <w:sz w:val="24"/>
-          <w:szCs w:val="24"/>
-        </w:rPr>
-        <w:t>Describe the basic process of encryption and decryption in a cryptosystem.</w:t>
-      </w:r>
-    </w:p>
-    <w:p>
-      <w:pPr>
-        <w:pStyle w:val="Heading3"/>
-        <w:shd w:val="clear" w:color="auto" w:fill="FFFFFF"/>
-        <w:spacing w:before="0" w:beforeAutospacing="0" w:after="60" w:afterAutospacing="0"/>
-        <w:rPr>
-          <w:rFonts w:ascii="Segoe UI" w:hAnsi="Segoe UI" w:cs="Segoe UI"/>
-          <w:color w:val="0D0D0D"/>
-        </w:rPr>
-      </w:pPr>
-      <w:r>
-        <w:rPr>
-          <w:rFonts w:ascii="Segoe UI Symbol" w:hAnsi="Segoe UI Symbol" w:cs="Segoe UI Symbol"/>
-          <w:color w:val="0D0D0D"/>
-        </w:rPr>
-        <w:t>🔐</w:t>
-      </w:r>
-      <w:r>
-        <w:rPr>
-          <w:rFonts w:ascii="Segoe UI" w:hAnsi="Segoe UI" w:cs="Segoe UI"/>
-          <w:color w:val="0D0D0D"/>
-        </w:rPr>
-        <w:t xml:space="preserve"> Basic Process of Encryption and Decryption (Exam</w:t>
-      </w:r>
-      <w:r>
-        <w:rPr>
-          <w:rFonts w:ascii="Segoe UI" w:hAnsi="Segoe UI" w:cs="Segoe UI"/>
-          <w:color w:val="0D0D0D"/>
-        </w:rPr>
-        <w:noBreakHyphen/>
-        <w:t>Friendly)</w:t>
-      </w:r>
-      <w:r>
-        <w:rPr>
-          <w:rStyle w:val="Strong"/>
-          <w:rFonts w:ascii="Segoe UI" w:hAnsi="Segoe UI" w:cs="Segoe UI"/>
-          <w:b/>
-          <w:bCs/>
-          <w:color w:val="0D0D0D"/>
-          <w:sz w:val="24"/>
-          <w:szCs w:val="24"/>
-        </w:rPr>
-        <w:br/>
-      </w:r>
-      <w:r>
-        <w:rPr>
-          <w:rStyle w:val="Strong"/>
-          <w:rFonts w:ascii="Segoe UI" w:hAnsi="Segoe UI" w:cs="Segoe UI"/>
           <w:b/>
           <w:color w:val="FF0000"/>
           <w:u w:val="single"/>
         </w:rPr>
-        <w:t>Encryption:</w:t>
-      </w:r>
-      <w:r>
-        <w:rPr>
-          <w:rFonts w:ascii="Segoe UI" w:hAnsi="Segoe UI" w:cs="Segoe UI"/>
-          <w:color w:val="0D0D0D"/>
-        </w:rPr>
-        <w:br/>
-        <w:t>Plaintext (original message) is converted into </w:t>
-      </w:r>
-      <w:proofErr w:type="spellStart"/>
-      <w:r>
-        <w:rPr>
-          <w:rStyle w:val="Strong"/>
-          <w:rFonts w:ascii="Segoe UI" w:hAnsi="Segoe UI" w:cs="Segoe UI"/>
-          <w:color w:val="0D0D0D"/>
-        </w:rPr>
-        <w:t>ciphertext</w:t>
-      </w:r>
-      <w:proofErr w:type="spellEnd"/>
-      <w:r>
-        <w:rPr>
-          <w:rFonts w:ascii="Segoe UI" w:hAnsi="Segoe UI" w:cs="Segoe UI"/>
-          <w:color w:val="0D0D0D"/>
-        </w:rPr>
-        <w:t> using an </w:t>
-      </w:r>
-      <w:r>
-        <w:rPr>
-          <w:rStyle w:val="Strong"/>
-          <w:rFonts w:ascii="Segoe UI" w:hAnsi="Segoe UI" w:cs="Segoe UI"/>
-          <w:color w:val="0D0D0D"/>
-        </w:rPr>
-        <w:t>encryption algorithm and a key</w:t>
-      </w:r>
-      <w:r>
-        <w:rPr>
-          <w:rFonts w:ascii="Segoe UI" w:hAnsi="Segoe UI" w:cs="Segoe UI"/>
-          <w:color w:val="0D0D0D"/>
-        </w:rPr>
-        <w:t> to keep the data secret.</w:t>
-      </w:r>
-    </w:p>
-    <w:p>
-      <w:pPr>
-        <w:pStyle w:val="NormalWeb"/>
-        <w:numPr>
-          <w:ilvl w:val="0"/>
-          <w:numId w:val="21"/>
-        </w:numPr>
-        <w:shd w:val="clear" w:color="auto" w:fill="FFFFFF"/>
-        <w:spacing w:before="0" w:beforeAutospacing="0" w:after="0" w:afterAutospacing="0"/>
-        <w:ind w:left="0"/>
-        <w:rPr>
-          <w:rFonts w:ascii="Segoe UI" w:hAnsi="Segoe UI" w:cs="Segoe UI"/>
-          <w:color w:val="0D0D0D"/>
-        </w:rPr>
-      </w:pPr>
-      <w:r>
-        <w:rPr>
-          <w:rStyle w:val="Strong"/>
-          <w:rFonts w:ascii="Segoe UI" w:hAnsi="Segoe UI" w:cs="Segoe UI"/>
-          <w:color w:val="FF0000"/>
-          <w:u w:val="single"/>
-        </w:rPr>
-        <w:t>Decryption:</w:t>
-      </w:r>
-      <w:r>
-        <w:rPr>
-          <w:rFonts w:ascii="Segoe UI" w:hAnsi="Segoe UI" w:cs="Segoe UI"/>
-          <w:color w:val="0D0D0D"/>
-        </w:rPr>
-        <w:br/>
-      </w:r>
-      <w:proofErr w:type="spellStart"/>
-      <w:r>
-        <w:rPr>
-          <w:rFonts w:ascii="Segoe UI" w:hAnsi="Segoe UI" w:cs="Segoe UI"/>
-          <w:color w:val="0D0D0D"/>
-        </w:rPr>
-        <w:t>Ciphertext</w:t>
-      </w:r>
-      <w:proofErr w:type="spellEnd"/>
-      <w:r>
-        <w:rPr>
-          <w:rFonts w:ascii="Segoe UI" w:hAnsi="Segoe UI" w:cs="Segoe UI"/>
-          <w:color w:val="0D0D0D"/>
-        </w:rPr>
-        <w:t xml:space="preserve"> is converted back into </w:t>
-      </w:r>
-      <w:r>
-        <w:rPr>
-          <w:rStyle w:val="Strong"/>
-          <w:rFonts w:ascii="Segoe UI" w:hAnsi="Segoe UI" w:cs="Segoe UI"/>
-          <w:color w:val="0D0D0D"/>
-        </w:rPr>
-        <w:t>plaintext</w:t>
-      </w:r>
-      <w:r>
-        <w:rPr>
-          <w:rFonts w:ascii="Segoe UI" w:hAnsi="Segoe UI" w:cs="Segoe UI"/>
-          <w:color w:val="0D0D0D"/>
-        </w:rPr>
-        <w:t> using a </w:t>
-      </w:r>
-      <w:r>
-        <w:rPr>
-          <w:rStyle w:val="Strong"/>
-          <w:rFonts w:ascii="Segoe UI" w:hAnsi="Segoe UI" w:cs="Segoe UI"/>
-          <w:color w:val="0D0D0D"/>
-        </w:rPr>
-        <w:t>decryption algorithm and the correct key</w:t>
-      </w:r>
-      <w:r>
-        <w:rPr>
-          <w:rFonts w:ascii="Segoe UI" w:hAnsi="Segoe UI" w:cs="Segoe UI"/>
-          <w:color w:val="0D0D0D"/>
-        </w:rPr>
-        <w:t>.</w:t>
-      </w:r>
-    </w:p>
-    <w:p>
-      <w:pPr>
-        <w:pStyle w:val="NormalWeb"/>
-        <w:shd w:val="clear" w:color="auto" w:fill="FFFFFF"/>
-        <w:spacing w:before="0" w:after="0"/>
-        <w:rPr>
-          <w:rFonts w:ascii="Segoe UI" w:hAnsi="Segoe UI" w:cs="Segoe UI"/>
-          <w:color w:val="0D0D0D"/>
-        </w:rPr>
-      </w:pPr>
-      <w:r>
-        <w:rPr>
-          <w:rStyle w:val="Strong"/>
-          <w:rFonts w:ascii="Segoe UI" w:hAnsi="Segoe UI" w:cs="Segoe UI"/>
-          <w:color w:val="0D0D0D"/>
-        </w:rPr>
-        <w:t>Flow:</w:t>
-      </w:r>
-      <w:r>
-        <w:rPr>
-          <w:rFonts w:ascii="Segoe UI" w:hAnsi="Segoe UI" w:cs="Segoe UI"/>
-          <w:color w:val="0D0D0D"/>
-        </w:rPr>
-        <w:br/>
-      </w:r>
-      <w:r>
-        <w:rPr>
-          <w:rFonts w:ascii="Segoe UI Symbol" w:hAnsi="Segoe UI Symbol" w:cs="Segoe UI Symbol"/>
-          <w:color w:val="0D0D0D"/>
-        </w:rPr>
-        <w:t>👉</w:t>
-      </w:r>
-      <w:r>
-        <w:rPr>
-          <w:rFonts w:ascii="Segoe UI" w:hAnsi="Segoe UI" w:cs="Segoe UI"/>
-          <w:color w:val="0D0D0D"/>
-        </w:rPr>
-        <w:t xml:space="preserve"> Plaintext → Encryption + Key → </w:t>
-      </w:r>
-      <w:proofErr w:type="spellStart"/>
-      <w:r>
-        <w:rPr>
-          <w:rFonts w:ascii="Segoe UI" w:hAnsi="Segoe UI" w:cs="Segoe UI"/>
-          <w:color w:val="0D0D0D"/>
-        </w:rPr>
-        <w:t>Ciphertext</w:t>
-      </w:r>
-      <w:proofErr w:type="spellEnd"/>
-      <w:r>
-        <w:rPr>
-          <w:rFonts w:ascii="Segoe UI" w:hAnsi="Segoe UI" w:cs="Segoe UI"/>
-          <w:color w:val="0D0D0D"/>
-        </w:rPr>
-        <w:t xml:space="preserve"> → Decryption + Key → Plaintext</w:t>
-      </w:r>
-    </w:p>
-    <w:p>
-      <w:pPr>
-        <w:pStyle w:val="NormalWeb"/>
-        <w:shd w:val="clear" w:color="auto" w:fill="FFFFFF"/>
-        <w:spacing w:before="0" w:after="0"/>
-        <w:rPr>
-          <w:rFonts w:ascii="Segoe UI" w:hAnsi="Segoe UI" w:cs="Segoe UI"/>
-          <w:color w:val="0D0D0D"/>
-        </w:rPr>
-      </w:pPr>
-      <w:r>
-        <w:rPr>
-          <w:rFonts w:ascii="Segoe UI" w:hAnsi="Segoe UI" w:cs="Segoe UI"/>
-          <w:noProof/>
-          <w:color w:val="0D0D0D"/>
-        </w:rPr>
-        <w:drawing>
-          <wp:inline distT="0" distB="0" distL="0" distR="0">
-            <wp:extent cx="5943600" cy="2582265"/>
-            <wp:effectExtent l="0" t="0" r="0" b="8890"/>
-            <wp:docPr id="1" name="Picture 1"/>
-            <wp:cNvGraphicFramePr>
-              <a:graphicFrameLocks xmlns:a="http://schemas.openxmlformats.org/drawingml/2006/main" noChangeAspect="1"/>
-            </wp:cNvGraphicFramePr>
-            <a:graphic xmlns:a="http://schemas.openxmlformats.org/drawingml/2006/main">
-              <a:graphicData uri="http://schemas.openxmlformats.org/drawingml/2006/picture">
-                <pic:pic xmlns:pic="http://schemas.openxmlformats.org/drawingml/2006/picture">
-                  <pic:nvPicPr>
-                    <pic:cNvPr id="1" name="Screenshot_2.png"/>
-                    <pic:cNvPicPr/>
-                  </pic:nvPicPr>
-                  <pic:blipFill>
-                    <a:blip r:embed="rId5">
-                      <a:extLst>
-                        <a:ext uri="{28A0092B-C50C-407E-A947-70E740481C1C}">
-                          <a14:useLocalDpi xmlns:a14="http://schemas.microsoft.com/office/drawing/2010/main" val="0"/>
-                        </a:ext>
-                      </a:extLst>
-                    </a:blip>
-                    <a:stretch>
-                      <a:fillRect/>
-                    </a:stretch>
-                  </pic:blipFill>
-                  <pic:spPr>
-                    <a:xfrm>
-                      <a:off x="0" y="0"/>
-                      <a:ext cx="5957746" cy="2588411"/>
-                    </a:xfrm>
-                    <a:prstGeom prst="rect">
-                      <a:avLst/>
-                    </a:prstGeom>
-                  </pic:spPr>
-                </pic:pic>
-              </a:graphicData>
-            </a:graphic>
-          </wp:inline>
-        </w:drawing>
-      </w:r>
-    </w:p>
-    <w:p>
-      <w:pPr>
-        <w:shd w:val="clear" w:color="auto" w:fill="FFFFFF"/>
-        <w:spacing w:after="0" w:line="240" w:lineRule="auto"/>
-        <w:rPr>
-          <w:rFonts w:ascii="Segoe UI" w:hAnsi="Segoe UI" w:cs="Segoe UI"/>
-          <w:b/>
-          <w:color w:val="0D0D0D"/>
-          <w:sz w:val="24"/>
-          <w:szCs w:val="24"/>
-        </w:rPr>
-      </w:pPr>
-      <w:r>
-        <w:rPr>
-          <w:rFonts w:ascii="Segoe UI" w:hAnsi="Segoe UI" w:cs="Segoe UI"/>
-          <w:b/>
-          <w:color w:val="0D0D0D"/>
-          <w:sz w:val="24"/>
-          <w:szCs w:val="24"/>
-        </w:rPr>
-        <w:br/>
-      </w:r>
-    </w:p>
-    <w:p>
-      <w:pPr>
-        <w:shd w:val="clear" w:color="auto" w:fill="FFFFFF"/>
-        <w:spacing w:after="0" w:line="240" w:lineRule="auto"/>
-        <w:rPr>
-          <w:rStyle w:val="Strong"/>
-          <w:rFonts w:ascii="Nirmala UI" w:hAnsi="Nirmala UI" w:cs="Nirmala UI"/>
-          <w:color w:val="0D0D0D"/>
-          <w:shd w:val="clear" w:color="auto" w:fill="FFFFFF"/>
-        </w:rPr>
-      </w:pPr>
-      <w:proofErr w:type="spellStart"/>
-      <w:r>
-        <w:rPr>
-          <w:rStyle w:val="Strong"/>
-          <w:rFonts w:ascii="Nirmala UI" w:hAnsi="Nirmala UI" w:cs="Nirmala UI"/>
-          <w:color w:val="0D0D0D"/>
-          <w:shd w:val="clear" w:color="auto" w:fill="FFFFFF"/>
-        </w:rPr>
-        <w:t>একটি</w:t>
-      </w:r>
-      <w:proofErr w:type="spellEnd"/>
-      <w:r>
-        <w:rPr>
-          <w:rStyle w:val="Strong"/>
-          <w:rFonts w:ascii="Segoe UI" w:hAnsi="Segoe UI" w:cs="Segoe UI"/>
-          <w:color w:val="0D0D0D"/>
-          <w:shd w:val="clear" w:color="auto" w:fill="FFFFFF"/>
-        </w:rPr>
-        <w:t xml:space="preserve"> </w:t>
-      </w:r>
-      <w:proofErr w:type="spellStart"/>
-      <w:r>
-        <w:rPr>
-          <w:rStyle w:val="Strong"/>
-          <w:rFonts w:ascii="Nirmala UI" w:hAnsi="Nirmala UI" w:cs="Nirmala UI"/>
-          <w:color w:val="0D0D0D"/>
-          <w:shd w:val="clear" w:color="auto" w:fill="FFFFFF"/>
-        </w:rPr>
-        <w:t>ক্রিপ্টোগ্রাফিক</w:t>
-      </w:r>
-      <w:proofErr w:type="spellEnd"/>
-      <w:r>
-        <w:rPr>
-          <w:rStyle w:val="Strong"/>
-          <w:rFonts w:ascii="Segoe UI" w:hAnsi="Segoe UI" w:cs="Segoe UI"/>
-          <w:color w:val="0D0D0D"/>
-          <w:shd w:val="clear" w:color="auto" w:fill="FFFFFF"/>
-        </w:rPr>
-        <w:t xml:space="preserve"> </w:t>
-      </w:r>
-      <w:proofErr w:type="spellStart"/>
-      <w:r>
-        <w:rPr>
-          <w:rStyle w:val="Strong"/>
-          <w:rFonts w:ascii="Nirmala UI" w:hAnsi="Nirmala UI" w:cs="Nirmala UI"/>
-          <w:color w:val="0D0D0D"/>
-          <w:shd w:val="clear" w:color="auto" w:fill="FFFFFF"/>
-        </w:rPr>
-        <w:t>সিস্টেম</w:t>
-      </w:r>
-      <w:proofErr w:type="spellEnd"/>
-      <w:r>
-        <w:rPr>
-          <w:rStyle w:val="Strong"/>
-          <w:rFonts w:ascii="Segoe UI" w:hAnsi="Segoe UI" w:cs="Segoe UI"/>
-          <w:color w:val="0D0D0D"/>
-          <w:shd w:val="clear" w:color="auto" w:fill="FFFFFF"/>
-        </w:rPr>
-        <w:t xml:space="preserve"> </w:t>
-      </w:r>
-      <w:proofErr w:type="spellStart"/>
-      <w:r>
-        <w:rPr>
-          <w:rStyle w:val="Strong"/>
-          <w:rFonts w:ascii="Nirmala UI" w:hAnsi="Nirmala UI" w:cs="Nirmala UI"/>
-          <w:color w:val="0D0D0D"/>
-          <w:shd w:val="clear" w:color="auto" w:fill="FFFFFF"/>
-        </w:rPr>
-        <w:t>তখনই</w:t>
-      </w:r>
-      <w:proofErr w:type="spellEnd"/>
-      <w:r>
-        <w:rPr>
-          <w:rStyle w:val="Strong"/>
-          <w:rFonts w:ascii="Segoe UI" w:hAnsi="Segoe UI" w:cs="Segoe UI"/>
-          <w:color w:val="0D0D0D"/>
-          <w:shd w:val="clear" w:color="auto" w:fill="FFFFFF"/>
-        </w:rPr>
-        <w:t xml:space="preserve"> </w:t>
-      </w:r>
-      <w:proofErr w:type="spellStart"/>
-      <w:r>
-        <w:rPr>
-          <w:rStyle w:val="Strong"/>
-          <w:rFonts w:ascii="Nirmala UI" w:hAnsi="Nirmala UI" w:cs="Nirmala UI"/>
-          <w:color w:val="0D0D0D"/>
-          <w:shd w:val="clear" w:color="auto" w:fill="FFFFFF"/>
-        </w:rPr>
-        <w:t>ভালো</w:t>
-      </w:r>
-      <w:proofErr w:type="spellEnd"/>
-      <w:r>
-        <w:rPr>
-          <w:rStyle w:val="Strong"/>
-          <w:rFonts w:ascii="Segoe UI" w:hAnsi="Segoe UI" w:cs="Segoe UI"/>
-          <w:color w:val="0D0D0D"/>
-          <w:shd w:val="clear" w:color="auto" w:fill="FFFFFF"/>
-        </w:rPr>
-        <w:t xml:space="preserve"> </w:t>
-      </w:r>
-      <w:r>
-        <w:rPr>
-          <w:rStyle w:val="Strong"/>
-          <w:rFonts w:ascii="Nirmala UI" w:hAnsi="Nirmala UI" w:cs="Nirmala UI"/>
-          <w:color w:val="0D0D0D"/>
-          <w:shd w:val="clear" w:color="auto" w:fill="FFFFFF"/>
-        </w:rPr>
-        <w:t>ও</w:t>
-      </w:r>
-      <w:r>
-        <w:rPr>
-          <w:rStyle w:val="Strong"/>
-          <w:rFonts w:ascii="Segoe UI" w:hAnsi="Segoe UI" w:cs="Segoe UI"/>
-          <w:color w:val="0D0D0D"/>
-          <w:shd w:val="clear" w:color="auto" w:fill="FFFFFF"/>
-        </w:rPr>
-        <w:t xml:space="preserve"> </w:t>
-      </w:r>
-      <w:proofErr w:type="spellStart"/>
-      <w:r>
-        <w:rPr>
-          <w:rStyle w:val="Strong"/>
-          <w:rFonts w:ascii="Nirmala UI" w:hAnsi="Nirmala UI" w:cs="Nirmala UI"/>
-          <w:color w:val="0D0D0D"/>
-          <w:shd w:val="clear" w:color="auto" w:fill="FFFFFF"/>
-        </w:rPr>
-        <w:t>নিরাপদ</w:t>
-      </w:r>
-      <w:proofErr w:type="spellEnd"/>
-      <w:r>
-        <w:rPr>
-          <w:rStyle w:val="Strong"/>
-          <w:rFonts w:ascii="Segoe UI" w:hAnsi="Segoe UI" w:cs="Segoe UI"/>
-          <w:color w:val="0D0D0D"/>
-          <w:shd w:val="clear" w:color="auto" w:fill="FFFFFF"/>
-        </w:rPr>
-        <w:t xml:space="preserve">, </w:t>
-      </w:r>
-      <w:proofErr w:type="spellStart"/>
-      <w:r>
-        <w:rPr>
-          <w:rStyle w:val="Strong"/>
-          <w:rFonts w:ascii="Nirmala UI" w:hAnsi="Nirmala UI" w:cs="Nirmala UI"/>
-          <w:color w:val="0D0D0D"/>
-          <w:shd w:val="clear" w:color="auto" w:fill="FFFFFF"/>
-        </w:rPr>
-        <w:t>যখন</w:t>
-      </w:r>
-      <w:proofErr w:type="spellEnd"/>
-      <w:r>
-        <w:rPr>
-          <w:rStyle w:val="Strong"/>
-          <w:rFonts w:ascii="Segoe UI" w:hAnsi="Segoe UI" w:cs="Segoe UI"/>
-          <w:color w:val="0D0D0D"/>
-          <w:shd w:val="clear" w:color="auto" w:fill="FFFFFF"/>
-        </w:rPr>
-        <w:t xml:space="preserve"> </w:t>
-      </w:r>
-      <w:proofErr w:type="spellStart"/>
-      <w:r>
-        <w:rPr>
-          <w:rStyle w:val="Strong"/>
-          <w:rFonts w:ascii="Nirmala UI" w:hAnsi="Nirmala UI" w:cs="Nirmala UI"/>
-          <w:color w:val="0D0D0D"/>
-          <w:shd w:val="clear" w:color="auto" w:fill="FFFFFF"/>
-        </w:rPr>
-        <w:t>সিস্টেমের</w:t>
-      </w:r>
-      <w:proofErr w:type="spellEnd"/>
-      <w:r>
-        <w:rPr>
-          <w:rStyle w:val="Strong"/>
-          <w:rFonts w:ascii="Segoe UI" w:hAnsi="Segoe UI" w:cs="Segoe UI"/>
-          <w:color w:val="0D0D0D"/>
-          <w:shd w:val="clear" w:color="auto" w:fill="FFFFFF"/>
-        </w:rPr>
-        <w:t xml:space="preserve"> </w:t>
-      </w:r>
-      <w:proofErr w:type="spellStart"/>
-      <w:r>
-        <w:rPr>
-          <w:rStyle w:val="Strong"/>
-          <w:rFonts w:ascii="Nirmala UI" w:hAnsi="Nirmala UI" w:cs="Nirmala UI"/>
-          <w:color w:val="0D0D0D"/>
-          <w:shd w:val="clear" w:color="auto" w:fill="FFFFFF"/>
-        </w:rPr>
-        <w:t>সবকিছু</w:t>
-      </w:r>
-      <w:proofErr w:type="spellEnd"/>
-      <w:r>
-        <w:rPr>
-          <w:rStyle w:val="Strong"/>
-          <w:rFonts w:ascii="Segoe UI" w:hAnsi="Segoe UI" w:cs="Segoe UI"/>
-          <w:color w:val="0D0D0D"/>
-          <w:shd w:val="clear" w:color="auto" w:fill="FFFFFF"/>
-        </w:rPr>
-        <w:t xml:space="preserve"> </w:t>
-      </w:r>
-      <w:proofErr w:type="spellStart"/>
-      <w:r>
-        <w:rPr>
-          <w:rStyle w:val="Strong"/>
-          <w:rFonts w:ascii="Nirmala UI" w:hAnsi="Nirmala UI" w:cs="Nirmala UI"/>
-          <w:color w:val="0D0D0D"/>
-          <w:shd w:val="clear" w:color="auto" w:fill="FFFFFF"/>
-        </w:rPr>
-        <w:t>মানুষ</w:t>
-      </w:r>
-      <w:proofErr w:type="spellEnd"/>
-      <w:r>
-        <w:rPr>
-          <w:rStyle w:val="Strong"/>
-          <w:rFonts w:ascii="Segoe UI" w:hAnsi="Segoe UI" w:cs="Segoe UI"/>
-          <w:color w:val="0D0D0D"/>
-          <w:shd w:val="clear" w:color="auto" w:fill="FFFFFF"/>
-        </w:rPr>
-        <w:t xml:space="preserve"> </w:t>
-      </w:r>
-      <w:proofErr w:type="spellStart"/>
-      <w:r>
-        <w:rPr>
-          <w:rStyle w:val="Strong"/>
-          <w:rFonts w:ascii="Nirmala UI" w:hAnsi="Nirmala UI" w:cs="Nirmala UI"/>
-          <w:color w:val="0D0D0D"/>
-          <w:shd w:val="clear" w:color="auto" w:fill="FFFFFF"/>
-        </w:rPr>
-        <w:t>জানলেও</w:t>
-      </w:r>
-      <w:proofErr w:type="spellEnd"/>
-      <w:r>
-        <w:rPr>
-          <w:rStyle w:val="Strong"/>
-          <w:rFonts w:ascii="Segoe UI" w:hAnsi="Segoe UI" w:cs="Segoe UI"/>
-          <w:color w:val="0D0D0D"/>
-          <w:shd w:val="clear" w:color="auto" w:fill="FFFFFF"/>
-        </w:rPr>
-        <w:t>—</w:t>
-      </w:r>
-      <w:proofErr w:type="spellStart"/>
-      <w:r>
-        <w:rPr>
-          <w:rStyle w:val="Strong"/>
-          <w:rFonts w:ascii="Nirmala UI" w:hAnsi="Nirmala UI" w:cs="Nirmala UI"/>
-          <w:color w:val="0D0D0D"/>
-          <w:shd w:val="clear" w:color="auto" w:fill="FFFFFF"/>
-        </w:rPr>
-        <w:t>শুধু</w:t>
-      </w:r>
-      <w:proofErr w:type="spellEnd"/>
-      <w:r>
-        <w:rPr>
-          <w:rStyle w:val="Strong"/>
-          <w:rFonts w:ascii="Segoe UI" w:hAnsi="Segoe UI" w:cs="Segoe UI"/>
-          <w:color w:val="0D0D0D"/>
-          <w:shd w:val="clear" w:color="auto" w:fill="FFFFFF"/>
-        </w:rPr>
-        <w:t xml:space="preserve"> </w:t>
-      </w:r>
-      <w:proofErr w:type="spellStart"/>
-      <w:r>
-        <w:rPr>
-          <w:rStyle w:val="Strong"/>
-          <w:rFonts w:ascii="Nirmala UI" w:hAnsi="Nirmala UI" w:cs="Nirmala UI"/>
-          <w:color w:val="0D0D0D"/>
-          <w:shd w:val="clear" w:color="auto" w:fill="FFFFFF"/>
-        </w:rPr>
-        <w:t>গোপন</w:t>
-      </w:r>
-      <w:proofErr w:type="spellEnd"/>
-      <w:r>
-        <w:rPr>
-          <w:rStyle w:val="Strong"/>
-          <w:rFonts w:ascii="Segoe UI" w:hAnsi="Segoe UI" w:cs="Segoe UI"/>
-          <w:color w:val="0D0D0D"/>
-          <w:shd w:val="clear" w:color="auto" w:fill="FFFFFF"/>
-        </w:rPr>
-        <w:t xml:space="preserve"> </w:t>
-      </w:r>
-      <w:proofErr w:type="spellStart"/>
-      <w:r>
-        <w:rPr>
-          <w:rStyle w:val="Strong"/>
-          <w:rFonts w:ascii="Nirmala UI" w:hAnsi="Nirmala UI" w:cs="Nirmala UI"/>
-          <w:color w:val="0D0D0D"/>
-          <w:shd w:val="clear" w:color="auto" w:fill="FFFFFF"/>
-        </w:rPr>
-        <w:t>চাবি</w:t>
-      </w:r>
-      <w:proofErr w:type="spellEnd"/>
-      <w:r>
-        <w:rPr>
-          <w:rStyle w:val="Strong"/>
-          <w:rFonts w:ascii="Segoe UI" w:hAnsi="Segoe UI" w:cs="Segoe UI"/>
-          <w:color w:val="0D0D0D"/>
-          <w:shd w:val="clear" w:color="auto" w:fill="FFFFFF"/>
-        </w:rPr>
-        <w:t xml:space="preserve"> (key) </w:t>
-      </w:r>
-      <w:proofErr w:type="spellStart"/>
-      <w:r>
-        <w:rPr>
-          <w:rStyle w:val="Strong"/>
-          <w:rFonts w:ascii="Nirmala UI" w:hAnsi="Nirmala UI" w:cs="Nirmala UI"/>
-          <w:color w:val="0D0D0D"/>
-          <w:shd w:val="clear" w:color="auto" w:fill="FFFFFF"/>
-        </w:rPr>
-        <w:t>না</w:t>
-      </w:r>
-      <w:proofErr w:type="spellEnd"/>
-      <w:r>
-        <w:rPr>
-          <w:rStyle w:val="Strong"/>
-          <w:rFonts w:ascii="Segoe UI" w:hAnsi="Segoe UI" w:cs="Segoe UI"/>
-          <w:color w:val="0D0D0D"/>
-          <w:shd w:val="clear" w:color="auto" w:fill="FFFFFF"/>
-        </w:rPr>
-        <w:t xml:space="preserve"> </w:t>
-      </w:r>
-      <w:proofErr w:type="spellStart"/>
-      <w:r>
-        <w:rPr>
-          <w:rStyle w:val="Strong"/>
-          <w:rFonts w:ascii="Nirmala UI" w:hAnsi="Nirmala UI" w:cs="Nirmala UI"/>
-          <w:color w:val="0D0D0D"/>
-          <w:shd w:val="clear" w:color="auto" w:fill="FFFFFF"/>
-        </w:rPr>
-        <w:t>জানলে</w:t>
-      </w:r>
-      <w:proofErr w:type="spellEnd"/>
-      <w:r>
-        <w:rPr>
-          <w:rStyle w:val="Strong"/>
-          <w:rFonts w:ascii="Segoe UI" w:hAnsi="Segoe UI" w:cs="Segoe UI"/>
-          <w:color w:val="0D0D0D"/>
-          <w:shd w:val="clear" w:color="auto" w:fill="FFFFFF"/>
-        </w:rPr>
-        <w:t>—</w:t>
-      </w:r>
-      <w:proofErr w:type="spellStart"/>
-      <w:r>
-        <w:rPr>
-          <w:rStyle w:val="Strong"/>
-          <w:rFonts w:ascii="Nirmala UI" w:hAnsi="Nirmala UI" w:cs="Nirmala UI"/>
-          <w:color w:val="0D0D0D"/>
-          <w:shd w:val="clear" w:color="auto" w:fill="FFFFFF"/>
-        </w:rPr>
-        <w:t>ডেটা</w:t>
-      </w:r>
-      <w:proofErr w:type="spellEnd"/>
-      <w:r>
-        <w:rPr>
-          <w:rStyle w:val="Strong"/>
-          <w:rFonts w:ascii="Segoe UI" w:hAnsi="Segoe UI" w:cs="Segoe UI"/>
-          <w:color w:val="0D0D0D"/>
-          <w:shd w:val="clear" w:color="auto" w:fill="FFFFFF"/>
-        </w:rPr>
-        <w:t xml:space="preserve"> </w:t>
-      </w:r>
-      <w:proofErr w:type="spellStart"/>
-      <w:r>
-        <w:rPr>
-          <w:rStyle w:val="Strong"/>
-          <w:rFonts w:ascii="Nirmala UI" w:hAnsi="Nirmala UI" w:cs="Nirmala UI"/>
-          <w:color w:val="0D0D0D"/>
-          <w:shd w:val="clear" w:color="auto" w:fill="FFFFFF"/>
-        </w:rPr>
-        <w:t>নিরাপদ</w:t>
-      </w:r>
-      <w:proofErr w:type="spellEnd"/>
-      <w:r>
-        <w:rPr>
-          <w:rStyle w:val="Strong"/>
-          <w:rFonts w:ascii="Segoe UI" w:hAnsi="Segoe UI" w:cs="Segoe UI"/>
-          <w:color w:val="0D0D0D"/>
-          <w:shd w:val="clear" w:color="auto" w:fill="FFFFFF"/>
-        </w:rPr>
-        <w:t xml:space="preserve"> </w:t>
-      </w:r>
-      <w:proofErr w:type="spellStart"/>
-      <w:r>
-        <w:rPr>
-          <w:rStyle w:val="Strong"/>
-          <w:rFonts w:ascii="Nirmala UI" w:hAnsi="Nirmala UI" w:cs="Nirmala UI"/>
-          <w:color w:val="0D0D0D"/>
-          <w:shd w:val="clear" w:color="auto" w:fill="FFFFFF"/>
-        </w:rPr>
-        <w:t>থাকে</w:t>
-      </w:r>
-      <w:proofErr w:type="spellEnd"/>
-      <w:r>
-        <w:rPr>
-          <w:rStyle w:val="Strong"/>
-          <w:rFonts w:ascii="Nirmala UI" w:hAnsi="Nirmala UI" w:cs="Nirmala UI"/>
-          <w:color w:val="0D0D0D"/>
-          <w:shd w:val="clear" w:color="auto" w:fill="FFFFFF"/>
-        </w:rPr>
-        <w:t>।</w:t>
-      </w:r>
-      <w:r>
-        <w:rPr>
-          <w:rStyle w:val="Strong"/>
-          <w:rFonts w:ascii="Nirmala UI" w:hAnsi="Nirmala UI" w:cs="Nirmala UI"/>
-          <w:color w:val="0D0D0D"/>
-          <w:shd w:val="clear" w:color="auto" w:fill="FFFFFF"/>
-        </w:rPr>
-        <w:br/>
-      </w:r>
-    </w:p>
-    <w:p>
-      <w:pPr>
-        <w:pStyle w:val="Heading2"/>
-        <w:shd w:val="clear" w:color="auto" w:fill="FFFFFF"/>
-        <w:spacing w:before="0" w:beforeAutospacing="0" w:after="60" w:afterAutospacing="0"/>
-        <w:rPr>
-          <w:rFonts w:ascii="Segoe UI" w:hAnsi="Segoe UI" w:cs="Segoe UI"/>
-          <w:color w:val="FF0000"/>
-          <w:sz w:val="30"/>
-          <w:szCs w:val="30"/>
-          <w:u w:val="single"/>
-        </w:rPr>
-      </w:pPr>
-      <w:r>
-        <w:rPr>
-          <w:rFonts w:ascii="Segoe UI Symbol" w:hAnsi="Segoe UI Symbol" w:cs="Segoe UI Symbol"/>
-          <w:color w:val="FF0000"/>
-          <w:sz w:val="30"/>
-          <w:szCs w:val="30"/>
-          <w:u w:val="single"/>
-        </w:rPr>
-        <w:t>🔐</w:t>
-      </w:r>
-      <w:r>
-        <w:rPr>
-          <w:rFonts w:ascii="Segoe UI" w:hAnsi="Segoe UI" w:cs="Segoe UI"/>
-          <w:color w:val="FF0000"/>
-          <w:sz w:val="30"/>
-          <w:szCs w:val="30"/>
-          <w:u w:val="single"/>
-        </w:rPr>
-        <w:t xml:space="preserve"> Broader Interpretation of </w:t>
-      </w:r>
-      <w:proofErr w:type="spellStart"/>
-      <w:r>
-        <w:rPr>
-          <w:rFonts w:ascii="Segoe UI" w:hAnsi="Segoe UI" w:cs="Segoe UI"/>
-          <w:color w:val="FF0000"/>
-          <w:sz w:val="30"/>
-          <w:szCs w:val="30"/>
-          <w:u w:val="single"/>
-        </w:rPr>
-        <w:t>Kerckhoffs</w:t>
-      </w:r>
-      <w:proofErr w:type="spellEnd"/>
-      <w:r>
-        <w:rPr>
-          <w:rFonts w:ascii="Segoe UI" w:hAnsi="Segoe UI" w:cs="Segoe UI"/>
-          <w:color w:val="FF0000"/>
-          <w:sz w:val="30"/>
-          <w:szCs w:val="30"/>
-          <w:u w:val="single"/>
-        </w:rPr>
-        <w:t>’ Principle</w:t>
-      </w:r>
-    </w:p>
-    <w:p>
-      <w:pPr>
-        <w:pStyle w:val="NormalWeb"/>
-        <w:shd w:val="clear" w:color="auto" w:fill="FFFFFF"/>
-        <w:spacing w:before="0" w:after="0"/>
-        <w:rPr>
-          <w:rFonts w:ascii="Segoe UI" w:hAnsi="Segoe UI" w:cs="Segoe UI"/>
-          <w:color w:val="0D0D0D"/>
-        </w:rPr>
-      </w:pPr>
-      <w:r>
-        <w:rPr>
-          <w:rFonts w:ascii="Segoe UI" w:hAnsi="Segoe UI" w:cs="Segoe UI"/>
-          <w:color w:val="0D0D0D"/>
-        </w:rPr>
-        <w:lastRenderedPageBreak/>
-        <w:t>A secure system should depend on </w:t>
-      </w:r>
-      <w:r>
-        <w:rPr>
-          <w:rStyle w:val="Strong"/>
-          <w:rFonts w:ascii="Segoe UI" w:hAnsi="Segoe UI" w:cs="Segoe UI"/>
-          <w:color w:val="0D0D0D"/>
-        </w:rPr>
-        <w:t>secret keys or passwords</w:t>
-      </w:r>
-      <w:r>
-        <w:rPr>
-          <w:rFonts w:ascii="Segoe UI" w:hAnsi="Segoe UI" w:cs="Segoe UI"/>
-          <w:color w:val="0D0D0D"/>
-        </w:rPr>
-        <w:t>, not on keeping the system design secret.</w:t>
-      </w:r>
-      <w:r>
-        <w:rPr>
-          <w:rFonts w:ascii="Segoe UI" w:hAnsi="Segoe UI" w:cs="Segoe UI"/>
-          <w:color w:val="0D0D0D"/>
-        </w:rPr>
-        <w:br/>
-        <w:t>The design can be public, but the </w:t>
-      </w:r>
-      <w:r>
-        <w:rPr>
-          <w:rStyle w:val="Strong"/>
-          <w:rFonts w:ascii="Segoe UI" w:hAnsi="Segoe UI" w:cs="Segoe UI"/>
-          <w:color w:val="0D0D0D"/>
-        </w:rPr>
-        <w:t>key must be secret and changeable</w:t>
-      </w:r>
-      <w:r>
-        <w:rPr>
-          <w:rFonts w:ascii="Segoe UI" w:hAnsi="Segoe UI" w:cs="Segoe UI"/>
-          <w:color w:val="0D0D0D"/>
-        </w:rPr>
-        <w:t>.</w:t>
-      </w:r>
-      <w:r>
-        <w:rPr>
-          <w:rFonts w:ascii="Segoe UI" w:hAnsi="Segoe UI" w:cs="Segoe UI"/>
-          <w:color w:val="0D0D0D"/>
-        </w:rPr>
-        <w:br/>
-        <w:t>Example: </w:t>
-      </w:r>
-      <w:r>
-        <w:rPr>
-          <w:rStyle w:val="Strong"/>
-          <w:rFonts w:ascii="Segoe UI" w:hAnsi="Segoe UI" w:cs="Segoe UI"/>
-          <w:color w:val="0D0D0D"/>
-        </w:rPr>
-        <w:t>OpenSSL</w:t>
-      </w:r>
-      <w:r>
-        <w:rPr>
-          <w:rFonts w:ascii="Segoe UI" w:hAnsi="Segoe UI" w:cs="Segoe UI"/>
-          <w:color w:val="0D0D0D"/>
-        </w:rPr>
-        <w:t> is secure even though its code is public, because security depends on keys.</w:t>
-      </w:r>
-    </w:p>
-    <w:p>
-      <w:pPr>
-        <w:pStyle w:val="NormalWeb"/>
-        <w:shd w:val="clear" w:color="auto" w:fill="FFFFFF"/>
-        <w:spacing w:before="0" w:after="0"/>
-        <w:rPr>
-          <w:rFonts w:ascii="Nirmala UI" w:hAnsi="Nirmala UI" w:cs="Nirmala UI"/>
-          <w:color w:val="0D0D0D"/>
-        </w:rPr>
-      </w:pPr>
-      <w:proofErr w:type="spellStart"/>
-      <w:r>
-        <w:rPr>
-          <w:rFonts w:ascii="Nirmala UI" w:hAnsi="Nirmala UI" w:cs="Nirmala UI"/>
-          <w:color w:val="0D0D0D"/>
-        </w:rPr>
-        <w:t>একটি</w:t>
-      </w:r>
-      <w:proofErr w:type="spellEnd"/>
-      <w:r>
-        <w:rPr>
-          <w:rFonts w:ascii="Segoe UI" w:hAnsi="Segoe UI" w:cs="Segoe UI"/>
-          <w:color w:val="0D0D0D"/>
-        </w:rPr>
-        <w:t xml:space="preserve"> </w:t>
-      </w:r>
-      <w:proofErr w:type="spellStart"/>
-      <w:r>
-        <w:rPr>
-          <w:rFonts w:ascii="Nirmala UI" w:hAnsi="Nirmala UI" w:cs="Nirmala UI"/>
-          <w:color w:val="0D0D0D"/>
-        </w:rPr>
-        <w:t>নিরাপদ</w:t>
-      </w:r>
-      <w:proofErr w:type="spellEnd"/>
-      <w:r>
-        <w:rPr>
-          <w:rFonts w:ascii="Segoe UI" w:hAnsi="Segoe UI" w:cs="Segoe UI"/>
-          <w:color w:val="0D0D0D"/>
-        </w:rPr>
-        <w:t xml:space="preserve"> </w:t>
-      </w:r>
-      <w:proofErr w:type="spellStart"/>
-      <w:r>
-        <w:rPr>
-          <w:rFonts w:ascii="Nirmala UI" w:hAnsi="Nirmala UI" w:cs="Nirmala UI"/>
-          <w:color w:val="0D0D0D"/>
-        </w:rPr>
-        <w:t>সিস্টেমের</w:t>
-      </w:r>
-      <w:proofErr w:type="spellEnd"/>
-      <w:r>
-        <w:rPr>
-          <w:rFonts w:ascii="Segoe UI" w:hAnsi="Segoe UI" w:cs="Segoe UI"/>
-          <w:color w:val="0D0D0D"/>
-        </w:rPr>
-        <w:t xml:space="preserve"> </w:t>
-      </w:r>
-      <w:proofErr w:type="spellStart"/>
-      <w:r>
-        <w:rPr>
-          <w:rFonts w:ascii="Nirmala UI" w:hAnsi="Nirmala UI" w:cs="Nirmala UI"/>
-          <w:color w:val="0D0D0D"/>
-        </w:rPr>
-        <w:t>নিরাপত্তা</w:t>
-      </w:r>
-      <w:proofErr w:type="spellEnd"/>
-      <w:r>
-        <w:rPr>
-          <w:rFonts w:ascii="Segoe UI" w:hAnsi="Segoe UI" w:cs="Segoe UI"/>
-          <w:color w:val="0D0D0D"/>
-        </w:rPr>
-        <w:t> </w:t>
-      </w:r>
-      <w:proofErr w:type="spellStart"/>
-      <w:r>
-        <w:rPr>
-          <w:rStyle w:val="Strong"/>
-          <w:rFonts w:ascii="Nirmala UI" w:hAnsi="Nirmala UI" w:cs="Nirmala UI"/>
-          <w:color w:val="0D0D0D"/>
-        </w:rPr>
-        <w:t>ডিজাইন</w:t>
-      </w:r>
-      <w:proofErr w:type="spellEnd"/>
-      <w:r>
-        <w:rPr>
-          <w:rStyle w:val="Strong"/>
-          <w:rFonts w:ascii="Segoe UI" w:hAnsi="Segoe UI" w:cs="Segoe UI"/>
-          <w:color w:val="0D0D0D"/>
-        </w:rPr>
-        <w:t xml:space="preserve"> </w:t>
-      </w:r>
-      <w:proofErr w:type="spellStart"/>
-      <w:r>
-        <w:rPr>
-          <w:rStyle w:val="Strong"/>
-          <w:rFonts w:ascii="Nirmala UI" w:hAnsi="Nirmala UI" w:cs="Nirmala UI"/>
-          <w:color w:val="0D0D0D"/>
-        </w:rPr>
-        <w:t>গোপন</w:t>
-      </w:r>
-      <w:proofErr w:type="spellEnd"/>
-      <w:r>
-        <w:rPr>
-          <w:rStyle w:val="Strong"/>
-          <w:rFonts w:ascii="Segoe UI" w:hAnsi="Segoe UI" w:cs="Segoe UI"/>
-          <w:color w:val="0D0D0D"/>
-        </w:rPr>
-        <w:t xml:space="preserve"> </w:t>
-      </w:r>
-      <w:proofErr w:type="spellStart"/>
-      <w:r>
-        <w:rPr>
-          <w:rStyle w:val="Strong"/>
-          <w:rFonts w:ascii="Nirmala UI" w:hAnsi="Nirmala UI" w:cs="Nirmala UI"/>
-          <w:color w:val="0D0D0D"/>
-        </w:rPr>
-        <w:t>রাখার</w:t>
-      </w:r>
-      <w:proofErr w:type="spellEnd"/>
-      <w:r>
-        <w:rPr>
-          <w:rStyle w:val="Strong"/>
-          <w:rFonts w:ascii="Segoe UI" w:hAnsi="Segoe UI" w:cs="Segoe UI"/>
-          <w:color w:val="0D0D0D"/>
-        </w:rPr>
-        <w:t xml:space="preserve"> </w:t>
-      </w:r>
-      <w:proofErr w:type="spellStart"/>
-      <w:r>
-        <w:rPr>
-          <w:rStyle w:val="Strong"/>
-          <w:rFonts w:ascii="Nirmala UI" w:hAnsi="Nirmala UI" w:cs="Nirmala UI"/>
-          <w:color w:val="0D0D0D"/>
-        </w:rPr>
-        <w:t>উপর</w:t>
-      </w:r>
-      <w:proofErr w:type="spellEnd"/>
-      <w:r>
-        <w:rPr>
-          <w:rStyle w:val="Strong"/>
-          <w:rFonts w:ascii="Segoe UI" w:hAnsi="Segoe UI" w:cs="Segoe UI"/>
-          <w:color w:val="0D0D0D"/>
-        </w:rPr>
-        <w:t xml:space="preserve"> </w:t>
-      </w:r>
-      <w:proofErr w:type="spellStart"/>
-      <w:r>
-        <w:rPr>
-          <w:rStyle w:val="Strong"/>
-          <w:rFonts w:ascii="Nirmala UI" w:hAnsi="Nirmala UI" w:cs="Nirmala UI"/>
-          <w:color w:val="0D0D0D"/>
-        </w:rPr>
-        <w:t>নয়</w:t>
-      </w:r>
-      <w:proofErr w:type="spellEnd"/>
-      <w:r>
-        <w:rPr>
-          <w:rFonts w:ascii="Segoe UI" w:hAnsi="Segoe UI" w:cs="Segoe UI"/>
-          <w:color w:val="0D0D0D"/>
-        </w:rPr>
-        <w:t xml:space="preserve">, </w:t>
-      </w:r>
-      <w:proofErr w:type="spellStart"/>
-      <w:r>
-        <w:rPr>
-          <w:rFonts w:ascii="Nirmala UI" w:hAnsi="Nirmala UI" w:cs="Nirmala UI"/>
-          <w:color w:val="0D0D0D"/>
-        </w:rPr>
-        <w:t>বরং</w:t>
-      </w:r>
-      <w:proofErr w:type="spellEnd"/>
-      <w:r>
-        <w:rPr>
-          <w:rFonts w:ascii="Segoe UI" w:hAnsi="Segoe UI" w:cs="Segoe UI"/>
-          <w:color w:val="0D0D0D"/>
-        </w:rPr>
-        <w:br/>
-      </w:r>
-      <w:proofErr w:type="spellStart"/>
-      <w:r>
-        <w:rPr>
-          <w:rStyle w:val="Strong"/>
-          <w:rFonts w:ascii="Nirmala UI" w:hAnsi="Nirmala UI" w:cs="Nirmala UI"/>
-          <w:color w:val="0D0D0D"/>
-        </w:rPr>
-        <w:t>পাসওয়ার্ড</w:t>
-      </w:r>
-      <w:proofErr w:type="spellEnd"/>
-      <w:r>
-        <w:rPr>
-          <w:rStyle w:val="Strong"/>
-          <w:rFonts w:ascii="Segoe UI" w:hAnsi="Segoe UI" w:cs="Segoe UI"/>
-          <w:color w:val="0D0D0D"/>
-        </w:rPr>
-        <w:t xml:space="preserve"> </w:t>
-      </w:r>
-      <w:proofErr w:type="spellStart"/>
-      <w:r>
-        <w:rPr>
-          <w:rStyle w:val="Strong"/>
-          <w:rFonts w:ascii="Nirmala UI" w:hAnsi="Nirmala UI" w:cs="Nirmala UI"/>
-          <w:color w:val="0D0D0D"/>
-        </w:rPr>
-        <w:t>বা</w:t>
-      </w:r>
-      <w:proofErr w:type="spellEnd"/>
-      <w:r>
-        <w:rPr>
-          <w:rStyle w:val="Strong"/>
-          <w:rFonts w:ascii="Segoe UI" w:hAnsi="Segoe UI" w:cs="Segoe UI"/>
-          <w:color w:val="0D0D0D"/>
-        </w:rPr>
-        <w:t xml:space="preserve"> key </w:t>
-      </w:r>
-      <w:proofErr w:type="spellStart"/>
-      <w:r>
-        <w:rPr>
-          <w:rStyle w:val="Strong"/>
-          <w:rFonts w:ascii="Nirmala UI" w:hAnsi="Nirmala UI" w:cs="Nirmala UI"/>
-          <w:color w:val="0D0D0D"/>
-        </w:rPr>
-        <w:t>গোপন</w:t>
-      </w:r>
-      <w:proofErr w:type="spellEnd"/>
-      <w:r>
-        <w:rPr>
-          <w:rStyle w:val="Strong"/>
-          <w:rFonts w:ascii="Segoe UI" w:hAnsi="Segoe UI" w:cs="Segoe UI"/>
-          <w:color w:val="0D0D0D"/>
-        </w:rPr>
-        <w:t xml:space="preserve"> </w:t>
-      </w:r>
-      <w:proofErr w:type="spellStart"/>
-      <w:r>
-        <w:rPr>
-          <w:rStyle w:val="Strong"/>
-          <w:rFonts w:ascii="Nirmala UI" w:hAnsi="Nirmala UI" w:cs="Nirmala UI"/>
-          <w:color w:val="0D0D0D"/>
-        </w:rPr>
-        <w:t>রাখার</w:t>
-      </w:r>
-      <w:proofErr w:type="spellEnd"/>
-      <w:r>
-        <w:rPr>
-          <w:rStyle w:val="Strong"/>
-          <w:rFonts w:ascii="Segoe UI" w:hAnsi="Segoe UI" w:cs="Segoe UI"/>
-          <w:color w:val="0D0D0D"/>
-        </w:rPr>
-        <w:t xml:space="preserve"> </w:t>
-      </w:r>
-      <w:proofErr w:type="spellStart"/>
-      <w:r>
-        <w:rPr>
-          <w:rStyle w:val="Strong"/>
-          <w:rFonts w:ascii="Nirmala UI" w:hAnsi="Nirmala UI" w:cs="Nirmala UI"/>
-          <w:color w:val="0D0D0D"/>
-        </w:rPr>
-        <w:t>উপর</w:t>
-      </w:r>
-      <w:proofErr w:type="spellEnd"/>
-      <w:r>
-        <w:rPr>
-          <w:rStyle w:val="Strong"/>
-          <w:rFonts w:ascii="Segoe UI" w:hAnsi="Segoe UI" w:cs="Segoe UI"/>
-          <w:color w:val="0D0D0D"/>
-        </w:rPr>
-        <w:t xml:space="preserve"> </w:t>
-      </w:r>
-      <w:proofErr w:type="spellStart"/>
-      <w:r>
-        <w:rPr>
-          <w:rStyle w:val="Strong"/>
-          <w:rFonts w:ascii="Nirmala UI" w:hAnsi="Nirmala UI" w:cs="Nirmala UI"/>
-          <w:color w:val="0D0D0D"/>
-        </w:rPr>
-        <w:t>নির্ভর</w:t>
-      </w:r>
-      <w:proofErr w:type="spellEnd"/>
-      <w:r>
-        <w:rPr>
-          <w:rStyle w:val="Strong"/>
-          <w:rFonts w:ascii="Segoe UI" w:hAnsi="Segoe UI" w:cs="Segoe UI"/>
-          <w:color w:val="0D0D0D"/>
-        </w:rPr>
-        <w:t xml:space="preserve"> </w:t>
-      </w:r>
-      <w:proofErr w:type="spellStart"/>
-      <w:r>
-        <w:rPr>
-          <w:rStyle w:val="Strong"/>
-          <w:rFonts w:ascii="Nirmala UI" w:hAnsi="Nirmala UI" w:cs="Nirmala UI"/>
-          <w:color w:val="0D0D0D"/>
-        </w:rPr>
-        <w:t>করা</w:t>
-      </w:r>
-      <w:proofErr w:type="spellEnd"/>
-      <w:r>
-        <w:rPr>
-          <w:rStyle w:val="Strong"/>
-          <w:rFonts w:ascii="Segoe UI" w:hAnsi="Segoe UI" w:cs="Segoe UI"/>
-          <w:color w:val="0D0D0D"/>
-        </w:rPr>
-        <w:t xml:space="preserve"> </w:t>
-      </w:r>
-      <w:proofErr w:type="spellStart"/>
-      <w:r>
-        <w:rPr>
-          <w:rStyle w:val="Strong"/>
-          <w:rFonts w:ascii="Nirmala UI" w:hAnsi="Nirmala UI" w:cs="Nirmala UI"/>
-          <w:color w:val="0D0D0D"/>
-        </w:rPr>
-        <w:t>উচিত</w:t>
-      </w:r>
-      <w:proofErr w:type="spellEnd"/>
-      <w:r>
-        <w:rPr>
-          <w:rFonts w:ascii="Nirmala UI" w:hAnsi="Nirmala UI" w:cs="Nirmala UI"/>
-          <w:color w:val="0D0D0D"/>
-        </w:rPr>
-        <w:t>।</w:t>
-      </w:r>
-      <w:r>
-        <w:rPr>
-          <w:rFonts w:ascii="Segoe UI" w:hAnsi="Segoe UI" w:cs="Segoe UI"/>
-          <w:color w:val="0D0D0D"/>
-        </w:rPr>
-        <w:br/>
-      </w:r>
-      <w:proofErr w:type="spellStart"/>
-      <w:r>
-        <w:rPr>
-          <w:rFonts w:ascii="Nirmala UI" w:hAnsi="Nirmala UI" w:cs="Nirmala UI"/>
-          <w:color w:val="0D0D0D"/>
-        </w:rPr>
-        <w:t>ডিজাইন</w:t>
-      </w:r>
-      <w:proofErr w:type="spellEnd"/>
-      <w:r>
-        <w:rPr>
-          <w:rFonts w:ascii="Segoe UI" w:hAnsi="Segoe UI" w:cs="Segoe UI"/>
-          <w:color w:val="0D0D0D"/>
-        </w:rPr>
-        <w:t xml:space="preserve"> </w:t>
-      </w:r>
-      <w:proofErr w:type="spellStart"/>
-      <w:r>
-        <w:rPr>
-          <w:rFonts w:ascii="Nirmala UI" w:hAnsi="Nirmala UI" w:cs="Nirmala UI"/>
-          <w:color w:val="0D0D0D"/>
-        </w:rPr>
-        <w:t>সবার</w:t>
-      </w:r>
-      <w:proofErr w:type="spellEnd"/>
-      <w:r>
-        <w:rPr>
-          <w:rFonts w:ascii="Segoe UI" w:hAnsi="Segoe UI" w:cs="Segoe UI"/>
-          <w:color w:val="0D0D0D"/>
-        </w:rPr>
-        <w:t xml:space="preserve"> </w:t>
-      </w:r>
-      <w:proofErr w:type="spellStart"/>
-      <w:r>
-        <w:rPr>
-          <w:rFonts w:ascii="Nirmala UI" w:hAnsi="Nirmala UI" w:cs="Nirmala UI"/>
-          <w:color w:val="0D0D0D"/>
-        </w:rPr>
-        <w:t>জানা</w:t>
-      </w:r>
-      <w:proofErr w:type="spellEnd"/>
-      <w:r>
-        <w:rPr>
-          <w:rFonts w:ascii="Segoe UI" w:hAnsi="Segoe UI" w:cs="Segoe UI"/>
-          <w:color w:val="0D0D0D"/>
-        </w:rPr>
-        <w:t xml:space="preserve"> </w:t>
-      </w:r>
-      <w:proofErr w:type="spellStart"/>
-      <w:r>
-        <w:rPr>
-          <w:rFonts w:ascii="Nirmala UI" w:hAnsi="Nirmala UI" w:cs="Nirmala UI"/>
-          <w:color w:val="0D0D0D"/>
-        </w:rPr>
-        <w:t>থাকতে</w:t>
-      </w:r>
-      <w:proofErr w:type="spellEnd"/>
-      <w:r>
-        <w:rPr>
-          <w:rFonts w:ascii="Segoe UI" w:hAnsi="Segoe UI" w:cs="Segoe UI"/>
-          <w:color w:val="0D0D0D"/>
-        </w:rPr>
-        <w:t xml:space="preserve"> </w:t>
-      </w:r>
-      <w:proofErr w:type="spellStart"/>
-      <w:r>
-        <w:rPr>
-          <w:rFonts w:ascii="Nirmala UI" w:hAnsi="Nirmala UI" w:cs="Nirmala UI"/>
-          <w:color w:val="0D0D0D"/>
-        </w:rPr>
-        <w:t>পারে</w:t>
-      </w:r>
-      <w:proofErr w:type="spellEnd"/>
-      <w:r>
-        <w:rPr>
-          <w:rFonts w:ascii="Segoe UI" w:hAnsi="Segoe UI" w:cs="Segoe UI"/>
-          <w:color w:val="0D0D0D"/>
-        </w:rPr>
-        <w:t xml:space="preserve">, </w:t>
-      </w:r>
-      <w:proofErr w:type="spellStart"/>
-      <w:r>
-        <w:rPr>
-          <w:rFonts w:ascii="Nirmala UI" w:hAnsi="Nirmala UI" w:cs="Nirmala UI"/>
-          <w:color w:val="0D0D0D"/>
-        </w:rPr>
-        <w:t>কিন্তু</w:t>
-      </w:r>
-      <w:proofErr w:type="spellEnd"/>
-      <w:r>
-        <w:rPr>
-          <w:rFonts w:ascii="Segoe UI" w:hAnsi="Segoe UI" w:cs="Segoe UI"/>
-          <w:color w:val="0D0D0D"/>
-        </w:rPr>
-        <w:t> </w:t>
-      </w:r>
-      <w:r>
-        <w:rPr>
-          <w:rStyle w:val="Strong"/>
-          <w:rFonts w:ascii="Segoe UI" w:hAnsi="Segoe UI" w:cs="Segoe UI"/>
-          <w:color w:val="0D0D0D"/>
-        </w:rPr>
-        <w:t xml:space="preserve">key </w:t>
-      </w:r>
-      <w:proofErr w:type="spellStart"/>
-      <w:r>
-        <w:rPr>
-          <w:rStyle w:val="Strong"/>
-          <w:rFonts w:ascii="Nirmala UI" w:hAnsi="Nirmala UI" w:cs="Nirmala UI"/>
-          <w:color w:val="0D0D0D"/>
-        </w:rPr>
-        <w:t>গোপন</w:t>
-      </w:r>
-      <w:proofErr w:type="spellEnd"/>
-      <w:r>
-        <w:rPr>
-          <w:rStyle w:val="Strong"/>
-          <w:rFonts w:ascii="Segoe UI" w:hAnsi="Segoe UI" w:cs="Segoe UI"/>
-          <w:color w:val="0D0D0D"/>
-        </w:rPr>
-        <w:t xml:space="preserve"> </w:t>
-      </w:r>
-      <w:r>
-        <w:rPr>
-          <w:rStyle w:val="Strong"/>
-          <w:rFonts w:ascii="Nirmala UI" w:hAnsi="Nirmala UI" w:cs="Nirmala UI"/>
-          <w:color w:val="0D0D0D"/>
-        </w:rPr>
-        <w:t>ও</w:t>
-      </w:r>
-      <w:r>
-        <w:rPr>
-          <w:rStyle w:val="Strong"/>
-          <w:rFonts w:ascii="Segoe UI" w:hAnsi="Segoe UI" w:cs="Segoe UI"/>
-          <w:color w:val="0D0D0D"/>
-        </w:rPr>
-        <w:t xml:space="preserve"> </w:t>
-      </w:r>
-      <w:proofErr w:type="spellStart"/>
-      <w:r>
-        <w:rPr>
-          <w:rStyle w:val="Strong"/>
-          <w:rFonts w:ascii="Nirmala UI" w:hAnsi="Nirmala UI" w:cs="Nirmala UI"/>
-          <w:color w:val="0D0D0D"/>
-        </w:rPr>
-        <w:t>সহজে</w:t>
-      </w:r>
-      <w:proofErr w:type="spellEnd"/>
-      <w:r>
-        <w:rPr>
-          <w:rStyle w:val="Strong"/>
-          <w:rFonts w:ascii="Segoe UI" w:hAnsi="Segoe UI" w:cs="Segoe UI"/>
-          <w:color w:val="0D0D0D"/>
-        </w:rPr>
-        <w:t xml:space="preserve"> </w:t>
-      </w:r>
-      <w:proofErr w:type="spellStart"/>
-      <w:r>
-        <w:rPr>
-          <w:rStyle w:val="Strong"/>
-          <w:rFonts w:ascii="Nirmala UI" w:hAnsi="Nirmala UI" w:cs="Nirmala UI"/>
-          <w:color w:val="0D0D0D"/>
-        </w:rPr>
-        <w:t>পরিবর্তনযোগ্য</w:t>
-      </w:r>
-      <w:proofErr w:type="spellEnd"/>
-      <w:r>
-        <w:rPr>
-          <w:rFonts w:ascii="Segoe UI" w:hAnsi="Segoe UI" w:cs="Segoe UI"/>
-          <w:color w:val="0D0D0D"/>
-        </w:rPr>
-        <w:t> </w:t>
-      </w:r>
-      <w:proofErr w:type="spellStart"/>
-      <w:r>
-        <w:rPr>
-          <w:rFonts w:ascii="Nirmala UI" w:hAnsi="Nirmala UI" w:cs="Nirmala UI"/>
-          <w:color w:val="0D0D0D"/>
-        </w:rPr>
-        <w:t>হতে</w:t>
-      </w:r>
-      <w:proofErr w:type="spellEnd"/>
-      <w:r>
-        <w:rPr>
-          <w:rFonts w:ascii="Segoe UI" w:hAnsi="Segoe UI" w:cs="Segoe UI"/>
-          <w:color w:val="0D0D0D"/>
-        </w:rPr>
-        <w:t xml:space="preserve"> </w:t>
-      </w:r>
-      <w:proofErr w:type="spellStart"/>
-      <w:r>
-        <w:rPr>
-          <w:rFonts w:ascii="Nirmala UI" w:hAnsi="Nirmala UI" w:cs="Nirmala UI"/>
-          <w:color w:val="0D0D0D"/>
-        </w:rPr>
-        <w:t>হবে</w:t>
-      </w:r>
-      <w:proofErr w:type="spellEnd"/>
-      <w:r>
-        <w:rPr>
-          <w:rFonts w:ascii="Nirmala UI" w:hAnsi="Nirmala UI" w:cs="Nirmala UI"/>
-          <w:color w:val="0D0D0D"/>
-        </w:rPr>
-        <w:t>।</w:t>
-      </w:r>
-      <w:r>
-        <w:rPr>
-          <w:rFonts w:ascii="Segoe UI" w:hAnsi="Segoe UI" w:cs="Segoe UI"/>
-          <w:color w:val="0D0D0D"/>
-        </w:rPr>
-        <w:br/>
-      </w:r>
-      <w:proofErr w:type="spellStart"/>
-      <w:r>
-        <w:rPr>
-          <w:rFonts w:ascii="Nirmala UI" w:hAnsi="Nirmala UI" w:cs="Nirmala UI"/>
-          <w:color w:val="0D0D0D"/>
-        </w:rPr>
-        <w:t>উদাহরণ</w:t>
-      </w:r>
-      <w:proofErr w:type="spellEnd"/>
-      <w:r>
-        <w:rPr>
-          <w:rFonts w:ascii="Segoe UI" w:hAnsi="Segoe UI" w:cs="Segoe UI"/>
-          <w:color w:val="0D0D0D"/>
-        </w:rPr>
-        <w:t>: </w:t>
-      </w:r>
-      <w:r>
-        <w:rPr>
-          <w:rStyle w:val="Strong"/>
-          <w:rFonts w:ascii="Segoe UI" w:hAnsi="Segoe UI" w:cs="Segoe UI"/>
-          <w:color w:val="0D0D0D"/>
-        </w:rPr>
-        <w:t>OpenSSL</w:t>
-      </w:r>
-      <w:r>
-        <w:rPr>
-          <w:rFonts w:ascii="Segoe UI" w:hAnsi="Segoe UI" w:cs="Segoe UI"/>
-          <w:color w:val="0D0D0D"/>
-        </w:rPr>
-        <w:t>–</w:t>
-      </w:r>
-      <w:proofErr w:type="spellStart"/>
-      <w:r>
-        <w:rPr>
-          <w:rFonts w:ascii="Nirmala UI" w:hAnsi="Nirmala UI" w:cs="Nirmala UI"/>
-          <w:color w:val="0D0D0D"/>
-        </w:rPr>
-        <w:t>এর</w:t>
-      </w:r>
-      <w:proofErr w:type="spellEnd"/>
-      <w:r>
-        <w:rPr>
-          <w:rFonts w:ascii="Segoe UI" w:hAnsi="Segoe UI" w:cs="Segoe UI"/>
-          <w:color w:val="0D0D0D"/>
-        </w:rPr>
-        <w:t xml:space="preserve"> </w:t>
-      </w:r>
-      <w:proofErr w:type="spellStart"/>
-      <w:r>
-        <w:rPr>
-          <w:rFonts w:ascii="Nirmala UI" w:hAnsi="Nirmala UI" w:cs="Nirmala UI"/>
-          <w:color w:val="0D0D0D"/>
-        </w:rPr>
-        <w:t>কোড</w:t>
-      </w:r>
-      <w:proofErr w:type="spellEnd"/>
-      <w:r>
-        <w:rPr>
-          <w:rFonts w:ascii="Segoe UI" w:hAnsi="Segoe UI" w:cs="Segoe UI"/>
-          <w:color w:val="0D0D0D"/>
-        </w:rPr>
-        <w:t xml:space="preserve"> </w:t>
-      </w:r>
-      <w:proofErr w:type="spellStart"/>
-      <w:r>
-        <w:rPr>
-          <w:rFonts w:ascii="Nirmala UI" w:hAnsi="Nirmala UI" w:cs="Nirmala UI"/>
-          <w:color w:val="0D0D0D"/>
-        </w:rPr>
-        <w:t>খোলা</w:t>
-      </w:r>
-      <w:proofErr w:type="spellEnd"/>
-      <w:r>
-        <w:rPr>
-          <w:rFonts w:ascii="Segoe UI" w:hAnsi="Segoe UI" w:cs="Segoe UI"/>
-          <w:color w:val="0D0D0D"/>
-        </w:rPr>
-        <w:t xml:space="preserve"> </w:t>
-      </w:r>
-      <w:proofErr w:type="spellStart"/>
-      <w:r>
-        <w:rPr>
-          <w:rFonts w:ascii="Nirmala UI" w:hAnsi="Nirmala UI" w:cs="Nirmala UI"/>
-          <w:color w:val="0D0D0D"/>
-        </w:rPr>
-        <w:t>হলেও</w:t>
-      </w:r>
-      <w:proofErr w:type="spellEnd"/>
-      <w:r>
-        <w:rPr>
-          <w:rFonts w:ascii="Segoe UI" w:hAnsi="Segoe UI" w:cs="Segoe UI"/>
-          <w:color w:val="0D0D0D"/>
-        </w:rPr>
-        <w:t xml:space="preserve"> </w:t>
-      </w:r>
-      <w:proofErr w:type="spellStart"/>
-      <w:r>
-        <w:rPr>
-          <w:rFonts w:ascii="Nirmala UI" w:hAnsi="Nirmala UI" w:cs="Nirmala UI"/>
-          <w:color w:val="0D0D0D"/>
-        </w:rPr>
-        <w:t>এটি</w:t>
-      </w:r>
-      <w:proofErr w:type="spellEnd"/>
-      <w:r>
-        <w:rPr>
-          <w:rFonts w:ascii="Segoe UI" w:hAnsi="Segoe UI" w:cs="Segoe UI"/>
-          <w:color w:val="0D0D0D"/>
-        </w:rPr>
-        <w:t xml:space="preserve"> </w:t>
-      </w:r>
-      <w:proofErr w:type="spellStart"/>
-      <w:r>
-        <w:rPr>
-          <w:rFonts w:ascii="Nirmala UI" w:hAnsi="Nirmala UI" w:cs="Nirmala UI"/>
-          <w:color w:val="0D0D0D"/>
-        </w:rPr>
-        <w:t>নিরাপদ</w:t>
-      </w:r>
-      <w:proofErr w:type="spellEnd"/>
-      <w:r>
-        <w:rPr>
-          <w:rFonts w:ascii="Segoe UI" w:hAnsi="Segoe UI" w:cs="Segoe UI"/>
-          <w:color w:val="0D0D0D"/>
-        </w:rPr>
-        <w:t xml:space="preserve">, </w:t>
-      </w:r>
-      <w:proofErr w:type="spellStart"/>
-      <w:r>
-        <w:rPr>
-          <w:rFonts w:ascii="Nirmala UI" w:hAnsi="Nirmala UI" w:cs="Nirmala UI"/>
-          <w:color w:val="0D0D0D"/>
-        </w:rPr>
-        <w:t>কারণ</w:t>
-      </w:r>
-      <w:proofErr w:type="spellEnd"/>
-      <w:r>
-        <w:rPr>
-          <w:rFonts w:ascii="Segoe UI" w:hAnsi="Segoe UI" w:cs="Segoe UI"/>
-          <w:color w:val="0D0D0D"/>
-        </w:rPr>
-        <w:t xml:space="preserve"> key </w:t>
-      </w:r>
-      <w:proofErr w:type="spellStart"/>
-      <w:r>
-        <w:rPr>
-          <w:rFonts w:ascii="Nirmala UI" w:hAnsi="Nirmala UI" w:cs="Nirmala UI"/>
-          <w:color w:val="0D0D0D"/>
-        </w:rPr>
-        <w:t>গোপন</w:t>
-      </w:r>
-      <w:proofErr w:type="spellEnd"/>
-      <w:r>
-        <w:rPr>
-          <w:rFonts w:ascii="Segoe UI" w:hAnsi="Segoe UI" w:cs="Segoe UI"/>
-          <w:color w:val="0D0D0D"/>
-        </w:rPr>
-        <w:t xml:space="preserve"> </w:t>
-      </w:r>
-      <w:proofErr w:type="spellStart"/>
-      <w:r>
-        <w:rPr>
-          <w:rFonts w:ascii="Nirmala UI" w:hAnsi="Nirmala UI" w:cs="Nirmala UI"/>
-          <w:color w:val="0D0D0D"/>
-        </w:rPr>
-        <w:t>থাকে</w:t>
-      </w:r>
-      <w:proofErr w:type="spellEnd"/>
-      <w:r>
-        <w:rPr>
-          <w:rFonts w:ascii="Nirmala UI" w:hAnsi="Nirmala UI" w:cs="Nirmala UI"/>
-          <w:color w:val="0D0D0D"/>
-        </w:rPr>
-        <w:t>।</w:t>
-      </w:r>
-    </w:p>
-    <w:p>
-      <w:pPr>
-        <w:pStyle w:val="NormalWeb"/>
-        <w:shd w:val="clear" w:color="auto" w:fill="FFFFFF"/>
-        <w:spacing w:before="0" w:after="0"/>
-        <w:rPr>
-          <w:b/>
-          <w:color w:val="FF0000"/>
-        </w:rPr>
-      </w:pPr>
-      <w:r>
-        <w:rPr>
-          <w:b/>
-          <w:color w:val="FF0000"/>
-        </w:rPr>
-        <w:t>What is a Caesar cipher? Describe its encryption and decryption processes.</w:t>
-      </w:r>
-      <w:r>
-        <w:rPr>
-          <w:b/>
-          <w:color w:val="FF0000"/>
-        </w:rPr>
-        <w:br/>
-        <w:t>OR</w:t>
-      </w:r>
-      <w:r>
-        <w:rPr>
-          <w:b/>
-          <w:color w:val="FF0000"/>
-        </w:rPr>
-        <w:br/>
-      </w:r>
-      <w:r>
-        <w:rPr>
-          <w:b/>
-          <w:color w:val="FF0000"/>
-        </w:rPr>
-        <w:t xml:space="preserve">A plaintext message "HELLO" is encrypted using a Caesar cipher with a shift of 3. Write the </w:t>
-      </w:r>
-      <w:proofErr w:type="spellStart"/>
-      <w:r>
-        <w:rPr>
-          <w:b/>
-          <w:color w:val="FF0000"/>
-        </w:rPr>
-        <w:t>ciphertext</w:t>
-      </w:r>
-      <w:proofErr w:type="spellEnd"/>
-      <w:r>
-        <w:rPr>
-          <w:b/>
-          <w:color w:val="FF0000"/>
-        </w:rPr>
-        <w:t>.</w:t>
-      </w:r>
-    </w:p>
-    <w:p>
-      <w:pPr>
-        <w:shd w:val="clear" w:color="auto" w:fill="FFFFFF"/>
-        <w:spacing w:beforeAutospacing="1" w:after="0" w:afterAutospacing="1" w:line="240" w:lineRule="auto"/>
-        <w:rPr>
-          <w:rFonts w:ascii="Segoe UI" w:eastAsia="Times New Roman" w:hAnsi="Segoe UI" w:cs="Segoe UI"/>
-          <w:color w:val="0D0D0D"/>
-          <w:sz w:val="24"/>
-          <w:szCs w:val="24"/>
-        </w:rPr>
-      </w:pPr>
-      <w:r>
-        <w:rPr>
-          <w:rFonts w:ascii="Segoe UI" w:eastAsia="Times New Roman" w:hAnsi="Segoe UI" w:cs="Segoe UI"/>
-          <w:color w:val="0D0D0D"/>
-          <w:sz w:val="24"/>
-          <w:szCs w:val="24"/>
-        </w:rPr>
-        <w:t>A </w:t>
-      </w:r>
-      <w:r>
-        <w:rPr>
-          <w:rFonts w:ascii="Segoe UI" w:eastAsia="Times New Roman" w:hAnsi="Segoe UI" w:cs="Segoe UI"/>
-          <w:b/>
-          <w:bCs/>
-          <w:color w:val="0D0D0D"/>
-          <w:sz w:val="24"/>
-          <w:szCs w:val="24"/>
-        </w:rPr>
-        <w:t>Caesar cipher</w:t>
-      </w:r>
-      <w:r>
-        <w:rPr>
-          <w:rFonts w:ascii="Segoe UI" w:eastAsia="Times New Roman" w:hAnsi="Segoe UI" w:cs="Segoe UI"/>
-          <w:color w:val="0D0D0D"/>
-          <w:sz w:val="24"/>
-          <w:szCs w:val="24"/>
-        </w:rPr>
-        <w:t> is a </w:t>
-      </w:r>
-      <w:r>
-        <w:rPr>
-          <w:rFonts w:ascii="Segoe UI" w:eastAsia="Times New Roman" w:hAnsi="Segoe UI" w:cs="Segoe UI"/>
-          <w:b/>
-          <w:bCs/>
-          <w:color w:val="0D0D0D"/>
-          <w:sz w:val="24"/>
-          <w:szCs w:val="24"/>
-        </w:rPr>
-        <w:t>simple substitution cipher</w:t>
-      </w:r>
-      <w:r>
-        <w:rPr>
-          <w:rFonts w:ascii="Segoe UI" w:eastAsia="Times New Roman" w:hAnsi="Segoe UI" w:cs="Segoe UI"/>
-          <w:color w:val="0D0D0D"/>
-          <w:sz w:val="24"/>
-          <w:szCs w:val="24"/>
-        </w:rPr>
-        <w:t> where each letter of the plaintext is shifted by a fixed number of positions in the alphabet.</w:t>
-      </w:r>
-    </w:p>
-    <w:p>
-      <w:pPr>
-        <w:shd w:val="clear" w:color="auto" w:fill="FFFFFF"/>
-        <w:spacing w:after="60" w:line="240" w:lineRule="auto"/>
-        <w:outlineLvl w:val="2"/>
-        <w:rPr>
-          <w:rFonts w:ascii="Segoe UI" w:eastAsia="Times New Roman" w:hAnsi="Segoe UI" w:cs="Segoe UI"/>
-          <w:b/>
-          <w:bCs/>
-          <w:color w:val="0D0D0D"/>
-          <w:sz w:val="27"/>
-          <w:szCs w:val="27"/>
-        </w:rPr>
-      </w:pPr>
-      <w:r>
-        <w:rPr>
-          <w:rFonts w:ascii="Segoe UI Symbol" w:eastAsia="Times New Roman" w:hAnsi="Segoe UI Symbol" w:cs="Segoe UI Symbol"/>
-          <w:b/>
-          <w:bCs/>
-          <w:color w:val="0D0D0D"/>
-          <w:sz w:val="27"/>
-          <w:szCs w:val="27"/>
-        </w:rPr>
-        <w:t>🔹</w:t>
-      </w:r>
-      <w:r>
-        <w:rPr>
-          <w:rFonts w:ascii="Segoe UI" w:eastAsia="Times New Roman" w:hAnsi="Segoe UI" w:cs="Segoe UI"/>
-          <w:b/>
-          <w:bCs/>
-          <w:color w:val="0D0D0D"/>
-          <w:sz w:val="27"/>
-          <w:szCs w:val="27"/>
-        </w:rPr>
-        <w:t xml:space="preserve"> Encryption Process:</w:t>
-      </w:r>
-    </w:p>
-    <w:p>
-      <w:pPr>
-        <w:numPr>
-          <w:ilvl w:val="0"/>
-          <w:numId w:val="22"/>
-        </w:numPr>
-        <w:shd w:val="clear" w:color="auto" w:fill="FFFFFF"/>
-        <w:spacing w:after="0" w:line="240" w:lineRule="auto"/>
-        <w:ind w:left="0"/>
-        <w:rPr>
-          <w:rFonts w:ascii="Segoe UI" w:eastAsia="Times New Roman" w:hAnsi="Segoe UI" w:cs="Segoe UI"/>
-          <w:color w:val="0D0D0D"/>
-          <w:sz w:val="24"/>
-          <w:szCs w:val="24"/>
-        </w:rPr>
-      </w:pPr>
-      <w:r>
-        <w:rPr>
-          <w:rFonts w:ascii="Segoe UI" w:eastAsia="Times New Roman" w:hAnsi="Segoe UI" w:cs="Segoe UI"/>
-          <w:color w:val="0D0D0D"/>
-          <w:sz w:val="24"/>
-          <w:szCs w:val="24"/>
-        </w:rPr>
-        <w:t>Choose a </w:t>
-      </w:r>
-      <w:r>
-        <w:rPr>
-          <w:rFonts w:ascii="Segoe UI" w:eastAsia="Times New Roman" w:hAnsi="Segoe UI" w:cs="Segoe UI"/>
-          <w:b/>
-          <w:bCs/>
-          <w:color w:val="0D0D0D"/>
-          <w:sz w:val="24"/>
-          <w:szCs w:val="24"/>
-        </w:rPr>
-        <w:t>key (shift value)</w:t>
-      </w:r>
-      <w:r>
-        <w:rPr>
-          <w:rFonts w:ascii="Segoe UI" w:eastAsia="Times New Roman" w:hAnsi="Segoe UI" w:cs="Segoe UI"/>
-          <w:color w:val="0D0D0D"/>
-          <w:sz w:val="24"/>
-          <w:szCs w:val="24"/>
-        </w:rPr>
-        <w:t>, say </w:t>
-      </w:r>
-      <w:r>
-        <w:rPr>
-          <w:rFonts w:ascii="Segoe UI" w:eastAsia="Times New Roman" w:hAnsi="Segoe UI" w:cs="Segoe UI"/>
-          <w:b/>
-          <w:bCs/>
-          <w:color w:val="0D0D0D"/>
-          <w:sz w:val="24"/>
-          <w:szCs w:val="24"/>
-        </w:rPr>
-        <w:t>n = 3</w:t>
-      </w:r>
-    </w:p>
-    <w:p>
-      <w:pPr>
-        <w:numPr>
-          <w:ilvl w:val="0"/>
-          <w:numId w:val="22"/>
-        </w:numPr>
-        <w:shd w:val="clear" w:color="auto" w:fill="FFFFFF"/>
-        <w:spacing w:after="0" w:line="240" w:lineRule="auto"/>
-        <w:ind w:left="0"/>
-        <w:rPr>
-          <w:rFonts w:ascii="Segoe UI" w:eastAsia="Times New Roman" w:hAnsi="Segoe UI" w:cs="Segoe UI"/>
-          <w:color w:val="0D0D0D"/>
-          <w:sz w:val="24"/>
-          <w:szCs w:val="24"/>
-        </w:rPr>
-      </w:pPr>
-      <w:r>
-        <w:rPr>
-          <w:rFonts w:ascii="Segoe UI" w:eastAsia="Times New Roman" w:hAnsi="Segoe UI" w:cs="Segoe UI"/>
-          <w:color w:val="0D0D0D"/>
-          <w:sz w:val="24"/>
-          <w:szCs w:val="24"/>
-        </w:rPr>
-        <w:t>Shift each letter </w:t>
-      </w:r>
-      <w:r>
-        <w:rPr>
-          <w:rFonts w:ascii="Segoe UI" w:eastAsia="Times New Roman" w:hAnsi="Segoe UI" w:cs="Segoe UI"/>
-          <w:b/>
-          <w:bCs/>
-          <w:color w:val="0D0D0D"/>
-          <w:sz w:val="24"/>
-          <w:szCs w:val="24"/>
-        </w:rPr>
-        <w:t>forward</w:t>
-      </w:r>
-      <w:r>
-        <w:rPr>
-          <w:rFonts w:ascii="Segoe UI" w:eastAsia="Times New Roman" w:hAnsi="Segoe UI" w:cs="Segoe UI"/>
-          <w:color w:val="0D0D0D"/>
-          <w:sz w:val="24"/>
-          <w:szCs w:val="24"/>
-        </w:rPr>
-        <w:t> by 3 positions</w:t>
-      </w:r>
-    </w:p>
-    <w:p>
-      <w:pPr>
-        <w:shd w:val="clear" w:color="auto" w:fill="FFFFFF"/>
-        <w:spacing w:beforeAutospacing="1" w:after="0" w:afterAutospacing="1" w:line="240" w:lineRule="auto"/>
-        <w:rPr>
-          <w:rFonts w:ascii="Segoe UI" w:eastAsia="Times New Roman" w:hAnsi="Segoe UI" w:cs="Segoe UI"/>
-          <w:color w:val="0D0D0D"/>
-          <w:sz w:val="24"/>
-          <w:szCs w:val="24"/>
-        </w:rPr>
-      </w:pPr>
-      <w:r>
-        <w:rPr>
-          <w:rFonts w:ascii="Segoe UI" w:eastAsia="Times New Roman" w:hAnsi="Segoe UI" w:cs="Segoe UI"/>
-          <w:b/>
-          <w:bCs/>
-          <w:color w:val="0D0D0D"/>
-          <w:sz w:val="24"/>
-          <w:szCs w:val="24"/>
-        </w:rPr>
-        <w:t>Example:</w:t>
-      </w:r>
-      <w:r>
-        <w:rPr>
-          <w:rFonts w:ascii="Segoe UI" w:eastAsia="Times New Roman" w:hAnsi="Segoe UI" w:cs="Segoe UI"/>
-          <w:color w:val="0D0D0D"/>
-          <w:sz w:val="24"/>
-          <w:szCs w:val="24"/>
-        </w:rPr>
-        <w:br/>
-        <w:t>A → D, B → E, C → F</w:t>
-      </w:r>
-      <w:r>
-        <w:rPr>
-          <w:rFonts w:ascii="Segoe UI" w:eastAsia="Times New Roman" w:hAnsi="Segoe UI" w:cs="Segoe UI"/>
-          <w:color w:val="0D0D0D"/>
-          <w:sz w:val="24"/>
-          <w:szCs w:val="24"/>
-        </w:rPr>
-        <w:br/>
-        <w:t>Plaintext: </w:t>
-      </w:r>
-      <w:r>
-        <w:rPr>
-          <w:rFonts w:ascii="Segoe UI" w:eastAsia="Times New Roman" w:hAnsi="Segoe UI" w:cs="Segoe UI"/>
-          <w:b/>
-          <w:bCs/>
-          <w:color w:val="0D0D0D"/>
-          <w:sz w:val="24"/>
-          <w:szCs w:val="24"/>
-        </w:rPr>
-        <w:t>HELLO</w:t>
-      </w:r>
-      <w:r>
-        <w:rPr>
-          <w:rFonts w:ascii="Segoe UI" w:eastAsia="Times New Roman" w:hAnsi="Segoe UI" w:cs="Segoe UI"/>
-          <w:color w:val="0D0D0D"/>
-          <w:sz w:val="24"/>
-          <w:szCs w:val="24"/>
-        </w:rPr>
-        <w:br/>
-      </w:r>
-      <w:proofErr w:type="spellStart"/>
-      <w:r>
-        <w:rPr>
-          <w:rFonts w:ascii="Segoe UI" w:eastAsia="Times New Roman" w:hAnsi="Segoe UI" w:cs="Segoe UI"/>
-          <w:color w:val="0D0D0D"/>
-          <w:sz w:val="24"/>
-          <w:szCs w:val="24"/>
-        </w:rPr>
-        <w:t>Ciphertext</w:t>
-      </w:r>
-      <w:proofErr w:type="spellEnd"/>
-      <w:r>
-        <w:rPr>
-          <w:rFonts w:ascii="Segoe UI" w:eastAsia="Times New Roman" w:hAnsi="Segoe UI" w:cs="Segoe UI"/>
-          <w:color w:val="0D0D0D"/>
-          <w:sz w:val="24"/>
-          <w:szCs w:val="24"/>
-        </w:rPr>
-        <w:t>: </w:t>
-      </w:r>
-      <w:r>
-        <w:rPr>
-          <w:rFonts w:ascii="Segoe UI" w:eastAsia="Times New Roman" w:hAnsi="Segoe UI" w:cs="Segoe UI"/>
-          <w:b/>
-          <w:bCs/>
-          <w:color w:val="0D0D0D"/>
-          <w:sz w:val="24"/>
-          <w:szCs w:val="24"/>
-        </w:rPr>
-        <w:t>KHOOR</w:t>
-      </w:r>
-    </w:p>
-    <w:p>
-      <w:pPr>
-        <w:shd w:val="clear" w:color="auto" w:fill="FFFFFF"/>
-        <w:spacing w:after="60" w:line="240" w:lineRule="auto"/>
-        <w:outlineLvl w:val="2"/>
-        <w:rPr>
-          <w:rFonts w:ascii="Segoe UI" w:eastAsia="Times New Roman" w:hAnsi="Segoe UI" w:cs="Segoe UI"/>
-          <w:b/>
-          <w:bCs/>
-          <w:color w:val="0D0D0D"/>
-          <w:sz w:val="27"/>
-          <w:szCs w:val="27"/>
-        </w:rPr>
-      </w:pPr>
-      <w:r>
-        <w:rPr>
-          <w:rFonts w:ascii="Segoe UI Symbol" w:eastAsia="Times New Roman" w:hAnsi="Segoe UI Symbol" w:cs="Segoe UI Symbol"/>
-          <w:b/>
-          <w:bCs/>
-          <w:color w:val="0D0D0D"/>
-          <w:sz w:val="27"/>
-          <w:szCs w:val="27"/>
-        </w:rPr>
-        <w:t>🔹</w:t>
-      </w:r>
-      <w:r>
-        <w:rPr>
-          <w:rFonts w:ascii="Segoe UI" w:eastAsia="Times New Roman" w:hAnsi="Segoe UI" w:cs="Segoe UI"/>
-          <w:b/>
-          <w:bCs/>
-          <w:color w:val="0D0D0D"/>
-          <w:sz w:val="27"/>
-          <w:szCs w:val="27"/>
-        </w:rPr>
-        <w:t xml:space="preserve"> Decryption Process:</w:t>
-      </w:r>
-    </w:p>
-    <w:p>
-      <w:pPr>
-        <w:numPr>
-          <w:ilvl w:val="0"/>
-          <w:numId w:val="23"/>
-        </w:numPr>
-        <w:shd w:val="clear" w:color="auto" w:fill="FFFFFF"/>
-        <w:spacing w:after="0" w:line="240" w:lineRule="auto"/>
-        <w:ind w:left="0"/>
-        <w:rPr>
-          <w:rFonts w:ascii="Segoe UI" w:eastAsia="Times New Roman" w:hAnsi="Segoe UI" w:cs="Segoe UI"/>
-          <w:color w:val="0D0D0D"/>
-          <w:sz w:val="24"/>
-          <w:szCs w:val="24"/>
-        </w:rPr>
-      </w:pPr>
-      <w:r>
-        <w:rPr>
-          <w:rFonts w:ascii="Segoe UI" w:eastAsia="Times New Roman" w:hAnsi="Segoe UI" w:cs="Segoe UI"/>
-          <w:color w:val="0D0D0D"/>
-          <w:sz w:val="24"/>
-          <w:szCs w:val="24"/>
-        </w:rPr>
-        <w:t>Use the </w:t>
-      </w:r>
-      <w:r>
-        <w:rPr>
-          <w:rFonts w:ascii="Segoe UI" w:eastAsia="Times New Roman" w:hAnsi="Segoe UI" w:cs="Segoe UI"/>
-          <w:b/>
-          <w:bCs/>
-          <w:color w:val="0D0D0D"/>
-          <w:sz w:val="24"/>
-          <w:szCs w:val="24"/>
-        </w:rPr>
-        <w:t>same key (n)</w:t>
-      </w:r>
-    </w:p>
-    <w:p>
-      <w:pPr>
-        <w:numPr>
-          <w:ilvl w:val="0"/>
-          <w:numId w:val="23"/>
-        </w:numPr>
-        <w:shd w:val="clear" w:color="auto" w:fill="FFFFFF"/>
-        <w:spacing w:after="0" w:line="240" w:lineRule="auto"/>
-        <w:ind w:left="0"/>
-        <w:rPr>
-          <w:rFonts w:ascii="Segoe UI" w:eastAsia="Times New Roman" w:hAnsi="Segoe UI" w:cs="Segoe UI"/>
-          <w:color w:val="0D0D0D"/>
-          <w:sz w:val="24"/>
-          <w:szCs w:val="24"/>
-        </w:rPr>
-      </w:pPr>
-      <w:r>
-        <w:rPr>
-          <w:rFonts w:ascii="Segoe UI" w:eastAsia="Times New Roman" w:hAnsi="Segoe UI" w:cs="Segoe UI"/>
-          <w:color w:val="0D0D0D"/>
-          <w:sz w:val="24"/>
-          <w:szCs w:val="24"/>
-        </w:rPr>
-        <w:t>Shift each letter </w:t>
-      </w:r>
-      <w:r>
-        <w:rPr>
-          <w:rFonts w:ascii="Segoe UI" w:eastAsia="Times New Roman" w:hAnsi="Segoe UI" w:cs="Segoe UI"/>
-          <w:b/>
-          <w:bCs/>
-          <w:color w:val="0D0D0D"/>
-          <w:sz w:val="24"/>
-          <w:szCs w:val="24"/>
-        </w:rPr>
-        <w:t>backward</w:t>
-      </w:r>
-      <w:r>
-        <w:rPr>
-          <w:rFonts w:ascii="Segoe UI" w:eastAsia="Times New Roman" w:hAnsi="Segoe UI" w:cs="Segoe UI"/>
-          <w:color w:val="0D0D0D"/>
-          <w:sz w:val="24"/>
-          <w:szCs w:val="24"/>
-        </w:rPr>
-        <w:t> by n positions</w:t>
-      </w:r>
-    </w:p>
-    <w:p>
-      <w:pPr>
-        <w:shd w:val="clear" w:color="auto" w:fill="FFFFFF"/>
-        <w:spacing w:beforeAutospacing="1" w:after="0" w:afterAutospacing="1" w:line="240" w:lineRule="auto"/>
-        <w:rPr>
-          <w:rFonts w:ascii="Segoe UI" w:eastAsia="Times New Roman" w:hAnsi="Segoe UI" w:cs="Segoe UI"/>
-          <w:color w:val="0D0D0D"/>
-          <w:sz w:val="24"/>
-          <w:szCs w:val="24"/>
-        </w:rPr>
-      </w:pPr>
-      <w:r>
-        <w:rPr>
-          <w:rFonts w:ascii="Segoe UI" w:eastAsia="Times New Roman" w:hAnsi="Segoe UI" w:cs="Segoe UI"/>
-          <w:b/>
-          <w:bCs/>
-          <w:color w:val="0D0D0D"/>
-          <w:sz w:val="24"/>
-          <w:szCs w:val="24"/>
-        </w:rPr>
-        <w:t>Example:</w:t>
-      </w:r>
-      <w:r>
-        <w:rPr>
-          <w:rFonts w:ascii="Segoe UI" w:eastAsia="Times New Roman" w:hAnsi="Segoe UI" w:cs="Segoe UI"/>
-          <w:color w:val="0D0D0D"/>
-          <w:sz w:val="24"/>
-          <w:szCs w:val="24"/>
-        </w:rPr>
-        <w:br/>
-        <w:t>K → H, H → E, O → L, O → L, R → O</w:t>
-      </w:r>
-      <w:r>
-        <w:rPr>
-          <w:rFonts w:ascii="Segoe UI" w:eastAsia="Times New Roman" w:hAnsi="Segoe UI" w:cs="Segoe UI"/>
-          <w:color w:val="0D0D0D"/>
-          <w:sz w:val="24"/>
-          <w:szCs w:val="24"/>
-        </w:rPr>
-        <w:br/>
-      </w:r>
-      <w:proofErr w:type="spellStart"/>
-      <w:r>
-        <w:rPr>
-          <w:rFonts w:ascii="Segoe UI" w:eastAsia="Times New Roman" w:hAnsi="Segoe UI" w:cs="Segoe UI"/>
-          <w:color w:val="0D0D0D"/>
-          <w:sz w:val="24"/>
-          <w:szCs w:val="24"/>
-        </w:rPr>
-        <w:t>Ciphertext</w:t>
-      </w:r>
-      <w:proofErr w:type="spellEnd"/>
-      <w:r>
-        <w:rPr>
-          <w:rFonts w:ascii="Segoe UI" w:eastAsia="Times New Roman" w:hAnsi="Segoe UI" w:cs="Segoe UI"/>
-          <w:color w:val="0D0D0D"/>
-          <w:sz w:val="24"/>
-          <w:szCs w:val="24"/>
-        </w:rPr>
-        <w:t>: </w:t>
-      </w:r>
-      <w:r>
-        <w:rPr>
-          <w:rFonts w:ascii="Segoe UI" w:eastAsia="Times New Roman" w:hAnsi="Segoe UI" w:cs="Segoe UI"/>
-          <w:b/>
-          <w:bCs/>
-          <w:color w:val="0D0D0D"/>
-          <w:sz w:val="24"/>
-          <w:szCs w:val="24"/>
-        </w:rPr>
-        <w:t>KHOOR</w:t>
-      </w:r>
-      <w:r>
-        <w:rPr>
-          <w:rFonts w:ascii="Segoe UI" w:eastAsia="Times New Roman" w:hAnsi="Segoe UI" w:cs="Segoe UI"/>
-          <w:color w:val="0D0D0D"/>
-          <w:sz w:val="24"/>
-          <w:szCs w:val="24"/>
-        </w:rPr>
-        <w:br/>
-        <w:t>Plaintext: </w:t>
-      </w:r>
-      <w:r>
-        <w:rPr>
-          <w:rFonts w:ascii="Segoe UI" w:eastAsia="Times New Roman" w:hAnsi="Segoe UI" w:cs="Segoe UI"/>
-          <w:b/>
-          <w:bCs/>
-          <w:color w:val="0D0D0D"/>
-          <w:sz w:val="24"/>
-          <w:szCs w:val="24"/>
-        </w:rPr>
-        <w:t>HELLO</w:t>
-      </w:r>
-    </w:p>
-    <w:p>
-      <w:pPr>
-        <w:shd w:val="clear" w:color="auto" w:fill="FFFFFF"/>
-        <w:spacing w:after="60" w:line="240" w:lineRule="auto"/>
-        <w:outlineLvl w:val="2"/>
-        <w:rPr>
-          <w:rFonts w:ascii="Segoe UI" w:eastAsia="Times New Roman" w:hAnsi="Segoe UI" w:cs="Segoe UI"/>
-          <w:color w:val="0D0D0D"/>
-          <w:sz w:val="24"/>
-          <w:szCs w:val="24"/>
-        </w:rPr>
-      </w:pPr>
-      <w:r>
-        <w:rPr>
-          <w:rFonts w:ascii="Segoe UI Symbol" w:eastAsia="Times New Roman" w:hAnsi="Segoe UI Symbol" w:cs="Segoe UI Symbol"/>
-          <w:b/>
-          <w:bCs/>
-          <w:color w:val="0D0D0D"/>
-          <w:sz w:val="27"/>
-          <w:szCs w:val="27"/>
-        </w:rPr>
-        <w:t>✍️</w:t>
-      </w:r>
-      <w:r>
-        <w:rPr>
-          <w:rFonts w:ascii="Segoe UI" w:eastAsia="Times New Roman" w:hAnsi="Segoe UI" w:cs="Segoe UI"/>
-          <w:b/>
-          <w:bCs/>
-          <w:color w:val="0D0D0D"/>
-          <w:sz w:val="27"/>
-          <w:szCs w:val="27"/>
-        </w:rPr>
-        <w:t xml:space="preserve"> One</w:t>
-      </w:r>
-      <w:r>
-        <w:rPr>
-          <w:rFonts w:ascii="Segoe UI" w:eastAsia="Times New Roman" w:hAnsi="Segoe UI" w:cs="Segoe UI"/>
-          <w:b/>
-          <w:bCs/>
-          <w:color w:val="0D0D0D"/>
-          <w:sz w:val="27"/>
-          <w:szCs w:val="27"/>
-        </w:rPr>
-        <w:noBreakHyphen/>
-        <w:t>line Exam Answer:</w:t>
-      </w:r>
-      <w:r>
-        <w:rPr>
-          <w:rFonts w:ascii="Segoe UI" w:eastAsia="Times New Roman" w:hAnsi="Segoe UI" w:cs="Segoe UI"/>
-          <w:b/>
-          <w:bCs/>
-          <w:color w:val="0D0D0D"/>
-          <w:sz w:val="27"/>
-          <w:szCs w:val="27"/>
-        </w:rPr>
-        <w:br/>
-      </w:r>
-      <w:r>
-        <w:rPr>
-          <w:rFonts w:ascii="Segoe UI Symbol" w:eastAsia="Times New Roman" w:hAnsi="Segoe UI Symbol" w:cs="Segoe UI Symbol"/>
-          <w:color w:val="0D0D0D"/>
-          <w:sz w:val="24"/>
-          <w:szCs w:val="24"/>
-        </w:rPr>
-        <w:t>👉</w:t>
-      </w:r>
-      <w:r>
-        <w:rPr>
-          <w:rFonts w:ascii="Segoe UI" w:eastAsia="Times New Roman" w:hAnsi="Segoe UI" w:cs="Segoe UI"/>
-          <w:color w:val="0D0D0D"/>
-          <w:sz w:val="24"/>
-          <w:szCs w:val="24"/>
-        </w:rPr>
-        <w:t xml:space="preserve"> A Caesar cipher encrypts data by shifting letters by a fixed number, and decrypts it by reversing the shift.</w:t>
-      </w:r>
-    </w:p>
-    <w:p>
-      <w:pPr>
-        <w:shd w:val="clear" w:color="auto" w:fill="FFFFFF"/>
-        <w:spacing w:after="60" w:line="240" w:lineRule="auto"/>
-        <w:outlineLvl w:val="2"/>
-        <w:rPr>
-          <w:b/>
-          <w:color w:val="FF0000"/>
-        </w:rPr>
-      </w:pPr>
-      <w:r>
-        <w:rPr>
-          <w:b/>
-          <w:color w:val="FF0000"/>
-        </w:rPr>
-        <w:lastRenderedPageBreak/>
-        <w:t xml:space="preserve">A Caesar cipher with a shift of n=4 produces the </w:t>
-      </w:r>
-      <w:proofErr w:type="spellStart"/>
-      <w:r>
-        <w:rPr>
-          <w:b/>
-          <w:color w:val="FF0000"/>
-        </w:rPr>
-        <w:t>ciphertext</w:t>
-      </w:r>
-      <w:proofErr w:type="spellEnd"/>
-      <w:r>
-        <w:rPr>
-          <w:b/>
-          <w:color w:val="FF0000"/>
-        </w:rPr>
-        <w:t xml:space="preserve"> "CSYEVIXIVQMREXIH". Decrypt this </w:t>
-      </w:r>
-      <w:proofErr w:type="spellStart"/>
-      <w:r>
-        <w:rPr>
-          <w:b/>
-          <w:color w:val="FF0000"/>
-        </w:rPr>
-        <w:t>ciphertext</w:t>
-      </w:r>
-      <w:proofErr w:type="spellEnd"/>
-      <w:r>
-        <w:rPr>
-          <w:b/>
-          <w:color w:val="FF0000"/>
-        </w:rPr>
-        <w:t xml:space="preserve"> to recover the plaintext</w:t>
-      </w:r>
-    </w:p>
-    <w:p>
-      <w:pPr>
-        <w:shd w:val="clear" w:color="auto" w:fill="FFFFFF"/>
-        <w:spacing w:after="60" w:line="240" w:lineRule="auto"/>
-        <w:outlineLvl w:val="2"/>
-        <w:rPr>
-          <w:b/>
-        </w:rPr>
-      </w:pPr>
-      <w:proofErr w:type="spellStart"/>
-      <w:r>
-        <w:rPr>
-          <w:b/>
-          <w:color w:val="FF0000"/>
-        </w:rPr>
-        <w:t>Ans</w:t>
-      </w:r>
-      <w:proofErr w:type="spellEnd"/>
-      <w:r>
-        <w:rPr>
-          <w:b/>
-          <w:color w:val="FF0000"/>
-        </w:rPr>
-        <w:t xml:space="preserve">: </w:t>
-      </w:r>
-      <w:r>
-        <w:rPr>
-          <w:b/>
-        </w:rPr>
-        <w:t xml:space="preserve">Kore </w:t>
-      </w:r>
-      <w:proofErr w:type="spellStart"/>
-      <w:r>
-        <w:rPr>
-          <w:b/>
-        </w:rPr>
-        <w:t>nao</w:t>
-      </w:r>
-      <w:proofErr w:type="spellEnd"/>
-      <w:r>
-        <w:rPr>
-          <w:b/>
-        </w:rPr>
-        <w:t>.</w:t>
-      </w:r>
-    </w:p>
-    <w:p>
-      <w:pPr>
-        <w:shd w:val="clear" w:color="auto" w:fill="FFFFFF"/>
-        <w:spacing w:after="60" w:line="240" w:lineRule="auto"/>
-        <w:outlineLvl w:val="2"/>
-        <w:rPr>
-          <w:rFonts w:ascii="Segoe UI" w:hAnsi="Segoe UI" w:cs="Segoe UI"/>
-          <w:color w:val="FF0000"/>
-        </w:rPr>
-      </w:pPr>
-      <w:r>
-        <w:rPr>
-          <w:rFonts w:ascii="Segoe UI" w:hAnsi="Segoe UI" w:cs="Segoe UI"/>
-          <w:b/>
-          <w:color w:val="FF0000"/>
-        </w:rPr>
-        <w:t>What is the total number of possible keys in a Caesar cipher? Show the calculation</w:t>
-      </w:r>
-    </w:p>
-    <w:p>
-      <w:pPr>
-        <w:pStyle w:val="NormalWeb"/>
-        <w:shd w:val="clear" w:color="auto" w:fill="FFFFFF"/>
-        <w:spacing w:before="0" w:after="0"/>
-        <w:rPr>
-          <w:rFonts w:ascii="Segoe UI" w:hAnsi="Segoe UI" w:cs="Segoe UI"/>
-          <w:color w:val="0D0D0D"/>
-        </w:rPr>
-      </w:pPr>
-      <w:r>
-        <w:rPr>
-          <w:rStyle w:val="Strong"/>
-          <w:rFonts w:ascii="Segoe UI" w:hAnsi="Segoe UI" w:cs="Segoe UI"/>
-          <w:color w:val="0D0D0D"/>
-        </w:rPr>
-        <w:t>Answer:</w:t>
-      </w:r>
-      <w:r>
-        <w:rPr>
-          <w:rFonts w:ascii="Segoe UI" w:hAnsi="Segoe UI" w:cs="Segoe UI"/>
-          <w:color w:val="0D0D0D"/>
-        </w:rPr>
-        <w:br/>
-      </w:r>
-      <w:r>
-        <w:rPr>
-          <w:rFonts w:ascii="Segoe UI Symbol" w:hAnsi="Segoe UI Symbol" w:cs="Segoe UI Symbol"/>
-          <w:color w:val="0D0D0D"/>
-        </w:rPr>
-        <w:t>👉</w:t>
-      </w:r>
-      <w:r>
-        <w:rPr>
-          <w:rFonts w:ascii="Segoe UI" w:hAnsi="Segoe UI" w:cs="Segoe UI"/>
-          <w:color w:val="0D0D0D"/>
-        </w:rPr>
-        <w:t xml:space="preserve"> The total number of possible keys in a </w:t>
-      </w:r>
-      <w:r>
-        <w:rPr>
-          <w:rStyle w:val="Strong"/>
-          <w:rFonts w:ascii="Segoe UI" w:hAnsi="Segoe UI" w:cs="Segoe UI"/>
-          <w:color w:val="0D0D0D"/>
-        </w:rPr>
-        <w:t>Caesar cipher is 26</w:t>
-      </w:r>
-      <w:r>
-        <w:rPr>
-          <w:rFonts w:ascii="Segoe UI" w:hAnsi="Segoe UI" w:cs="Segoe UI"/>
-          <w:color w:val="0D0D0D"/>
-        </w:rPr>
-        <w:t>.</w:t>
-      </w:r>
-    </w:p>
-    <w:p>
-      <w:pPr>
-        <w:pStyle w:val="Heading3"/>
-        <w:shd w:val="clear" w:color="auto" w:fill="FFFFFF"/>
-        <w:spacing w:before="0" w:beforeAutospacing="0" w:after="60" w:afterAutospacing="0"/>
-        <w:rPr>
-          <w:rFonts w:ascii="Segoe UI" w:hAnsi="Segoe UI" w:cs="Segoe UI"/>
-          <w:color w:val="0D0D0D"/>
-        </w:rPr>
-      </w:pPr>
-      <w:r>
-        <w:rPr>
-          <w:rFonts w:ascii="Segoe UI Symbol" w:hAnsi="Segoe UI Symbol" w:cs="Segoe UI Symbol"/>
-          <w:color w:val="0D0D0D"/>
-        </w:rPr>
-        <w:t>✏️</w:t>
-      </w:r>
-      <w:r>
-        <w:rPr>
-          <w:rFonts w:ascii="Segoe UI" w:hAnsi="Segoe UI" w:cs="Segoe UI"/>
-          <w:color w:val="0D0D0D"/>
-        </w:rPr>
-        <w:t xml:space="preserve"> Calculation:</w:t>
-      </w:r>
-    </w:p>
-    <w:p>
-      <w:pPr>
-        <w:pStyle w:val="NormalWeb"/>
-        <w:numPr>
-          <w:ilvl w:val="0"/>
-          <w:numId w:val="24"/>
-        </w:numPr>
-        <w:shd w:val="clear" w:color="auto" w:fill="FFFFFF"/>
-        <w:spacing w:before="0" w:beforeAutospacing="0" w:after="0" w:afterAutospacing="0"/>
-        <w:ind w:left="0"/>
-        <w:rPr>
-          <w:rFonts w:ascii="Segoe UI" w:hAnsi="Segoe UI" w:cs="Segoe UI"/>
-          <w:color w:val="0D0D0D"/>
-        </w:rPr>
-      </w:pPr>
-      <w:r>
-        <w:rPr>
-          <w:rFonts w:ascii="Segoe UI" w:hAnsi="Segoe UI" w:cs="Segoe UI"/>
-          <w:color w:val="0D0D0D"/>
-        </w:rPr>
-        <w:t>The English alphabet has </w:t>
-      </w:r>
-      <w:r>
-        <w:rPr>
-          <w:rStyle w:val="Strong"/>
-          <w:rFonts w:ascii="Segoe UI" w:hAnsi="Segoe UI" w:cs="Segoe UI"/>
-          <w:color w:val="0D0D0D"/>
-        </w:rPr>
-        <w:t>26 letters</w:t>
-      </w:r>
-    </w:p>
-    <w:p>
-      <w:pPr>
-        <w:pStyle w:val="NormalWeb"/>
-        <w:numPr>
-          <w:ilvl w:val="0"/>
-          <w:numId w:val="24"/>
-        </w:numPr>
-        <w:shd w:val="clear" w:color="auto" w:fill="FFFFFF"/>
-        <w:spacing w:before="0" w:beforeAutospacing="0" w:after="0" w:afterAutospacing="0"/>
-        <w:ind w:left="0"/>
-        <w:rPr>
-          <w:rFonts w:ascii="Segoe UI" w:hAnsi="Segoe UI" w:cs="Segoe UI"/>
-          <w:color w:val="0D0D0D"/>
-        </w:rPr>
-      </w:pPr>
-      <w:r>
-        <w:rPr>
-          <w:rFonts w:ascii="Segoe UI" w:hAnsi="Segoe UI" w:cs="Segoe UI"/>
-          <w:color w:val="0D0D0D"/>
-        </w:rPr>
-        <w:t>Each key represents a shift from </w:t>
-      </w:r>
-      <w:r>
-        <w:rPr>
-          <w:rStyle w:val="Strong"/>
-          <w:rFonts w:ascii="Segoe UI" w:hAnsi="Segoe UI" w:cs="Segoe UI"/>
-          <w:color w:val="0D0D0D"/>
-        </w:rPr>
-        <w:t>0 to 25</w:t>
-      </w:r>
-    </w:p>
-    <w:p>
-      <w:pPr>
-        <w:rPr>
-          <w:rFonts w:ascii="Times New Roman" w:hAnsi="Times New Roman" w:cs="Times New Roman"/>
-        </w:rPr>
-      </w:pPr>
-      <w:r>
-        <w:rPr>
-          <w:rStyle w:val="katex-mathml"/>
-          <w:color w:val="0D0D0D"/>
-          <w:sz w:val="29"/>
-          <w:szCs w:val="29"/>
-          <w:bdr w:val="none" w:sz="0" w:space="0" w:color="auto" w:frame="1"/>
-          <w:shd w:val="clear" w:color="auto" w:fill="FFFFFF"/>
-        </w:rPr>
-        <w:t>Total keys=26</w:t>
-      </w:r>
-      <w:r>
-        <w:rPr>
-          <w:rStyle w:val="mord"/>
-          <w:color w:val="0D0D0D"/>
-          <w:sz w:val="29"/>
-          <w:szCs w:val="29"/>
-          <w:shd w:val="clear" w:color="auto" w:fill="FFFFFF"/>
-        </w:rPr>
-        <w:t>Total keys</w:t>
-      </w:r>
-      <w:r>
-        <w:rPr>
-          <w:rStyle w:val="mrel"/>
-          <w:color w:val="0D0D0D"/>
-          <w:sz w:val="29"/>
-          <w:szCs w:val="29"/>
-          <w:shd w:val="clear" w:color="auto" w:fill="FFFFFF"/>
-        </w:rPr>
-        <w:t>=</w:t>
-      </w:r>
-      <w:r>
-        <w:rPr>
-          <w:rStyle w:val="mord"/>
-          <w:color w:val="0D0D0D"/>
-          <w:sz w:val="29"/>
-          <w:szCs w:val="29"/>
-          <w:shd w:val="clear" w:color="auto" w:fill="FFFFFF"/>
-        </w:rPr>
-        <w:t>26</w:t>
-      </w:r>
-    </w:p>
-    <w:p>
-      <w:pPr>
-        <w:pStyle w:val="Heading3"/>
-        <w:shd w:val="clear" w:color="auto" w:fill="FFFFFF"/>
-        <w:spacing w:before="0" w:beforeAutospacing="0" w:after="60" w:afterAutospacing="0"/>
-        <w:rPr>
-          <w:rFonts w:ascii="Segoe UI" w:hAnsi="Segoe UI" w:cs="Segoe UI"/>
-          <w:color w:val="0D0D0D"/>
-        </w:rPr>
-      </w:pPr>
-      <w:r>
-        <w:rPr>
-          <w:rFonts w:ascii="Segoe UI Symbol" w:hAnsi="Segoe UI Symbol" w:cs="Segoe UI Symbol"/>
-          <w:color w:val="0D0D0D"/>
-        </w:rPr>
-        <w:t>📝</w:t>
-      </w:r>
-      <w:r>
-        <w:rPr>
-          <w:rFonts w:ascii="Segoe UI" w:hAnsi="Segoe UI" w:cs="Segoe UI"/>
-          <w:color w:val="0D0D0D"/>
-        </w:rPr>
-        <w:t xml:space="preserve"> Explanation (Easy):</w:t>
-      </w:r>
-    </w:p>
-    <w:p>
-      <w:pPr>
-        <w:pStyle w:val="NormalWeb"/>
-        <w:numPr>
-          <w:ilvl w:val="0"/>
-          <w:numId w:val="25"/>
-        </w:numPr>
-        <w:shd w:val="clear" w:color="auto" w:fill="FFFFFF"/>
-        <w:spacing w:before="0" w:beforeAutospacing="0" w:after="0" w:afterAutospacing="0"/>
-        <w:ind w:left="0"/>
-        <w:rPr>
-          <w:rFonts w:ascii="Segoe UI" w:hAnsi="Segoe UI" w:cs="Segoe UI"/>
-          <w:color w:val="0D0D0D"/>
-        </w:rPr>
-      </w:pPr>
-      <w:r>
-        <w:rPr>
-          <w:rFonts w:ascii="Segoe UI" w:hAnsi="Segoe UI" w:cs="Segoe UI"/>
-          <w:color w:val="0D0D0D"/>
-        </w:rPr>
-        <w:t>Shift 0 → no change</w:t>
-      </w:r>
-    </w:p>
-    <w:p>
-      <w:pPr>
-        <w:pStyle w:val="NormalWeb"/>
-        <w:numPr>
-          <w:ilvl w:val="0"/>
-          <w:numId w:val="25"/>
-        </w:numPr>
-        <w:shd w:val="clear" w:color="auto" w:fill="FFFFFF"/>
-        <w:spacing w:before="0" w:beforeAutospacing="0" w:after="0" w:afterAutospacing="0"/>
-        <w:ind w:left="0"/>
-        <w:rPr>
-          <w:rFonts w:ascii="Segoe UI" w:hAnsi="Segoe UI" w:cs="Segoe UI"/>
-          <w:color w:val="0D0D0D"/>
-        </w:rPr>
-      </w:pPr>
-      <w:r>
-        <w:rPr>
-          <w:rFonts w:ascii="Segoe UI" w:hAnsi="Segoe UI" w:cs="Segoe UI"/>
-          <w:color w:val="0D0D0D"/>
-        </w:rPr>
-        <w:t>Shift 1 → A → B</w:t>
-      </w:r>
-    </w:p>
-    <w:p>
-      <w:pPr>
-        <w:pStyle w:val="NormalWeb"/>
-        <w:numPr>
-          <w:ilvl w:val="0"/>
-          <w:numId w:val="25"/>
-        </w:numPr>
-        <w:shd w:val="clear" w:color="auto" w:fill="FFFFFF"/>
-        <w:spacing w:before="0" w:beforeAutospacing="0" w:after="0" w:afterAutospacing="0"/>
-        <w:ind w:left="0"/>
-        <w:rPr>
-          <w:rFonts w:ascii="Segoe UI" w:hAnsi="Segoe UI" w:cs="Segoe UI"/>
-          <w:color w:val="0D0D0D"/>
-        </w:rPr>
-      </w:pPr>
-      <w:r>
-        <w:rPr>
-          <w:rFonts w:ascii="Segoe UI" w:hAnsi="Segoe UI" w:cs="Segoe UI"/>
-          <w:color w:val="0D0D0D"/>
-        </w:rPr>
-        <w:t>…</w:t>
-      </w:r>
-    </w:p>
-    <w:p>
-      <w:pPr>
-        <w:pStyle w:val="NormalWeb"/>
-        <w:numPr>
-          <w:ilvl w:val="0"/>
-          <w:numId w:val="25"/>
-        </w:numPr>
-        <w:shd w:val="clear" w:color="auto" w:fill="FFFFFF"/>
-        <w:spacing w:before="0" w:beforeAutospacing="0" w:after="0" w:afterAutospacing="0"/>
-        <w:ind w:left="0"/>
-        <w:rPr>
-          <w:rFonts w:ascii="Segoe UI" w:hAnsi="Segoe UI" w:cs="Segoe UI"/>
-          <w:color w:val="0D0D0D"/>
-        </w:rPr>
-      </w:pPr>
-      <w:r>
-        <w:rPr>
-          <w:rFonts w:ascii="Segoe UI" w:hAnsi="Segoe UI" w:cs="Segoe UI"/>
-          <w:color w:val="0D0D0D"/>
-        </w:rPr>
-        <w:t>Shift 25 → A → Z</w:t>
-      </w:r>
-    </w:p>
-    <w:p>
-      <w:pPr>
-        <w:pStyle w:val="NormalWeb"/>
-        <w:shd w:val="clear" w:color="auto" w:fill="FFFFFF"/>
-        <w:spacing w:before="0" w:after="0"/>
-        <w:rPr>
-          <w:rFonts w:ascii="Segoe UI" w:hAnsi="Segoe UI" w:cs="Segoe UI"/>
-          <w:color w:val="0D0D0D"/>
-        </w:rPr>
-      </w:pPr>
-      <w:r>
-        <w:rPr>
-          <w:rFonts w:ascii="Segoe UI" w:hAnsi="Segoe UI" w:cs="Segoe UI"/>
-          <w:color w:val="0D0D0D"/>
-        </w:rPr>
-        <w:t>So, there are </w:t>
-      </w:r>
-      <w:r>
-        <w:rPr>
-          <w:rStyle w:val="Strong"/>
-          <w:rFonts w:ascii="Segoe UI" w:hAnsi="Segoe UI" w:cs="Segoe UI"/>
-          <w:color w:val="0D0D0D"/>
-        </w:rPr>
-        <w:t>26 possible shifts (keys)</w:t>
-      </w:r>
-      <w:r>
-        <w:rPr>
-          <w:rFonts w:ascii="Segoe UI" w:hAnsi="Segoe UI" w:cs="Segoe UI"/>
-          <w:color w:val="0D0D0D"/>
-        </w:rPr>
-        <w:t>.</w:t>
-      </w:r>
-    </w:p>
-    <w:p>
-      <w:pPr>
-        <w:pStyle w:val="Heading3"/>
-        <w:shd w:val="clear" w:color="auto" w:fill="FFFFFF"/>
-        <w:spacing w:before="0" w:beforeAutospacing="0" w:after="60" w:afterAutospacing="0"/>
-        <w:rPr>
-          <w:rFonts w:ascii="Segoe UI" w:hAnsi="Segoe UI" w:cs="Segoe UI"/>
-          <w:color w:val="0D0D0D"/>
-        </w:rPr>
-      </w:pPr>
-      <w:r>
-        <w:rPr>
-          <w:rFonts w:ascii="Segoe UI Symbol" w:hAnsi="Segoe UI Symbol" w:cs="Segoe UI Symbol"/>
-          <w:color w:val="0D0D0D"/>
-        </w:rPr>
-        <w:t>✍️</w:t>
-      </w:r>
-      <w:r>
-        <w:rPr>
-          <w:rFonts w:ascii="Segoe UI" w:hAnsi="Segoe UI" w:cs="Segoe UI"/>
-          <w:color w:val="0D0D0D"/>
-        </w:rPr>
-        <w:t xml:space="preserve"> One</w:t>
-      </w:r>
-      <w:r>
-        <w:rPr>
-          <w:rFonts w:ascii="Segoe UI" w:hAnsi="Segoe UI" w:cs="Segoe UI"/>
-          <w:color w:val="0D0D0D"/>
-        </w:rPr>
-        <w:noBreakHyphen/>
-        <w:t>line Exam Answer:</w:t>
-      </w:r>
-    </w:p>
-    <w:p>
-      <w:pPr>
-        <w:pStyle w:val="NormalWeb"/>
-        <w:shd w:val="clear" w:color="auto" w:fill="FFFFFF"/>
-        <w:spacing w:before="0" w:after="0"/>
-        <w:rPr>
-          <w:rFonts w:ascii="Segoe UI" w:hAnsi="Segoe UI" w:cs="Segoe UI"/>
-          <w:color w:val="0D0D0D"/>
-        </w:rPr>
-      </w:pPr>
-      <w:r>
-        <w:rPr>
-          <w:rFonts w:ascii="Segoe UI Symbol" w:hAnsi="Segoe UI Symbol" w:cs="Segoe UI Symbol"/>
-          <w:color w:val="0D0D0D"/>
-        </w:rPr>
-        <w:t>👉</w:t>
-      </w:r>
-      <w:r>
-        <w:rPr>
-          <w:rFonts w:ascii="Segoe UI" w:hAnsi="Segoe UI" w:cs="Segoe UI"/>
-          <w:color w:val="0D0D0D"/>
-        </w:rPr>
-        <w:t xml:space="preserve"> A Caesar cipher has </w:t>
-      </w:r>
-      <w:r>
-        <w:rPr>
-          <w:rStyle w:val="Strong"/>
-          <w:rFonts w:ascii="Segoe UI" w:hAnsi="Segoe UI" w:cs="Segoe UI"/>
-          <w:color w:val="0D0D0D"/>
-        </w:rPr>
-        <w:t>26 possible keys</w:t>
-      </w:r>
-      <w:r>
-        <w:rPr>
-          <w:rFonts w:ascii="Segoe UI" w:hAnsi="Segoe UI" w:cs="Segoe UI"/>
-          <w:color w:val="0D0D0D"/>
-        </w:rPr>
-        <w:t>, equal to the number of letters in the English alphabet.</w:t>
-      </w:r>
-    </w:p>
-    <w:p>
-      <w:pPr>
-        <w:pStyle w:val="Heading2"/>
-        <w:shd w:val="clear" w:color="auto" w:fill="FFFFFF"/>
-        <w:spacing w:before="240" w:beforeAutospacing="0" w:after="60" w:afterAutospacing="0"/>
-        <w:rPr>
-          <w:rFonts w:ascii="Segoe UI" w:hAnsi="Segoe UI" w:cs="Segoe UI"/>
-          <w:color w:val="0D0D0D"/>
-          <w:sz w:val="30"/>
-          <w:szCs w:val="30"/>
-        </w:rPr>
-      </w:pPr>
-      <w:r>
-        <w:rPr>
-          <w:b w:val="0"/>
-          <w:color w:val="FF0000"/>
-        </w:rPr>
-        <w:t>Discuss the limitations of the Caesar cipher and how it can be attacked</w:t>
-      </w:r>
-      <w:r>
-        <w:rPr>
-          <w:b w:val="0"/>
-          <w:color w:val="FF0000"/>
-        </w:rPr>
-        <w:br/>
-      </w:r>
-      <w:r>
-        <w:rPr>
-          <w:rFonts w:ascii="Segoe UI Symbol" w:hAnsi="Segoe UI Symbol" w:cs="Segoe UI Symbol"/>
-          <w:color w:val="0D0D0D"/>
-          <w:sz w:val="30"/>
-          <w:szCs w:val="30"/>
-        </w:rPr>
-        <w:t>❌</w:t>
-      </w:r>
-      <w:r>
-        <w:rPr>
-          <w:rFonts w:ascii="Segoe UI" w:hAnsi="Segoe UI" w:cs="Segoe UI"/>
-          <w:color w:val="0D0D0D"/>
-          <w:sz w:val="30"/>
-          <w:szCs w:val="30"/>
-        </w:rPr>
-        <w:t xml:space="preserve"> Limitations:</w:t>
-      </w:r>
-    </w:p>
-    <w:p>
-      <w:pPr>
-        <w:pStyle w:val="NormalWeb"/>
-        <w:shd w:val="clear" w:color="auto" w:fill="FFFFFF"/>
-        <w:spacing w:before="0" w:after="0"/>
-        <w:rPr>
-          <w:rFonts w:ascii="Segoe UI" w:hAnsi="Segoe UI" w:cs="Segoe UI"/>
-          <w:color w:val="0D0D0D"/>
-        </w:rPr>
-      </w:pPr>
-      <w:r>
-        <w:rPr>
-          <w:rFonts w:ascii="Segoe UI" w:hAnsi="Segoe UI" w:cs="Segoe UI"/>
-          <w:color w:val="0D0D0D"/>
-        </w:rPr>
-        <w:t>1️⃣ </w:t>
-      </w:r>
-      <w:r>
-        <w:rPr>
-          <w:rStyle w:val="Strong"/>
-          <w:rFonts w:ascii="Segoe UI" w:hAnsi="Segoe UI" w:cs="Segoe UI"/>
-          <w:color w:val="0D0D0D"/>
-        </w:rPr>
-        <w:t>Very small key space</w:t>
-      </w:r>
-      <w:r>
-        <w:rPr>
-          <w:rFonts w:ascii="Segoe UI" w:hAnsi="Segoe UI" w:cs="Segoe UI"/>
-          <w:color w:val="0D0D0D"/>
-        </w:rPr>
-        <w:t> – Only </w:t>
-      </w:r>
-      <w:r>
-        <w:rPr>
-          <w:rStyle w:val="Strong"/>
-          <w:rFonts w:ascii="Segoe UI" w:hAnsi="Segoe UI" w:cs="Segoe UI"/>
-          <w:color w:val="0D0D0D"/>
-        </w:rPr>
-        <w:t>26 possible keys</w:t>
-      </w:r>
-      <w:r>
-        <w:rPr>
-          <w:rFonts w:ascii="Segoe UI" w:hAnsi="Segoe UI" w:cs="Segoe UI"/>
-          <w:color w:val="0D0D0D"/>
-        </w:rPr>
-        <w:t>, so it’s easy to guess.</w:t>
-      </w:r>
-      <w:r>
-        <w:rPr>
-          <w:rFonts w:ascii="Segoe UI" w:hAnsi="Segoe UI" w:cs="Segoe UI"/>
-          <w:color w:val="0D0D0D"/>
-        </w:rPr>
-        <w:br/>
-        <w:t>2️⃣ </w:t>
-      </w:r>
-      <w:r>
-        <w:rPr>
-          <w:rStyle w:val="Strong"/>
-          <w:rFonts w:ascii="Segoe UI" w:hAnsi="Segoe UI" w:cs="Segoe UI"/>
-          <w:color w:val="0D0D0D"/>
-        </w:rPr>
-        <w:t>Same shift for all letters</w:t>
-      </w:r>
-      <w:r>
-        <w:rPr>
-          <w:rFonts w:ascii="Segoe UI" w:hAnsi="Segoe UI" w:cs="Segoe UI"/>
-          <w:color w:val="0D0D0D"/>
-        </w:rPr>
-        <w:t> – Patterns remain visible.</w:t>
-      </w:r>
-      <w:r>
-        <w:rPr>
-          <w:rFonts w:ascii="Segoe UI" w:hAnsi="Segoe UI" w:cs="Segoe UI"/>
-          <w:color w:val="0D0D0D"/>
-        </w:rPr>
-        <w:br/>
-        <w:t>3️⃣ </w:t>
-      </w:r>
-      <w:r>
-        <w:rPr>
-          <w:rStyle w:val="Strong"/>
-          <w:rFonts w:ascii="Segoe UI" w:hAnsi="Segoe UI" w:cs="Segoe UI"/>
-          <w:color w:val="0D0D0D"/>
-        </w:rPr>
-        <w:t>No security for modern use</w:t>
-      </w:r>
-      <w:r>
-        <w:rPr>
-          <w:rFonts w:ascii="Segoe UI" w:hAnsi="Segoe UI" w:cs="Segoe UI"/>
-          <w:color w:val="0D0D0D"/>
-        </w:rPr>
-        <w:t> – Too simple to protect real data.</w:t>
-      </w:r>
-    </w:p>
-    <w:p>
-      <w:pPr>
-        <w:pStyle w:val="Heading2"/>
-        <w:shd w:val="clear" w:color="auto" w:fill="FFFFFF"/>
-        <w:spacing w:before="240" w:beforeAutospacing="0" w:after="60" w:afterAutospacing="0"/>
-        <w:rPr>
-          <w:rFonts w:ascii="Segoe UI" w:hAnsi="Segoe UI" w:cs="Segoe UI"/>
-          <w:color w:val="0D0D0D"/>
-          <w:sz w:val="30"/>
-          <w:szCs w:val="30"/>
-        </w:rPr>
-      </w:pPr>
-      <w:r>
-        <w:rPr>
-          <w:rFonts w:ascii="Segoe UI Symbol" w:hAnsi="Segoe UI Symbol" w:cs="Segoe UI Symbol"/>
-          <w:color w:val="0D0D0D"/>
-          <w:sz w:val="30"/>
-          <w:szCs w:val="30"/>
-        </w:rPr>
-        <w:t>⚔️</w:t>
-      </w:r>
-      <w:r>
-        <w:rPr>
-          <w:rFonts w:ascii="Segoe UI" w:hAnsi="Segoe UI" w:cs="Segoe UI"/>
-          <w:color w:val="0D0D0D"/>
-          <w:sz w:val="30"/>
-          <w:szCs w:val="30"/>
-        </w:rPr>
-        <w:t xml:space="preserve"> How it can be attacked:</w:t>
-      </w:r>
-    </w:p>
-    <w:p>
-      <w:pPr>
-        <w:pStyle w:val="NormalWeb"/>
-        <w:shd w:val="clear" w:color="auto" w:fill="FFFFFF"/>
-        <w:spacing w:before="0" w:after="0"/>
-        <w:rPr>
-          <w:rFonts w:ascii="Segoe UI" w:hAnsi="Segoe UI" w:cs="Segoe UI"/>
-          <w:color w:val="0D0D0D"/>
-        </w:rPr>
-      </w:pPr>
-      <w:r>
-        <w:rPr>
-          <w:rFonts w:ascii="Segoe UI" w:hAnsi="Segoe UI" w:cs="Segoe UI"/>
-          <w:color w:val="0D0D0D"/>
-        </w:rPr>
-        <w:t>1️⃣ </w:t>
-      </w:r>
-      <w:r>
-        <w:rPr>
-          <w:rStyle w:val="Strong"/>
-          <w:rFonts w:ascii="Segoe UI" w:hAnsi="Segoe UI" w:cs="Segoe UI"/>
-          <w:color w:val="0D0D0D"/>
-        </w:rPr>
-        <w:t>Brute</w:t>
-      </w:r>
-      <w:r>
-        <w:rPr>
-          <w:rStyle w:val="Strong"/>
-          <w:rFonts w:ascii="Segoe UI" w:hAnsi="Segoe UI" w:cs="Segoe UI"/>
-          <w:color w:val="0D0D0D"/>
-        </w:rPr>
-        <w:noBreakHyphen/>
-        <w:t>force attack</w:t>
-      </w:r>
-      <w:r>
-        <w:rPr>
-          <w:rFonts w:ascii="Segoe UI" w:hAnsi="Segoe UI" w:cs="Segoe UI"/>
-          <w:color w:val="0D0D0D"/>
-        </w:rPr>
-        <w:br/>
-      </w:r>
-      <w:r>
-        <w:rPr>
-          <w:rFonts w:ascii="Segoe UI Symbol" w:hAnsi="Segoe UI Symbol" w:cs="Segoe UI Symbol"/>
-          <w:color w:val="0D0D0D"/>
-        </w:rPr>
-        <w:t>👉</w:t>
-      </w:r>
-      <w:r>
-        <w:rPr>
-          <w:rFonts w:ascii="Segoe UI" w:hAnsi="Segoe UI" w:cs="Segoe UI"/>
-          <w:color w:val="0D0D0D"/>
-        </w:rPr>
-        <w:t xml:space="preserve"> Try all 26 shifts; the correct plaintext appears quickly.</w:t>
-      </w:r>
-      <w:r>
-        <w:rPr>
-          <w:rFonts w:ascii="Segoe UI" w:hAnsi="Segoe UI" w:cs="Segoe UI"/>
-          <w:color w:val="0D0D0D"/>
-        </w:rPr>
-        <w:br/>
-        <w:t>2️⃣ </w:t>
-      </w:r>
-      <w:r>
-        <w:rPr>
-          <w:rStyle w:val="Strong"/>
-          <w:rFonts w:ascii="Segoe UI" w:hAnsi="Segoe UI" w:cs="Segoe UI"/>
-          <w:color w:val="0D0D0D"/>
-        </w:rPr>
-        <w:t>Frequency analysis</w:t>
-      </w:r>
-      <w:r>
-        <w:rPr>
-          <w:rFonts w:ascii="Segoe UI" w:hAnsi="Segoe UI" w:cs="Segoe UI"/>
-          <w:color w:val="0D0D0D"/>
-        </w:rPr>
-        <w:br/>
-      </w:r>
-      <w:r>
-        <w:rPr>
-          <w:rFonts w:ascii="Segoe UI Symbol" w:hAnsi="Segoe UI Symbol" w:cs="Segoe UI Symbol"/>
-          <w:color w:val="0D0D0D"/>
-        </w:rPr>
-        <w:t>👉</w:t>
-      </w:r>
-      <w:r>
-        <w:rPr>
-          <w:rFonts w:ascii="Segoe UI" w:hAnsi="Segoe UI" w:cs="Segoe UI"/>
-          <w:color w:val="0D0D0D"/>
-        </w:rPr>
-        <w:t xml:space="preserve"> Letter patterns (like E, T, A) help attackers find the shift.</w:t>
-      </w:r>
-    </w:p>
-    <w:p>
-      <w:pPr>
-        <w:pStyle w:val="Heading3"/>
-        <w:shd w:val="clear" w:color="auto" w:fill="FFFFFF"/>
-        <w:spacing w:before="0" w:beforeAutospacing="0" w:after="60" w:afterAutospacing="0"/>
-        <w:rPr>
-          <w:rFonts w:ascii="Segoe UI" w:hAnsi="Segoe UI" w:cs="Segoe UI"/>
-          <w:color w:val="0D0D0D"/>
-        </w:rPr>
-      </w:pPr>
-      <w:r>
-        <w:rPr>
-          <w:rFonts w:ascii="Segoe UI Symbol" w:hAnsi="Segoe UI Symbol" w:cs="Segoe UI Symbol"/>
-          <w:color w:val="0D0D0D"/>
-        </w:rPr>
-        <w:lastRenderedPageBreak/>
-        <w:t>✍️</w:t>
-      </w:r>
-      <w:r>
-        <w:rPr>
-          <w:rFonts w:ascii="Segoe UI" w:hAnsi="Segoe UI" w:cs="Segoe UI"/>
-          <w:color w:val="0D0D0D"/>
-        </w:rPr>
-        <w:t xml:space="preserve"> One</w:t>
-      </w:r>
-      <w:r>
-        <w:rPr>
-          <w:rFonts w:ascii="Segoe UI" w:hAnsi="Segoe UI" w:cs="Segoe UI"/>
-          <w:color w:val="0D0D0D"/>
-        </w:rPr>
-        <w:noBreakHyphen/>
-        <w:t>line Exam Answer:</w:t>
-      </w:r>
-    </w:p>
-    <w:p>
-      <w:pPr>
-        <w:pStyle w:val="NormalWeb"/>
-        <w:shd w:val="clear" w:color="auto" w:fill="FFFFFF"/>
-        <w:rPr>
-          <w:rFonts w:ascii="Segoe UI" w:hAnsi="Segoe UI" w:cs="Segoe UI"/>
-          <w:color w:val="0D0D0D"/>
-        </w:rPr>
-      </w:pPr>
-      <w:r>
-        <w:rPr>
-          <w:rFonts w:ascii="Segoe UI Symbol" w:hAnsi="Segoe UI Symbol" w:cs="Segoe UI Symbol"/>
-          <w:color w:val="0D0D0D"/>
-        </w:rPr>
-        <w:t>👉</w:t>
-      </w:r>
-      <w:r>
-        <w:rPr>
-          <w:rFonts w:ascii="Segoe UI" w:hAnsi="Segoe UI" w:cs="Segoe UI"/>
-          <w:color w:val="0D0D0D"/>
-        </w:rPr>
-        <w:t xml:space="preserve"> The Caesar cipher is weak because it has only 26 keys and can be easily broken using brute</w:t>
-      </w:r>
-      <w:r>
-        <w:rPr>
-          <w:rFonts w:ascii="Segoe UI" w:hAnsi="Segoe UI" w:cs="Segoe UI"/>
-          <w:color w:val="0D0D0D"/>
-        </w:rPr>
-        <w:noBreakHyphen/>
-        <w:t>force or frequency analysis.</w:t>
-      </w:r>
-    </w:p>
-    <w:p>
-      <w:pPr>
-        <w:pStyle w:val="NormalWeb"/>
-        <w:shd w:val="clear" w:color="auto" w:fill="FFFFFF"/>
-        <w:rPr>
-          <w:rFonts w:ascii="Segoe UI" w:hAnsi="Segoe UI" w:cs="Segoe UI"/>
-          <w:b/>
-          <w:color w:val="0D0D0D"/>
-        </w:rPr>
-      </w:pPr>
-      <w:r>
-        <w:rPr>
-          <w:b/>
-          <w:color w:val="FF0000"/>
-        </w:rPr>
-        <w:t>Explain the difference between symmetric and public key cryptosystems.</w:t>
-      </w:r>
-    </w:p>
-    <w:tbl>
-      <w:tblPr>
-        <w:tblW w:w="0" w:type="auto"/>
-        <w:tblCellSpacing w:w="15" w:type="dxa"/>
-        <w:tblCellMar>
-          <w:top w:w="15" w:type="dxa"/>
-          <w:left w:w="15" w:type="dxa"/>
-          <w:bottom w:w="15" w:type="dxa"/>
-          <w:right w:w="15" w:type="dxa"/>
-        </w:tblCellMar>
-        <w:tblLook w:val="04A0" w:firstRow="1" w:lastRow="0" w:firstColumn="1" w:lastColumn="0" w:noHBand="0" w:noVBand="1"/>
-      </w:tblPr>
-      <w:tblGrid>
-        <w:gridCol w:w="4881"/>
-        <w:gridCol w:w="4354"/>
-      </w:tblGrid>
-      <w:tr>
-        <w:trPr>
-          <w:tblHeader/>
-          <w:tblCellSpacing w:w="15" w:type="dxa"/>
-        </w:trPr>
-        <w:tc>
-          <w:tcPr>
-            <w:tcW w:w="0" w:type="auto"/>
-            <w:vAlign w:val="center"/>
-            <w:hideMark/>
-          </w:tcPr>
-          <w:p>
-            <w:pPr>
-              <w:spacing w:after="0" w:line="240" w:lineRule="auto"/>
-              <w:rPr>
-                <w:rFonts w:ascii="Times New Roman" w:eastAsia="Times New Roman" w:hAnsi="Times New Roman" w:cs="Times New Roman"/>
-                <w:b/>
-                <w:bCs/>
-                <w:sz w:val="24"/>
-                <w:szCs w:val="24"/>
-              </w:rPr>
-            </w:pPr>
-            <w:r>
-              <w:rPr>
-                <w:rFonts w:ascii="Times New Roman" w:eastAsia="Times New Roman" w:hAnsi="Times New Roman" w:cs="Times New Roman"/>
-                <w:b/>
-                <w:bCs/>
-                <w:sz w:val="24"/>
-                <w:szCs w:val="24"/>
-              </w:rPr>
-              <w:t>Symmetric Key Cryptosystem</w:t>
-            </w:r>
-          </w:p>
-        </w:tc>
-        <w:tc>
-          <w:tcPr>
-            <w:tcW w:w="0" w:type="auto"/>
-            <w:vAlign w:val="center"/>
-            <w:hideMark/>
-          </w:tcPr>
-          <w:p>
-            <w:pPr>
-              <w:spacing w:after="0" w:line="240" w:lineRule="auto"/>
-              <w:rPr>
-                <w:rFonts w:ascii="Times New Roman" w:eastAsia="Times New Roman" w:hAnsi="Times New Roman" w:cs="Times New Roman"/>
-                <w:b/>
-                <w:bCs/>
-                <w:sz w:val="24"/>
-                <w:szCs w:val="24"/>
-              </w:rPr>
-            </w:pPr>
-            <w:r>
-              <w:rPr>
-                <w:rFonts w:ascii="Times New Roman" w:eastAsia="Times New Roman" w:hAnsi="Times New Roman" w:cs="Times New Roman"/>
-                <w:b/>
-                <w:bCs/>
-                <w:sz w:val="24"/>
-                <w:szCs w:val="24"/>
-              </w:rPr>
-              <w:t xml:space="preserve">      </w:t>
-            </w:r>
-            <w:r>
-              <w:rPr>
-                <w:rFonts w:ascii="Times New Roman" w:eastAsia="Times New Roman" w:hAnsi="Times New Roman" w:cs="Times New Roman"/>
-                <w:b/>
-                <w:bCs/>
-                <w:sz w:val="24"/>
-                <w:szCs w:val="24"/>
-              </w:rPr>
-              <w:t>Public Key Cryptosystem</w:t>
-            </w:r>
-          </w:p>
-        </w:tc>
-      </w:tr>
-      <w:tr>
-        <w:trPr>
-          <w:tblCellSpacing w:w="15" w:type="dxa"/>
-        </w:trPr>
-        <w:tc>
-          <w:tcPr>
-            <w:tcW w:w="0" w:type="auto"/>
-            <w:vAlign w:val="center"/>
-            <w:hideMark/>
-          </w:tcPr>
-          <w:p>
-            <w:pPr>
-              <w:spacing w:after="0" w:line="240" w:lineRule="auto"/>
-              <w:rPr>
-                <w:rFonts w:ascii="Times New Roman" w:eastAsia="Times New Roman" w:hAnsi="Times New Roman" w:cs="Times New Roman"/>
-                <w:sz w:val="24"/>
-                <w:szCs w:val="24"/>
-              </w:rPr>
-            </w:pPr>
-            <w:r>
-              <w:rPr>
-                <w:rFonts w:ascii="Times New Roman" w:eastAsia="Times New Roman" w:hAnsi="Times New Roman" w:cs="Times New Roman"/>
-                <w:sz w:val="24"/>
-                <w:szCs w:val="24"/>
-              </w:rPr>
-              <w:t xml:space="preserve">Uses </w:t>
-            </w:r>
-            <w:r>
-              <w:rPr>
-                <w:rFonts w:ascii="Times New Roman" w:eastAsia="Times New Roman" w:hAnsi="Times New Roman" w:cs="Times New Roman"/>
-                <w:b/>
-                <w:bCs/>
-                <w:sz w:val="24"/>
-                <w:szCs w:val="24"/>
-              </w:rPr>
-              <w:t>one same key</w:t>
-            </w:r>
-            <w:r>
-              <w:rPr>
-                <w:rFonts w:ascii="Times New Roman" w:eastAsia="Times New Roman" w:hAnsi="Times New Roman" w:cs="Times New Roman"/>
-                <w:sz w:val="24"/>
-                <w:szCs w:val="24"/>
-              </w:rPr>
-              <w:t xml:space="preserve"> for encryption and decryption</w:t>
-            </w:r>
-          </w:p>
-        </w:tc>
-        <w:tc>
-          <w:tcPr>
-            <w:tcW w:w="0" w:type="auto"/>
-            <w:vAlign w:val="center"/>
-            <w:hideMark/>
-          </w:tcPr>
-          <w:p>
-            <w:pPr>
-              <w:spacing w:after="0" w:line="240" w:lineRule="auto"/>
-              <w:rPr>
-                <w:rFonts w:ascii="Times New Roman" w:eastAsia="Times New Roman" w:hAnsi="Times New Roman" w:cs="Times New Roman"/>
-                <w:sz w:val="24"/>
-                <w:szCs w:val="24"/>
-              </w:rPr>
-            </w:pPr>
-            <w:r>
-              <w:rPr>
-                <w:rFonts w:ascii="Times New Roman" w:eastAsia="Times New Roman" w:hAnsi="Times New Roman" w:cs="Times New Roman"/>
-                <w:sz w:val="24"/>
-                <w:szCs w:val="24"/>
-              </w:rPr>
-              <w:t xml:space="preserve">  </w:t>
-            </w:r>
-            <w:r>
-              <w:rPr>
-                <w:rFonts w:ascii="Times New Roman" w:eastAsia="Times New Roman" w:hAnsi="Times New Roman" w:cs="Times New Roman"/>
-                <w:sz w:val="24"/>
-                <w:szCs w:val="24"/>
-              </w:rPr>
-              <w:t xml:space="preserve">Uses </w:t>
-            </w:r>
-            <w:r>
-              <w:rPr>
-                <w:rFonts w:ascii="Times New Roman" w:eastAsia="Times New Roman" w:hAnsi="Times New Roman" w:cs="Times New Roman"/>
-                <w:b/>
-                <w:bCs/>
-                <w:sz w:val="24"/>
-                <w:szCs w:val="24"/>
-              </w:rPr>
-              <w:t>two different keys</w:t>
-            </w:r>
-            <w:r>
-              <w:rPr>
-                <w:rFonts w:ascii="Times New Roman" w:eastAsia="Times New Roman" w:hAnsi="Times New Roman" w:cs="Times New Roman"/>
-                <w:sz w:val="24"/>
-                <w:szCs w:val="24"/>
-              </w:rPr>
-              <w:t xml:space="preserve"> (public &amp; private)</w:t>
-            </w:r>
-          </w:p>
-        </w:tc>
-      </w:tr>
-      <w:tr>
-        <w:trPr>
-          <w:tblCellSpacing w:w="15" w:type="dxa"/>
-        </w:trPr>
-        <w:tc>
-          <w:tcPr>
-            <w:tcW w:w="0" w:type="auto"/>
-            <w:vAlign w:val="center"/>
-            <w:hideMark/>
-          </w:tcPr>
-          <w:p>
-            <w:pPr>
-              <w:spacing w:after="0" w:line="240" w:lineRule="auto"/>
-              <w:rPr>
-                <w:rFonts w:ascii="Times New Roman" w:eastAsia="Times New Roman" w:hAnsi="Times New Roman" w:cs="Times New Roman"/>
-                <w:sz w:val="24"/>
-                <w:szCs w:val="24"/>
-              </w:rPr>
-            </w:pPr>
-            <w:r>
-              <w:rPr>
-                <w:rFonts w:ascii="Times New Roman" w:eastAsia="Times New Roman" w:hAnsi="Times New Roman" w:cs="Times New Roman"/>
-                <w:sz w:val="24"/>
-                <w:szCs w:val="24"/>
-              </w:rPr>
-              <w:t xml:space="preserve">Key must be </w:t>
-            </w:r>
-            <w:r>
-              <w:rPr>
-                <w:rFonts w:ascii="Times New Roman" w:eastAsia="Times New Roman" w:hAnsi="Times New Roman" w:cs="Times New Roman"/>
-                <w:b/>
-                <w:bCs/>
-                <w:sz w:val="24"/>
-                <w:szCs w:val="24"/>
-              </w:rPr>
-              <w:t>shared secretly</w:t>
-            </w:r>
-          </w:p>
-        </w:tc>
-        <w:tc>
-          <w:tcPr>
-            <w:tcW w:w="0" w:type="auto"/>
-            <w:vAlign w:val="center"/>
-            <w:hideMark/>
-          </w:tcPr>
-          <w:p>
-            <w:pPr>
-              <w:spacing w:after="0" w:line="240" w:lineRule="auto"/>
-              <w:rPr>
-                <w:rFonts w:ascii="Times New Roman" w:eastAsia="Times New Roman" w:hAnsi="Times New Roman" w:cs="Times New Roman"/>
-                <w:sz w:val="24"/>
-                <w:szCs w:val="24"/>
-              </w:rPr>
-            </w:pPr>
-            <w:r>
-              <w:rPr>
-                <w:rFonts w:ascii="Times New Roman" w:eastAsia="Times New Roman" w:hAnsi="Times New Roman" w:cs="Times New Roman"/>
-                <w:sz w:val="24"/>
-                <w:szCs w:val="24"/>
-              </w:rPr>
-              <w:t xml:space="preserve">  </w:t>
-            </w:r>
-            <w:r>
-              <w:rPr>
-                <w:rFonts w:ascii="Times New Roman" w:eastAsia="Times New Roman" w:hAnsi="Times New Roman" w:cs="Times New Roman"/>
-                <w:sz w:val="24"/>
-                <w:szCs w:val="24"/>
-              </w:rPr>
-              <w:t xml:space="preserve">Public key is shared, </w:t>
-            </w:r>
-            <w:r>
-              <w:rPr>
-                <w:rFonts w:ascii="Times New Roman" w:eastAsia="Times New Roman" w:hAnsi="Times New Roman" w:cs="Times New Roman"/>
-                <w:b/>
-                <w:bCs/>
-                <w:sz w:val="24"/>
-                <w:szCs w:val="24"/>
-              </w:rPr>
-              <w:t>private key is secret</w:t>
-            </w:r>
-          </w:p>
-        </w:tc>
-      </w:tr>
-      <w:tr>
-        <w:trPr>
-          <w:tblCellSpacing w:w="15" w:type="dxa"/>
-        </w:trPr>
-        <w:tc>
-          <w:tcPr>
-            <w:tcW w:w="0" w:type="auto"/>
-            <w:vAlign w:val="center"/>
-            <w:hideMark/>
-          </w:tcPr>
-          <w:p>
-            <w:pPr>
-              <w:spacing w:after="0" w:line="240" w:lineRule="auto"/>
-              <w:rPr>
-                <w:rFonts w:ascii="Times New Roman" w:eastAsia="Times New Roman" w:hAnsi="Times New Roman" w:cs="Times New Roman"/>
-                <w:sz w:val="24"/>
-                <w:szCs w:val="24"/>
-              </w:rPr>
-            </w:pPr>
-            <w:r>
-              <w:rPr>
-                <w:rFonts w:ascii="Times New Roman" w:eastAsia="Times New Roman" w:hAnsi="Times New Roman" w:cs="Times New Roman"/>
-                <w:b/>
-                <w:bCs/>
-                <w:sz w:val="24"/>
-                <w:szCs w:val="24"/>
-              </w:rPr>
-              <w:t>Faster</w:t>
-            </w:r>
-            <w:r>
-              <w:rPr>
-                <w:rFonts w:ascii="Times New Roman" w:eastAsia="Times New Roman" w:hAnsi="Times New Roman" w:cs="Times New Roman"/>
-                <w:sz w:val="24"/>
-                <w:szCs w:val="24"/>
-              </w:rPr>
-              <w:t xml:space="preserve"> and efficient</w:t>
-            </w:r>
-          </w:p>
-        </w:tc>
-        <w:tc>
-          <w:tcPr>
-            <w:tcW w:w="0" w:type="auto"/>
-            <w:vAlign w:val="center"/>
-            <w:hideMark/>
-          </w:tcPr>
-          <w:p>
-            <w:pPr>
-              <w:spacing w:after="0" w:line="240" w:lineRule="auto"/>
-              <w:rPr>
-                <w:rFonts w:ascii="Times New Roman" w:eastAsia="Times New Roman" w:hAnsi="Times New Roman" w:cs="Times New Roman"/>
-                <w:sz w:val="24"/>
-                <w:szCs w:val="24"/>
-              </w:rPr>
-            </w:pPr>
-            <w:r>
-              <w:rPr>
-                <w:rFonts w:ascii="Times New Roman" w:eastAsia="Times New Roman" w:hAnsi="Times New Roman" w:cs="Times New Roman"/>
-                <w:b/>
-                <w:bCs/>
-                <w:sz w:val="24"/>
-                <w:szCs w:val="24"/>
-              </w:rPr>
-              <w:t xml:space="preserve">   </w:t>
-            </w:r>
-            <w:r>
-              <w:rPr>
-                <w:rFonts w:ascii="Times New Roman" w:eastAsia="Times New Roman" w:hAnsi="Times New Roman" w:cs="Times New Roman"/>
-                <w:b/>
-                <w:bCs/>
-                <w:sz w:val="24"/>
-                <w:szCs w:val="24"/>
-              </w:rPr>
-              <w:t>Slower</w:t>
-            </w:r>
-            <w:r>
-              <w:rPr>
-                <w:rFonts w:ascii="Times New Roman" w:eastAsia="Times New Roman" w:hAnsi="Times New Roman" w:cs="Times New Roman"/>
-                <w:sz w:val="24"/>
-                <w:szCs w:val="24"/>
-              </w:rPr>
-              <w:t xml:space="preserve"> than symmetric</w:t>
-            </w:r>
-          </w:p>
-        </w:tc>
-      </w:tr>
-      <w:tr>
-        <w:trPr>
-          <w:tblCellSpacing w:w="15" w:type="dxa"/>
-        </w:trPr>
-        <w:tc>
-          <w:tcPr>
-            <w:tcW w:w="0" w:type="auto"/>
-            <w:vAlign w:val="center"/>
-            <w:hideMark/>
-          </w:tcPr>
-          <w:p>
-            <w:pPr>
-              <w:spacing w:after="0" w:line="240" w:lineRule="auto"/>
-              <w:rPr>
-                <w:rFonts w:ascii="Times New Roman" w:eastAsia="Times New Roman" w:hAnsi="Times New Roman" w:cs="Times New Roman"/>
-                <w:sz w:val="24"/>
-                <w:szCs w:val="24"/>
-              </w:rPr>
-            </w:pPr>
-            <w:r>
-              <w:rPr>
-                <w:rFonts w:ascii="Times New Roman" w:eastAsia="Times New Roman" w:hAnsi="Times New Roman" w:cs="Times New Roman"/>
-                <w:sz w:val="24"/>
-                <w:szCs w:val="24"/>
-              </w:rPr>
-              <w:t xml:space="preserve">Example: </w:t>
-            </w:r>
-            <w:r>
-              <w:rPr>
-                <w:rFonts w:ascii="Times New Roman" w:eastAsia="Times New Roman" w:hAnsi="Times New Roman" w:cs="Times New Roman"/>
-                <w:b/>
-                <w:bCs/>
-                <w:sz w:val="24"/>
-                <w:szCs w:val="24"/>
-              </w:rPr>
-              <w:t>AES, DES</w:t>
-            </w:r>
-          </w:p>
-        </w:tc>
-        <w:tc>
-          <w:tcPr>
-            <w:tcW w:w="0" w:type="auto"/>
-            <w:vAlign w:val="center"/>
-            <w:hideMark/>
-          </w:tcPr>
-          <w:p>
-            <w:pPr>
-              <w:spacing w:after="0" w:line="240" w:lineRule="auto"/>
-              <w:rPr>
-                <w:rFonts w:ascii="Times New Roman" w:eastAsia="Times New Roman" w:hAnsi="Times New Roman" w:cs="Times New Roman"/>
-                <w:sz w:val="24"/>
-                <w:szCs w:val="24"/>
-              </w:rPr>
-            </w:pPr>
-            <w:r>
-              <w:rPr>
-                <w:rFonts w:ascii="Times New Roman" w:eastAsia="Times New Roman" w:hAnsi="Times New Roman" w:cs="Times New Roman"/>
-                <w:sz w:val="24"/>
-                <w:szCs w:val="24"/>
-              </w:rPr>
-              <w:t xml:space="preserve">    </w:t>
-            </w:r>
-            <w:r>
-              <w:rPr>
-                <w:rFonts w:ascii="Times New Roman" w:eastAsia="Times New Roman" w:hAnsi="Times New Roman" w:cs="Times New Roman"/>
-                <w:sz w:val="24"/>
-                <w:szCs w:val="24"/>
-              </w:rPr>
-              <w:t xml:space="preserve">Example: </w:t>
-            </w:r>
-            <w:r>
-              <w:rPr>
-                <w:rFonts w:ascii="Times New Roman" w:eastAsia="Times New Roman" w:hAnsi="Times New Roman" w:cs="Times New Roman"/>
-                <w:b/>
-                <w:bCs/>
-                <w:sz w:val="24"/>
-                <w:szCs w:val="24"/>
-              </w:rPr>
-              <w:t>RSA, ECC</w:t>
-            </w:r>
-          </w:p>
-        </w:tc>
-      </w:tr>
-    </w:tbl>
-    <w:p>
-      <w:pPr>
-        <w:pStyle w:val="NormalWeb"/>
-        <w:shd w:val="clear" w:color="auto" w:fill="FFFFFF"/>
-        <w:rPr>
-          <w:rFonts w:ascii="Segoe UI" w:hAnsi="Segoe UI" w:cs="Segoe UI"/>
-          <w:b/>
-          <w:color w:val="0D0D0D"/>
-        </w:rPr>
-      </w:pPr>
-    </w:p>
-    <w:p>
-      <w:pPr>
-        <w:pStyle w:val="NormalWeb"/>
-        <w:shd w:val="clear" w:color="auto" w:fill="FFFFFF"/>
-        <w:spacing w:before="0" w:after="0"/>
-        <w:rPr>
-          <w:b/>
-          <w:color w:val="FF0000"/>
-        </w:rPr>
-      </w:pPr>
-      <w:r>
-        <w:rPr>
-          <w:b/>
-          <w:color w:val="FF0000"/>
-        </w:rPr>
-        <w:t xml:space="preserve">Encrypt the message “welcome to </w:t>
-      </w:r>
-      <w:proofErr w:type="spellStart"/>
-      <w:r>
-        <w:rPr>
-          <w:b/>
-          <w:color w:val="FF0000"/>
-        </w:rPr>
-        <w:t>cse</w:t>
-      </w:r>
-      <w:proofErr w:type="spellEnd"/>
-      <w:r>
-        <w:rPr>
-          <w:b/>
-          <w:color w:val="FF0000"/>
-        </w:rPr>
-        <w:t xml:space="preserve"> </w:t>
-      </w:r>
-      <w:proofErr w:type="spellStart"/>
-      <w:r>
-        <w:rPr>
-          <w:b/>
-          <w:color w:val="FF0000"/>
-        </w:rPr>
-        <w:t>ju</w:t>
-      </w:r>
-      <w:proofErr w:type="spellEnd"/>
-      <w:r>
-        <w:rPr>
-          <w:b/>
-          <w:color w:val="FF0000"/>
-        </w:rPr>
-        <w:t>” using a double transposition cipher with 4 rows and 4 columns, using the row permutation (1,2,3,4) → (2,4,1,3) and the column permutation (1,2,3,4) → (3,1,2,4).</w:t>
-      </w:r>
-    </w:p>
-    <w:p>
-      <w:pPr>
-        <w:pStyle w:val="NormalWeb"/>
-        <w:shd w:val="clear" w:color="auto" w:fill="FFFFFF"/>
-        <w:spacing w:before="0" w:after="0"/>
-        <w:rPr>
-          <w:b/>
-          <w:color w:val="FF0000"/>
-          <w:u w:val="single"/>
-        </w:rPr>
-      </w:pPr>
-      <w:proofErr w:type="spellStart"/>
-      <w:r>
-        <w:rPr>
-          <w:b/>
-          <w:color w:val="FF0000"/>
-          <w:u w:val="single"/>
-        </w:rPr>
-        <w:t>Ans</w:t>
-      </w:r>
-      <w:proofErr w:type="spellEnd"/>
-      <w:r>
-        <w:rPr>
-          <w:b/>
-          <w:color w:val="FF0000"/>
-          <w:u w:val="single"/>
-        </w:rPr>
-        <w:t>:</w:t>
-      </w:r>
-      <w:r>
-        <w:rPr>
-          <w:b/>
-          <w:color w:val="FF0000"/>
-          <w:u w:val="single"/>
-        </w:rPr>
-        <w:t xml:space="preserve"> </w:t>
-      </w:r>
-      <w:r>
-        <w:rPr>
-          <w:b/>
-          <w:u w:val="single"/>
-        </w:rPr>
-        <w:t>Try.</w:t>
-      </w:r>
+      </w:pPr>
+      <w:bookmarkStart w:id="0" w:name="_GoBack"/>
+      <w:bookmarkEnd w:id="0"/>
     </w:p>
     <w:p>
       <w:pPr>
@@ -3966,8 +55,6 @@
         <w:noBreakHyphen/>
         <w:t>Time Pad (OTP) Summary</w:t>
       </w:r>
-      <w:bookmarkStart w:id="0" w:name="_GoBack"/>
-      <w:bookmarkEnd w:id="0"/>
     </w:p>
     <w:p>
       <w:pPr>
@@ -4679,7 +766,6 @@
           <w:sz w:val="24"/>
           <w:szCs w:val="24"/>
         </w:rPr>
-        <w:lastRenderedPageBreak/>
         <w:t>সব</w:t>
       </w:r>
       <w:proofErr w:type="spellEnd"/>
@@ -5767,6 +1853,7 @@
           <w:rFonts w:ascii="Segoe UI" w:hAnsi="Segoe UI" w:cs="Segoe UI"/>
           <w:color w:val="0D0D0D"/>
         </w:rPr>
+        <w:lastRenderedPageBreak/>
         <w:t>Project VENONA</w:t>
       </w:r>
       <w:r>
@@ -6784,7 +2871,6 @@
           <w:sz w:val="24"/>
           <w:szCs w:val="24"/>
         </w:rPr>
-        <w:lastRenderedPageBreak/>
         <w:t>Ruth</w:t>
       </w:r>
       <w:r>
@@ -7970,6 +4056,7 @@
           <w:rFonts w:ascii="Segoe UI Symbol" w:hAnsi="Segoe UI Symbol" w:cs="Segoe UI Symbol"/>
           <w:color w:val="0D0D0D"/>
         </w:rPr>
+        <w:lastRenderedPageBreak/>
         <w:t>🔹</w:t>
       </w:r>
       <w:r>
@@ -8602,7 +4689,6 @@
           <w:rFonts w:ascii="Segoe UI Symbol" w:hAnsi="Segoe UI Symbol" w:cs="Segoe UI Symbol"/>
           <w:color w:val="0D0D0D"/>
         </w:rPr>
-        <w:lastRenderedPageBreak/>
         <w:t>🔹</w:t>
       </w:r>
       <w:r>
@@ -9321,6 +5407,7 @@
           <w:rFonts w:ascii="Segoe UI Symbol" w:hAnsi="Segoe UI Symbol" w:cs="Segoe UI Symbol"/>
           <w:color w:val="0D0D0D"/>
         </w:rPr>
+        <w:lastRenderedPageBreak/>
         <w:t>🔹</w:t>
       </w:r>
       <w:r>
@@ -10411,7 +6498,6 @@
           <w:szCs w:val="28"/>
           <w:u w:val="single"/>
         </w:rPr>
-        <w:lastRenderedPageBreak/>
         <w:t>Post-WWII History , Claude Shannon , Taxonomy of Cryptography and Taxonomy of Cryptanalysis</w:t>
       </w:r>
       <w:r>
